--- a/Magpie-VMO2-GitLab-deployment-guide.docx
+++ b/Magpie-VMO2-GitLab-deployment-guide.docx
@@ -1461,7 +1461,7 @@
         <w:pStyle w:val="FirstParagraph"/>
       </w:pPr>
       <w:r>
-        <w:t xml:space="preserve">Roughly 50 MB of source, of which 24 MB is</w:t>
+        <w:t xml:space="preserve">About 55 MB zipped, 890 files. Half of it is material rather than code: 24 MB</w:t>
       </w:r>
       <w:r>
         <w:t xml:space="preserve"> </w:t>
@@ -1476,7 +1476,7 @@
         <w:t xml:space="preserve"> </w:t>
       </w:r>
       <w:r>
-        <w:t xml:space="preserve">and 24 MB is</w:t>
+        <w:t xml:space="preserve">and 24 MB</w:t>
       </w:r>
       <w:r>
         <w:t xml:space="preserve"> </w:t>

--- a/Magpie-VMO2-GitLab-deployment-guide.docx
+++ b/Magpie-VMO2-GitLab-deployment-guide.docx
@@ -28,7 +28,7 @@
         </w:p>
       </w:sdtContent>
     </w:sdt>
-    <w:bookmarkStart w:id="38" w:name="X4ba981f863484a2d71c4b4356a1843fca903540"/>
+    <w:bookmarkStart w:id="39" w:name="X4ba981f863484a2d71c4b4356a1843fca903540"/>
     <w:p>
       <w:pPr>
         <w:pStyle w:val="Heading1"/>
@@ -558,6 +558,131 @@
           </w:p>
         </w:tc>
       </w:tr>
+      <w:tr>
+        <w:tc>
+          <w:tcPr/>
+          <w:p>
+            <w:pPr>
+              <w:pStyle w:val="Compact"/>
+            </w:pPr>
+            <w:r>
+              <w:rPr>
+                <w:b/>
+                <w:bCs/>
+              </w:rPr>
+              <w:t xml:space="preserve">May we enable Anthropic models in Vertex AI Model Garden?</w:t>
+            </w:r>
+          </w:p>
+        </w:tc>
+        <w:tc>
+          <w:tcPr/>
+          <w:p>
+            <w:pPr>
+              <w:pStyle w:val="Compact"/>
+            </w:pPr>
+            <w:r>
+              <w:t xml:space="preserve">It is how the interview model runs without a third-party API key</w:t>
+            </w:r>
+          </w:p>
+        </w:tc>
+        <w:tc>
+          <w:tcPr/>
+          <w:p>
+            <w:pPr>
+              <w:pStyle w:val="Compact"/>
+            </w:pPr>
+            <w:r>
+              <w:t xml:space="preserve">Stay on the direct Anthropic API, which needs a commercial agreement and egress to</w:t>
+            </w:r>
+            <w:r>
+              <w:t xml:space="preserve"> </w:t>
+            </w:r>
+            <w:r>
+              <w:rPr>
+                <w:rStyle w:val="VerbatimChar"/>
+              </w:rPr>
+              <w:t xml:space="preserve">api.anthropic.com</w:t>
+            </w:r>
+          </w:p>
+        </w:tc>
+      </w:tr>
+      <w:tr>
+        <w:tc>
+          <w:tcPr/>
+          <w:p>
+            <w:pPr>
+              <w:pStyle w:val="Compact"/>
+            </w:pPr>
+            <w:r>
+              <w:rPr>
+                <w:b/>
+                <w:bCs/>
+              </w:rPr>
+              <w:t xml:space="preserve">Is</w:t>
+            </w:r>
+            <w:r>
+              <w:rPr>
+                <w:b/>
+                <w:bCs/>
+              </w:rPr>
+              <w:t xml:space="preserve"> </w:t>
+            </w:r>
+            <w:r>
+              <w:rPr>
+                <w:rStyle w:val="VerbatimChar"/>
+                <w:b/>
+                <w:bCs/>
+              </w:rPr>
+              <w:t xml:space="preserve">europe-west1</w:t>
+            </w:r>
+            <w:r>
+              <w:rPr>
+                <w:b/>
+                <w:bCs/>
+              </w:rPr>
+              <w:t xml:space="preserve"> </w:t>
+            </w:r>
+            <w:r>
+              <w:rPr>
+                <w:b/>
+                <w:bCs/>
+              </w:rPr>
+              <w:t xml:space="preserve">acceptable for interview content?</w:t>
+            </w:r>
+          </w:p>
+        </w:tc>
+        <w:tc>
+          <w:tcPr/>
+          <w:p>
+            <w:pPr>
+              <w:pStyle w:val="Compact"/>
+            </w:pPr>
+            <w:r>
+              <w:rPr>
+                <w:rStyle w:val="VerbatimChar"/>
+              </w:rPr>
+              <w:t xml:space="preserve">europe-west2</w:t>
+            </w:r>
+            <w:r>
+              <w:t xml:space="preserve"> </w:t>
+            </w:r>
+            <w:r>
+              <w:t xml:space="preserve">serves no Anthropic model, so Claude on Vertex means EU rather than UK</w:t>
+            </w:r>
+          </w:p>
+        </w:tc>
+        <w:tc>
+          <w:tcPr/>
+          <w:p>
+            <w:pPr>
+              <w:pStyle w:val="Compact"/>
+            </w:pPr>
+            <w:r>
+              <w:t xml:space="preserve">Either accept EU, or stay on the direct API — which is neither UK nor inside GCP, so it is not the safer option it sounds like</w:t>
+            </w:r>
+          </w:p>
+        </w:tc>
+      </w:tr>
     </w:tbl>
     <w:p>
       <w:pPr>
@@ -586,13 +711,25 @@
         <w:t xml:space="preserve"> </w:t>
       </w:r>
       <w:r>
-        <w:t xml:space="preserve">The model key must be VMO2’s, not yours. A</w:t>
-      </w:r>
-      <w:r>
-        <w:t xml:space="preserve"> </w:t>
-      </w:r>
-      <w:r>
-        <w:t xml:space="preserve">pilot running on a personal key is a conversation you do not want to have later.</w:t>
+        <w:t xml:space="preserve">On the direct API the key must be VMO2’s, not</w:t>
+      </w:r>
+      <w:r>
+        <w:t xml:space="preserve"> </w:t>
+      </w:r>
+      <w:r>
+        <w:t xml:space="preserve">yours — a pilot running on a personal key is a conversation you do not want to</w:t>
+      </w:r>
+      <w:r>
+        <w:t xml:space="preserve"> </w:t>
+      </w:r>
+      <w:r>
+        <w:t xml:space="preserve">have later. On Vertex the question disappears: there is no key, and the spend is</w:t>
+      </w:r>
+      <w:r>
+        <w:t xml:space="preserve"> </w:t>
+      </w:r>
+      <w:r>
+        <w:t xml:space="preserve">on the GCP invoice. See §11.1.</w:t>
       </w:r>
     </w:p>
     <w:p>
@@ -846,6 +983,35 @@
         <w:t xml:space="preserve">the single most likely way to leak a credential in this whole exercise.</w:t>
       </w:r>
     </w:p>
+    <w:p>
+      <w:pPr>
+        <w:pStyle w:val="BodyText"/>
+      </w:pPr>
+      <w:r>
+        <w:t xml:space="preserve">A</w:t>
+      </w:r>
+      <w:r>
+        <w:t xml:space="preserve"> </w:t>
+      </w:r>
+      <w:r>
+        <w:rPr>
+          <w:rStyle w:val="VerbatimChar"/>
+        </w:rPr>
+        <w:t xml:space="preserve">git bundle</w:t>
+      </w:r>
+      <w:r>
+        <w:t xml:space="preserve"> </w:t>
+      </w:r>
+      <w:r>
+        <w:t xml:space="preserve">excludes all four by construction, because git never tracked them.</w:t>
+      </w:r>
+      <w:r>
+        <w:t xml:space="preserve"> </w:t>
+      </w:r>
+      <w:r>
+        <w:t xml:space="preserve">That is the argument for the command below over anything that copies a folder.</w:t>
+      </w:r>
+    </w:p>
     <w:bookmarkEnd w:id="10"/>
     <w:bookmarkStart w:id="11" w:name="the-command"/>
     <w:p>
@@ -876,9 +1042,6 @@
         <w:br/>
       </w:r>
       <w:r>
-        <w:br/>
-      </w:r>
-      <w:r>
         <w:rPr>
           <w:rStyle w:val="FunctionTok"/>
         </w:rPr>
@@ -888,55 +1051,13 @@
         <w:rPr>
           <w:rStyle w:val="NormalTok"/>
         </w:rPr>
-        <w:t xml:space="preserve"> archive </w:t>
+        <w:t xml:space="preserve"> bundle create ~/magpie-handover.bundle </w:t>
       </w:r>
       <w:r>
         <w:rPr>
           <w:rStyle w:val="AttributeTok"/>
         </w:rPr>
-        <w:t xml:space="preserve">--format</w:t>
-      </w:r>
-      <w:r>
-        <w:rPr>
-          <w:rStyle w:val="OperatorTok"/>
-        </w:rPr>
-        <w:t xml:space="preserve">=</w:t>
-      </w:r>
-      <w:r>
-        <w:rPr>
-          <w:rStyle w:val="NormalTok"/>
-        </w:rPr>
-        <w:t xml:space="preserve">zip </w:t>
-      </w:r>
-      <w:r>
-        <w:rPr>
-          <w:rStyle w:val="AttributeTok"/>
-        </w:rPr>
-        <w:t xml:space="preserve">--prefix</w:t>
-      </w:r>
-      <w:r>
-        <w:rPr>
-          <w:rStyle w:val="OperatorTok"/>
-        </w:rPr>
-        <w:t xml:space="preserve">=</w:t>
-      </w:r>
-      <w:r>
-        <w:rPr>
-          <w:rStyle w:val="NormalTok"/>
-        </w:rPr>
-        <w:t xml:space="preserve">magpie/ </w:t>
-      </w:r>
-      <w:r>
-        <w:rPr>
-          <w:rStyle w:val="AttributeTok"/>
-        </w:rPr>
-        <w:t xml:space="preserve">-o</w:t>
-      </w:r>
-      <w:r>
-        <w:rPr>
-          <w:rStyle w:val="NormalTok"/>
-        </w:rPr>
-        <w:t xml:space="preserve"> ~/magpie-source.zip HEAD</w:t>
+        <w:t xml:space="preserve">--all</w:t>
       </w:r>
     </w:p>
     <w:p>
@@ -944,351 +1065,198 @@
         <w:pStyle w:val="FirstParagraph"/>
       </w:pPr>
       <w:r>
-        <w:rPr>
-          <w:rStyle w:val="VerbatimChar"/>
-        </w:rPr>
-        <w:t xml:space="preserve">git archive</w:t>
-      </w:r>
-      <w:r>
-        <w:t xml:space="preserve"> </w:t>
-      </w:r>
-      <w:r>
-        <w:t xml:space="preserve">takes only what git tracks, so every ignored file —</w:t>
-      </w:r>
-      <w:r>
-        <w:t xml:space="preserve"> </w:t>
-      </w:r>
-      <w:r>
-        <w:rPr>
-          <w:rStyle w:val="VerbatimChar"/>
-        </w:rPr>
-        <w:t xml:space="preserve">.env</w:t>
-      </w:r>
-      <w:r>
-        <w:t xml:space="preserve">,</w:t>
-      </w:r>
-      <w:r>
-        <w:t xml:space="preserve"> </w:t>
-      </w:r>
-      <w:r>
-        <w:rPr>
-          <w:rStyle w:val="VerbatimChar"/>
-        </w:rPr>
-        <w:t xml:space="preserve">node_modules</w:t>
-      </w:r>
-      <w:r>
-        <w:t xml:space="preserve">,</w:t>
-      </w:r>
-      <w:r>
-        <w:t xml:space="preserve"> </w:t>
-      </w:r>
-      <w:r>
-        <w:rPr>
-          <w:rStyle w:val="VerbatimChar"/>
-        </w:rPr>
-        <w:t xml:space="preserve">.next</w:t>
-      </w:r>
-      <w:r>
-        <w:t xml:space="preserve">, the env files, Terraform’s working directory — is</w:t>
-      </w:r>
-      <w:r>
-        <w:t xml:space="preserve"> </w:t>
-      </w:r>
-      <w:r>
-        <w:t xml:space="preserve">excluded by construction rather than by you remembering. That is why it is the</w:t>
-      </w:r>
-      <w:r>
-        <w:t xml:space="preserve"> </w:t>
-      </w:r>
-      <w:r>
-        <w:t xml:space="preserve">right tool here.</w:t>
+        <w:t xml:space="preserve">One file, about 34 MB, containing the full history and nothing else.</w:t>
+      </w:r>
+    </w:p>
+    <w:bookmarkEnd w:id="11"/>
+    <w:bookmarkStart w:id="12" w:name="why-a-bundle-and-not-a-zip"/>
+    <w:p>
+      <w:pPr>
+        <w:pStyle w:val="Heading3"/>
+      </w:pPr>
+      <w:r>
+        <w:t xml:space="preserve">Why a bundle and not a zip</w:t>
       </w:r>
     </w:p>
     <w:p>
       <w:pPr>
-        <w:pStyle w:val="BodyText"/>
-      </w:pPr>
-      <w:r>
-        <w:rPr>
+        <w:pStyle w:val="FirstParagraph"/>
+      </w:pPr>
+      <w:r>
+        <w:t xml:space="preserve">The obvious move is to zip the folder, and it is the wrong one:</w:t>
+      </w:r>
+      <w:r>
+        <w:t xml:space="preserve"> </w:t>
+      </w:r>
+      <w:r>
+        <w:rPr>
+          <w:rStyle w:val="VerbatimChar"/>
           <w:b/>
           <w:bCs/>
         </w:rPr>
-        <w:t xml:space="preserve">Commit anything you want to carry before running it.</w:t>
-      </w:r>
-      <w:r>
+        <w:t xml:space="preserve">zip -r</w:t>
+      </w:r>
+      <w:r>
+        <w:rPr>
+          <w:b/>
+          <w:bCs/>
+        </w:rPr>
+        <w:t xml:space="preserve"> </w:t>
+      </w:r>
+      <w:r>
+        <w:rPr>
+          <w:b/>
+          <w:bCs/>
+        </w:rPr>
+        <w:t xml:space="preserve">ignores</w:t>
+      </w:r>
+      <w:r>
+        <w:rPr>
+          <w:b/>
+          <w:bCs/>
+        </w:rPr>
         <w:t xml:space="preserve"> </w:t>
       </w:r>
       <w:r>
         <w:rPr>
           <w:rStyle w:val="VerbatimChar"/>
-        </w:rPr>
-        <w:t xml:space="preserve">git archive HEAD</w:t>
-      </w:r>
-      <w:r>
-        <w:t xml:space="preserve"> </w:t>
-      </w:r>
-      <w:r>
-        <w:t xml:space="preserve">exports the last commit, not your working tree.</w:t>
-      </w:r>
-    </w:p>
-    <w:bookmarkEnd w:id="11"/>
-    <w:bookmarkStart w:id="12" w:name="if-you-want-the-history-too"/>
-    <w:p>
-      <w:pPr>
-        <w:pStyle w:val="Heading3"/>
-      </w:pPr>
-      <w:r>
-        <w:t xml:space="preserve">If you want the history too</w:t>
+          <w:b/>
+          <w:bCs/>
+        </w:rPr>
+        <w:t xml:space="preserve">.gitignore</w:t>
+      </w:r>
+      <w:r>
+        <w:rPr>
+          <w:b/>
+          <w:bCs/>
+        </w:rPr>
+        <w:t xml:space="preserve"> </w:t>
+      </w:r>
+      <w:r>
+        <w:rPr>
+          <w:b/>
+          <w:bCs/>
+        </w:rPr>
+        <w:t xml:space="preserve">entirely.</w:t>
+      </w:r>
+      <w:r>
+        <w:t xml:space="preserve"> </w:t>
+      </w:r>
+      <w:r>
+        <w:t xml:space="preserve">Doing it that way here produced a 140 MB archive carrying</w:t>
+      </w:r>
+      <w:r>
+        <w:t xml:space="preserve"> </w:t>
+      </w:r>
+      <w:r>
+        <w:t xml:space="preserve">115 MB of OpenTofu provider binaries from</w:t>
+      </w:r>
+      <w:r>
+        <w:t xml:space="preserve"> </w:t>
+      </w:r>
+      <w:r>
+        <w:rPr>
+          <w:rStyle w:val="VerbatimChar"/>
+        </w:rPr>
+        <w:t xml:space="preserve">infra/terraform/bootstrap/.terraform/</w:t>
+      </w:r>
+      <w:r>
+        <w:t xml:space="preserve"> </w:t>
+      </w:r>
+      <w:r>
+        <w:t xml:space="preserve">and a 23 MB copy of the design system — because the exclusion list covered the</w:t>
+      </w:r>
+      <w:r>
+        <w:t xml:space="preserve"> </w:t>
+      </w:r>
+      <w:r>
+        <w:t xml:space="preserve">top-level</w:t>
+      </w:r>
+      <w:r>
+        <w:t xml:space="preserve"> </w:t>
+      </w:r>
+      <w:r>
+        <w:rPr>
+          <w:rStyle w:val="VerbatimChar"/>
+        </w:rPr>
+        <w:t xml:space="preserve">.terraform</w:t>
+      </w:r>
+      <w:r>
+        <w:t xml:space="preserve"> </w:t>
+      </w:r>
+      <w:r>
+        <w:t xml:space="preserve">and not the one in</w:t>
+      </w:r>
+      <w:r>
+        <w:t xml:space="preserve"> </w:t>
+      </w:r>
+      <w:r>
+        <w:rPr>
+          <w:rStyle w:val="VerbatimChar"/>
+        </w:rPr>
+        <w:t xml:space="preserve">bootstrap/</w:t>
+      </w:r>
+      <w:r>
+        <w:t xml:space="preserve">.</w:t>
       </w:r>
     </w:p>
     <w:p>
       <w:pPr>
-        <w:pStyle w:val="FirstParagraph"/>
-      </w:pPr>
-      <w:r>
-        <w:t xml:space="preserve">The commit history is not required —</w:t>
-      </w:r>
-      <w:r>
-        <w:t xml:space="preserve"> </w:t>
-      </w:r>
-      <w:r>
-        <w:rPr>
-          <w:rStyle w:val="VerbatimChar"/>
-        </w:rPr>
-        <w:t xml:space="preserve">DECISIONS.md</w:t>
-      </w:r>
-      <w:r>
-        <w:t xml:space="preserve"> </w:t>
-      </w:r>
-      <w:r>
-        <w:t xml:space="preserve">and</w:t>
-      </w:r>
-      <w:r>
-        <w:t xml:space="preserve"> </w:t>
-      </w:r>
-      <w:r>
-        <w:rPr>
-          <w:rStyle w:val="VerbatimChar"/>
-        </w:rPr>
-        <w:t xml:space="preserve">STATUS.md</w:t>
-      </w:r>
-      <w:r>
-        <w:t xml:space="preserve"> </w:t>
-      </w:r>
-      <w:r>
-        <w:t xml:space="preserve">carry the</w:t>
-      </w:r>
-      <w:r>
-        <w:t xml:space="preserve"> </w:t>
-      </w:r>
-      <w:r>
-        <w:t xml:space="preserve">reasoning in-tree — but it is useful provenance, and it is only about 48 MB:</w:t>
+        <w:pStyle w:val="BodyText"/>
+      </w:pPr>
+      <w:r>
+        <w:t xml:space="preserve">Nothing secret escaped that time. But a zip is only as safe as the exclusion list,</w:t>
+      </w:r>
+      <w:r>
+        <w:t xml:space="preserve"> </w:t>
+      </w:r>
+      <w:r>
+        <w:t xml:space="preserve">and an exclusion list is a thing you can forget an entry in. A bundle contains</w:t>
+      </w:r>
+      <w:r>
+        <w:t xml:space="preserve"> </w:t>
+      </w:r>
+      <w:r>
+        <w:t xml:space="preserve">committed objects and nothing else, so every ignored file is excluded by</w:t>
+      </w:r>
+      <w:r>
+        <w:t xml:space="preserve"> </w:t>
+      </w:r>
+      <w:r>
+        <w:t xml:space="preserve">construction rather than by anyone remembering.</w:t>
       </w:r>
     </w:p>
     <w:p>
       <w:pPr>
-        <w:pStyle w:val="SourceCode"/>
-      </w:pPr>
-      <w:r>
-        <w:rPr>
-          <w:rStyle w:val="BuiltInTok"/>
-        </w:rPr>
-        <w:t xml:space="preserve">cd</w:t>
-      </w:r>
-      <w:r>
-        <w:rPr>
-          <w:rStyle w:val="NormalTok"/>
-        </w:rPr>
-        <w:t xml:space="preserve"> ~/Desktop/studio</w:t>
-      </w:r>
-      <w:r>
-        <w:br/>
-      </w:r>
-      <w:r>
-        <w:rPr>
-          <w:rStyle w:val="FunctionTok"/>
-        </w:rPr>
-        <w:t xml:space="preserve">zip</w:t>
-      </w:r>
-      <w:r>
-        <w:rPr>
-          <w:rStyle w:val="NormalTok"/>
-        </w:rPr>
-        <w:t xml:space="preserve"> </w:t>
-      </w:r>
-      <w:r>
-        <w:rPr>
-          <w:rStyle w:val="AttributeTok"/>
-        </w:rPr>
-        <w:t xml:space="preserve">-r</w:t>
-      </w:r>
-      <w:r>
-        <w:rPr>
-          <w:rStyle w:val="NormalTok"/>
-        </w:rPr>
-        <w:t xml:space="preserve"> ~/magpie-with-history.zip reddy </w:t>
-      </w:r>
-      <w:r>
-        <w:rPr>
-          <w:rStyle w:val="DataTypeTok"/>
-        </w:rPr>
-        <w:t xml:space="preserve">\</w:t>
-      </w:r>
-      <w:r>
-        <w:br/>
-      </w:r>
-      <w:r>
-        <w:rPr>
-          <w:rStyle w:val="NormalTok"/>
-        </w:rPr>
-        <w:t xml:space="preserve">  </w:t>
-      </w:r>
-      <w:r>
-        <w:rPr>
-          <w:rStyle w:val="AttributeTok"/>
-        </w:rPr>
-        <w:t xml:space="preserve">-x</w:t>
-      </w:r>
-      <w:r>
-        <w:rPr>
-          <w:rStyle w:val="NormalTok"/>
-        </w:rPr>
-        <w:t xml:space="preserve"> </w:t>
-      </w:r>
-      <w:r>
-        <w:rPr>
-          <w:rStyle w:val="StringTok"/>
-        </w:rPr>
-        <w:t xml:space="preserve">"reddy/node_modules/*"</w:t>
-      </w:r>
-      <w:r>
-        <w:rPr>
-          <w:rStyle w:val="NormalTok"/>
-        </w:rPr>
-        <w:t xml:space="preserve"> </w:t>
-      </w:r>
-      <w:r>
-        <w:rPr>
-          <w:rStyle w:val="StringTok"/>
-        </w:rPr>
-        <w:t xml:space="preserve">"reddy/.next/*"</w:t>
-      </w:r>
-      <w:r>
-        <w:rPr>
-          <w:rStyle w:val="NormalTok"/>
-        </w:rPr>
-        <w:t xml:space="preserve"> </w:t>
-      </w:r>
-      <w:r>
-        <w:rPr>
-          <w:rStyle w:val="StringTok"/>
-        </w:rPr>
-        <w:t xml:space="preserve">"reddy/.next-e2e/*"</w:t>
-      </w:r>
-      <w:r>
-        <w:rPr>
-          <w:rStyle w:val="NormalTok"/>
-        </w:rPr>
-        <w:t xml:space="preserve"> </w:t>
-      </w:r>
-      <w:r>
-        <w:rPr>
-          <w:rStyle w:val="DataTypeTok"/>
-        </w:rPr>
-        <w:t xml:space="preserve">\</w:t>
-      </w:r>
-      <w:r>
-        <w:br/>
-      </w:r>
-      <w:r>
-        <w:rPr>
-          <w:rStyle w:val="NormalTok"/>
-        </w:rPr>
-        <w:t xml:space="preserve">     </w:t>
-      </w:r>
-      <w:r>
-        <w:rPr>
-          <w:rStyle w:val="StringTok"/>
-        </w:rPr>
-        <w:t xml:space="preserve">"reddy/infra/terraform/.terraform/*"</w:t>
-      </w:r>
-      <w:r>
-        <w:rPr>
-          <w:rStyle w:val="NormalTok"/>
-        </w:rPr>
-        <w:t xml:space="preserve"> </w:t>
-      </w:r>
-      <w:r>
-        <w:rPr>
-          <w:rStyle w:val="StringTok"/>
-        </w:rPr>
-        <w:t xml:space="preserve">"reddy/.env"</w:t>
-      </w:r>
-      <w:r>
-        <w:rPr>
-          <w:rStyle w:val="NormalTok"/>
-        </w:rPr>
-        <w:t xml:space="preserve"> </w:t>
-      </w:r>
-      <w:r>
-        <w:rPr>
-          <w:rStyle w:val="DataTypeTok"/>
-        </w:rPr>
-        <w:t xml:space="preserve">\</w:t>
-      </w:r>
-      <w:r>
-        <w:br/>
-      </w:r>
-      <w:r>
-        <w:rPr>
-          <w:rStyle w:val="NormalTok"/>
-        </w:rPr>
-        <w:t xml:space="preserve">     </w:t>
-      </w:r>
-      <w:r>
-        <w:rPr>
-          <w:rStyle w:val="StringTok"/>
-        </w:rPr>
-        <w:t xml:space="preserve">"reddy/infra/terraform/envs/univelcity.*"</w:t>
-      </w:r>
-      <w:r>
-        <w:rPr>
-          <w:rStyle w:val="NormalTok"/>
-        </w:rPr>
-        <w:t xml:space="preserve"> </w:t>
-      </w:r>
-      <w:r>
-        <w:rPr>
-          <w:rStyle w:val="DataTypeTok"/>
-        </w:rPr>
-        <w:t xml:space="preserve">\</w:t>
-      </w:r>
-      <w:r>
-        <w:br/>
-      </w:r>
-      <w:r>
-        <w:rPr>
-          <w:rStyle w:val="NormalTok"/>
-        </w:rPr>
-        <w:t xml:space="preserve">     </w:t>
-      </w:r>
-      <w:r>
-        <w:rPr>
-          <w:rStyle w:val="StringTok"/>
-        </w:rPr>
-        <w:t xml:space="preserve">"reddy/test-results/*"</w:t>
-      </w:r>
-      <w:r>
-        <w:rPr>
-          <w:rStyle w:val="NormalTok"/>
-        </w:rPr>
-        <w:t xml:space="preserve"> </w:t>
-      </w:r>
-      <w:r>
-        <w:rPr>
-          <w:rStyle w:val="StringTok"/>
-        </w:rPr>
-        <w:t xml:space="preserve">"reddy/playwright-report/*"</w:t>
+        <w:pStyle w:val="BodyText"/>
+      </w:pPr>
+      <w:r>
+        <w:rPr>
+          <w:rStyle w:val="VerbatimChar"/>
+        </w:rPr>
+        <w:t xml:space="preserve">git archive --format=zip HEAD</w:t>
+      </w:r>
+      <w:r>
+        <w:t xml:space="preserve"> </w:t>
+      </w:r>
+      <w:r>
+        <w:t xml:space="preserve">is the same idea without the history, if you would</w:t>
+      </w:r>
+      <w:r>
+        <w:t xml:space="preserve"> </w:t>
+      </w:r>
+      <w:r>
+        <w:t xml:space="preserve">rather not carry commits across.</w:t>
+      </w:r>
+    </w:p>
+    <w:bookmarkEnd w:id="12"/>
+    <w:bookmarkStart w:id="13" w:name="verify-it-before-it-leaves-the-machine"/>
+    <w:p>
+      <w:pPr>
+        <w:pStyle w:val="Heading3"/>
+      </w:pPr>
+      <w:r>
+        <w:t xml:space="preserve">Verify it before it leaves the machine</w:t>
       </w:r>
     </w:p>
     <w:p>
@@ -1296,11 +1264,7 @@
         <w:pStyle w:val="FirstParagraph"/>
       </w:pPr>
       <w:r>
-        <w:rPr>
-          <w:b/>
-          <w:bCs/>
-        </w:rPr>
-        <w:t xml:space="preserve">Check it before it leaves the machine:</w:t>
+        <w:t xml:space="preserve">Do not skip this. Clone it somewhere clean and build it exactly as the far end will:</w:t>
       </w:r>
     </w:p>
     <w:p>
@@ -1311,25 +1275,88 @@
         <w:rPr>
           <w:rStyle w:val="FunctionTok"/>
         </w:rPr>
-        <w:t xml:space="preserve">unzip</w:t>
+        <w:t xml:space="preserve">git</w:t>
       </w:r>
       <w:r>
         <w:rPr>
           <w:rStyle w:val="NormalTok"/>
         </w:rPr>
+        <w:t xml:space="preserve"> clone ~/magpie-handover.bundle /tmp/check </w:t>
+      </w:r>
+      <w:r>
+        <w:rPr>
+          <w:rStyle w:val="KeywordTok"/>
+        </w:rPr>
+        <w:t xml:space="preserve">&amp;&amp;</w:t>
+      </w:r>
+      <w:r>
+        <w:rPr>
+          <w:rStyle w:val="NormalTok"/>
+        </w:rPr>
+        <w:t xml:space="preserve"> </w:t>
+      </w:r>
+      <w:r>
+        <w:rPr>
+          <w:rStyle w:val="BuiltInTok"/>
+        </w:rPr>
+        <w:t xml:space="preserve">cd</w:t>
+      </w:r>
+      <w:r>
+        <w:rPr>
+          <w:rStyle w:val="NormalTok"/>
+        </w:rPr>
+        <w:t xml:space="preserve"> /tmp/check</w:t>
+      </w:r>
+      <w:r>
+        <w:br/>
+      </w:r>
+      <w:r>
+        <w:rPr>
+          <w:rStyle w:val="FunctionTok"/>
+        </w:rPr>
+        <w:t xml:space="preserve">git</w:t>
+      </w:r>
+      <w:r>
+        <w:rPr>
+          <w:rStyle w:val="NormalTok"/>
+        </w:rPr>
+        <w:t xml:space="preserve"> bundle verify ~/magpie-handover.bundle      </w:t>
+      </w:r>
+      <w:r>
+        <w:rPr>
+          <w:rStyle w:val="CommentTok"/>
+        </w:rPr>
+        <w:t xml:space="preserve"># "records a complete history"</w:t>
+      </w:r>
+      <w:r>
+        <w:br/>
+      </w:r>
+      <w:r>
+        <w:br/>
+      </w:r>
+      <w:r>
+        <w:rPr>
+          <w:rStyle w:val="FunctionTok"/>
+        </w:rPr>
+        <w:t xml:space="preserve">ls</w:t>
+      </w:r>
+      <w:r>
+        <w:rPr>
+          <w:rStyle w:val="NormalTok"/>
+        </w:rPr>
         <w:t xml:space="preserve"> </w:t>
       </w:r>
       <w:r>
         <w:rPr>
           <w:rStyle w:val="AttributeTok"/>
         </w:rPr>
-        <w:t xml:space="preserve">-l</w:t>
+        <w:t xml:space="preserve">-a</w:t>
       </w:r>
       <w:r>
         <w:rPr>
           <w:rStyle w:val="NormalTok"/>
         </w:rPr>
-        <w:t xml:space="preserve"> ~/magpie-with-history.zip </w:t>
+        <w:t xml:space="preserve"> </w:t>
       </w:r>
       <w:r>
         <w:rPr>
@@ -1371,7 +1398,7 @@
         <w:rPr>
           <w:rStyle w:val="StringTok"/>
         </w:rPr>
-        <w:t xml:space="preserve">"\.env$|univelcity"</w:t>
+        <w:t xml:space="preserve">"^\.env$"</w:t>
       </w:r>
       <w:r>
         <w:rPr>
@@ -1407,19 +1434,52 @@
         <w:rPr>
           <w:rStyle w:val="StringTok"/>
         </w:rPr>
-        <w:t xml:space="preserve">"STOP — secrets in the archive"</w:t>
+        <w:t xml:space="preserve">"STOP — .env is in the archive"</w:t>
+      </w:r>
+      <w:r>
+        <w:br/>
+      </w:r>
+      <w:r>
+        <w:rPr>
+          <w:rStyle w:val="FunctionTok"/>
+        </w:rPr>
+        <w:t xml:space="preserve">ls</w:t>
       </w:r>
       <w:r>
         <w:rPr>
           <w:rStyle w:val="NormalTok"/>
         </w:rPr>
-        <w:t xml:space="preserve"> </w:t>
+        <w:t xml:space="preserve"> infra/terraform/envs/                        </w:t>
+      </w:r>
+      <w:r>
+        <w:rPr>
+          <w:rStyle w:val="CommentTok"/>
+        </w:rPr>
+        <w:t xml:space="preserve"># only example.* should be here</w:t>
+      </w:r>
+      <w:r>
+        <w:br/>
+      </w:r>
+      <w:r>
+        <w:br/>
+      </w:r>
+      <w:r>
+        <w:rPr>
+          <w:rStyle w:val="ExtensionTok"/>
+        </w:rPr>
+        <w:t xml:space="preserve">npm</w:t>
+      </w:r>
+      <w:r>
+        <w:rPr>
+          <w:rStyle w:val="NormalTok"/>
+        </w:rPr>
+        <w:t xml:space="preserve"> ci </w:t>
       </w:r>
       <w:r>
         <w:rPr>
           <w:rStyle w:val="KeywordTok"/>
         </w:rPr>
-        <w:t xml:space="preserve">||</w:t>
+        <w:t xml:space="preserve">&amp;&amp;</w:t>
       </w:r>
       <w:r>
         <w:rPr>
@@ -1429,31 +1489,78 @@
       </w:r>
       <w:r>
         <w:rPr>
-          <w:rStyle w:val="BuiltInTok"/>
-        </w:rPr>
-        <w:t xml:space="preserve">echo</w:t>
+          <w:rStyle w:val="ExtensionTok"/>
+        </w:rPr>
+        <w:t xml:space="preserve">npm</w:t>
       </w:r>
       <w:r>
         <w:rPr>
           <w:rStyle w:val="NormalTok"/>
         </w:rPr>
-        <w:t xml:space="preserve"> </w:t>
-      </w:r>
-      <w:r>
-        <w:rPr>
-          <w:rStyle w:val="StringTok"/>
-        </w:rPr>
-        <w:t xml:space="preserve">"clean"</w:t>
-      </w:r>
-    </w:p>
-    <w:bookmarkEnd w:id="12"/>
-    <w:bookmarkStart w:id="13" w:name="what-is-in-it"/>
-    <w:p>
-      <w:pPr>
-        <w:pStyle w:val="Heading3"/>
-      </w:pPr>
-      <w:r>
-        <w:t xml:space="preserve">What is in it</w:t>
+        <w:t xml:space="preserve"> run typecheck </w:t>
+      </w:r>
+      <w:r>
+        <w:rPr>
+          <w:rStyle w:val="KeywordTok"/>
+        </w:rPr>
+        <w:t xml:space="preserve">&amp;&amp;</w:t>
+      </w:r>
+      <w:r>
+        <w:rPr>
+          <w:rStyle w:val="NormalTok"/>
+        </w:rPr>
+        <w:t xml:space="preserve"> </w:t>
+      </w:r>
+      <w:r>
+        <w:rPr>
+          <w:rStyle w:val="ExtensionTok"/>
+        </w:rPr>
+        <w:t xml:space="preserve">npm</w:t>
+      </w:r>
+      <w:r>
+        <w:rPr>
+          <w:rStyle w:val="NormalTok"/>
+        </w:rPr>
+        <w:t xml:space="preserve"> test         </w:t>
+      </w:r>
+      <w:r>
+        <w:rPr>
+          <w:rStyle w:val="CommentTok"/>
+        </w:rPr>
+        <w:t xml:space="preserve"># expect 363 passing</w:t>
+      </w:r>
+      <w:r>
+        <w:br/>
+      </w:r>
+      <w:r>
+        <w:rPr>
+          <w:rStyle w:val="ExtensionTok"/>
+        </w:rPr>
+        <w:t xml:space="preserve">shasum</w:t>
+      </w:r>
+      <w:r>
+        <w:rPr>
+          <w:rStyle w:val="NormalTok"/>
+        </w:rPr>
+        <w:t xml:space="preserve"> </w:t>
+      </w:r>
+      <w:r>
+        <w:rPr>
+          <w:rStyle w:val="AttributeTok"/>
+        </w:rPr>
+        <w:t xml:space="preserve">-a</w:t>
+      </w:r>
+      <w:r>
+        <w:rPr>
+          <w:rStyle w:val="NormalTok"/>
+        </w:rPr>
+        <w:t xml:space="preserve"> 256 ~/magpie-handover.bundle          </w:t>
+      </w:r>
+      <w:r>
+        <w:rPr>
+          <w:rStyle w:val="CommentTok"/>
+        </w:rPr>
+        <w:t xml:space="preserve"># note it; compare at the far end</w:t>
       </w:r>
     </w:p>
     <w:p>
@@ -1461,46 +1568,383 @@
         <w:pStyle w:val="FirstParagraph"/>
       </w:pPr>
       <w:r>
-        <w:t xml:space="preserve">About 55 MB zipped, 890 files. Half of it is material rather than code: 24 MB</w:t>
-      </w:r>
-      <w:r>
-        <w:t xml:space="preserve"> </w:t>
-      </w:r>
-      <w:r>
-        <w:rPr>
-          <w:rStyle w:val="VerbatimChar"/>
-        </w:rPr>
-        <w:t xml:space="preserve">VMO2 Design System</w:t>
-      </w:r>
-      <w:r>
-        <w:t xml:space="preserve"> </w:t>
-      </w:r>
-      <w:r>
-        <w:t xml:space="preserve">and 24 MB</w:t>
-      </w:r>
-      <w:r>
-        <w:t xml:space="preserve"> </w:t>
-      </w:r>
-      <w:r>
-        <w:rPr>
-          <w:rStyle w:val="VerbatimChar"/>
-        </w:rPr>
-        <w:t xml:space="preserve">reference/</w:t>
-      </w:r>
-      <w:r>
-        <w:t xml:space="preserve">. Those are VMO2’s own materials — Aeonik Pro is VMO2-licensed — so</w:t>
-      </w:r>
-      <w:r>
-        <w:t xml:space="preserve"> </w:t>
-      </w:r>
-      <w:r>
-        <w:t xml:space="preserve">they belong in VMO2’s GitLab more properly than they belong where they are now.</w:t>
-      </w:r>
-      <w:r>
-        <w:t xml:space="preserve"> </w:t>
-      </w:r>
-      <w:r>
-        <w:t xml:space="preserve">Check whether their GitLab has a file-size or LFS policy before the first push.</w:t>
+        <w:t xml:space="preserve">If the history is going too, satisfy yourself it carries no credential:</w:t>
+      </w:r>
+    </w:p>
+    <w:p>
+      <w:pPr>
+        <w:pStyle w:val="SourceCode"/>
+      </w:pPr>
+      <w:r>
+        <w:rPr>
+          <w:rStyle w:val="FunctionTok"/>
+        </w:rPr>
+        <w:t xml:space="preserve">git</w:t>
+      </w:r>
+      <w:r>
+        <w:rPr>
+          <w:rStyle w:val="NormalTok"/>
+        </w:rPr>
+        <w:t xml:space="preserve"> cat-file </w:t>
+      </w:r>
+      <w:r>
+        <w:rPr>
+          <w:rStyle w:val="AttributeTok"/>
+        </w:rPr>
+        <w:t xml:space="preserve">--batch-check</w:t>
+      </w:r>
+      <w:r>
+        <w:rPr>
+          <w:rStyle w:val="NormalTok"/>
+        </w:rPr>
+        <w:t xml:space="preserve"> </w:t>
+      </w:r>
+      <w:r>
+        <w:rPr>
+          <w:rStyle w:val="AttributeTok"/>
+        </w:rPr>
+        <w:t xml:space="preserve">--batch-all-objects</w:t>
+      </w:r>
+      <w:r>
+        <w:rPr>
+          <w:rStyle w:val="NormalTok"/>
+        </w:rPr>
+        <w:t xml:space="preserve"> </w:t>
+      </w:r>
+      <w:r>
+        <w:rPr>
+          <w:rStyle w:val="KeywordTok"/>
+        </w:rPr>
+        <w:t xml:space="preserve">|</w:t>
+      </w:r>
+      <w:r>
+        <w:rPr>
+          <w:rStyle w:val="NormalTok"/>
+        </w:rPr>
+        <w:t xml:space="preserve"> </w:t>
+      </w:r>
+      <w:r>
+        <w:rPr>
+          <w:rStyle w:val="FunctionTok"/>
+        </w:rPr>
+        <w:t xml:space="preserve">awk</w:t>
+      </w:r>
+      <w:r>
+        <w:rPr>
+          <w:rStyle w:val="NormalTok"/>
+        </w:rPr>
+        <w:t xml:space="preserve"> </w:t>
+      </w:r>
+      <w:r>
+        <w:rPr>
+          <w:rStyle w:val="StringTok"/>
+        </w:rPr>
+        <w:t xml:space="preserve">'$2=="blob" {print $1}'</w:t>
+      </w:r>
+      <w:r>
+        <w:rPr>
+          <w:rStyle w:val="NormalTok"/>
+        </w:rPr>
+        <w:t xml:space="preserve"> </w:t>
+      </w:r>
+      <w:r>
+        <w:rPr>
+          <w:rStyle w:val="KeywordTok"/>
+        </w:rPr>
+        <w:t xml:space="preserve">|</w:t>
+      </w:r>
+      <w:r>
+        <w:rPr>
+          <w:rStyle w:val="NormalTok"/>
+        </w:rPr>
+        <w:t xml:space="preserve"> </w:t>
+      </w:r>
+      <w:r>
+        <w:rPr>
+          <w:rStyle w:val="DataTypeTok"/>
+        </w:rPr>
+        <w:t xml:space="preserve">\</w:t>
+      </w:r>
+      <w:r>
+        <w:br/>
+      </w:r>
+      <w:r>
+        <w:rPr>
+          <w:rStyle w:val="NormalTok"/>
+        </w:rPr>
+        <w:t xml:space="preserve">  </w:t>
+      </w:r>
+      <w:r>
+        <w:rPr>
+          <w:rStyle w:val="ControlFlowTok"/>
+        </w:rPr>
+        <w:t xml:space="preserve">while</w:t>
+      </w:r>
+      <w:r>
+        <w:rPr>
+          <w:rStyle w:val="NormalTok"/>
+        </w:rPr>
+        <w:t xml:space="preserve"> </w:t>
+      </w:r>
+      <w:r>
+        <w:rPr>
+          <w:rStyle w:val="BuiltInTok"/>
+        </w:rPr>
+        <w:t xml:space="preserve">read</w:t>
+      </w:r>
+      <w:r>
+        <w:rPr>
+          <w:rStyle w:val="NormalTok"/>
+        </w:rPr>
+        <w:t xml:space="preserve"> </w:t>
+      </w:r>
+      <w:r>
+        <w:rPr>
+          <w:rStyle w:val="AttributeTok"/>
+        </w:rPr>
+        <w:t xml:space="preserve">-r</w:t>
+      </w:r>
+      <w:r>
+        <w:rPr>
+          <w:rStyle w:val="NormalTok"/>
+        </w:rPr>
+        <w:t xml:space="preserve"> </w:t>
+      </w:r>
+      <w:r>
+        <w:rPr>
+          <w:rStyle w:val="VariableTok"/>
+        </w:rPr>
+        <w:t xml:space="preserve">sha</w:t>
+      </w:r>
+      <w:r>
+        <w:rPr>
+          <w:rStyle w:val="KeywordTok"/>
+        </w:rPr>
+        <w:t xml:space="preserve">;</w:t>
+      </w:r>
+      <w:r>
+        <w:rPr>
+          <w:rStyle w:val="NormalTok"/>
+        </w:rPr>
+        <w:t xml:space="preserve"> </w:t>
+      </w:r>
+      <w:r>
+        <w:rPr>
+          <w:rStyle w:val="ControlFlowTok"/>
+        </w:rPr>
+        <w:t xml:space="preserve">do</w:t>
+      </w:r>
+      <w:r>
+        <w:br/>
+      </w:r>
+      <w:r>
+        <w:rPr>
+          <w:rStyle w:val="NormalTok"/>
+        </w:rPr>
+        <w:t xml:space="preserve">    </w:t>
+      </w:r>
+      <w:r>
+        <w:rPr>
+          <w:rStyle w:val="FunctionTok"/>
+        </w:rPr>
+        <w:t xml:space="preserve">git</w:t>
+      </w:r>
+      <w:r>
+        <w:rPr>
+          <w:rStyle w:val="NormalTok"/>
+        </w:rPr>
+        <w:t xml:space="preserve"> cat-file blob </w:t>
+      </w:r>
+      <w:r>
+        <w:rPr>
+          <w:rStyle w:val="StringTok"/>
+        </w:rPr>
+        <w:t xml:space="preserve">"</w:t>
+      </w:r>
+      <w:r>
+        <w:rPr>
+          <w:rStyle w:val="VariableTok"/>
+        </w:rPr>
+        <w:t xml:space="preserve">$sha</w:t>
+      </w:r>
+      <w:r>
+        <w:rPr>
+          <w:rStyle w:val="StringTok"/>
+        </w:rPr>
+        <w:t xml:space="preserve">"</w:t>
+      </w:r>
+      <w:r>
+        <w:rPr>
+          <w:rStyle w:val="NormalTok"/>
+        </w:rPr>
+        <w:t xml:space="preserve"> </w:t>
+      </w:r>
+      <w:r>
+        <w:rPr>
+          <w:rStyle w:val="DecValTok"/>
+        </w:rPr>
+        <w:t xml:space="preserve">2</w:t>
+      </w:r>
+      <w:r>
+        <w:rPr>
+          <w:rStyle w:val="OperatorTok"/>
+        </w:rPr>
+        <w:t xml:space="preserve">&gt;</w:t>
+      </w:r>
+      <w:r>
+        <w:rPr>
+          <w:rStyle w:val="NormalTok"/>
+        </w:rPr>
+        <w:t xml:space="preserve">/dev/null </w:t>
+      </w:r>
+      <w:r>
+        <w:rPr>
+          <w:rStyle w:val="KeywordTok"/>
+        </w:rPr>
+        <w:t xml:space="preserve">|</w:t>
+      </w:r>
+      <w:r>
+        <w:rPr>
+          <w:rStyle w:val="NormalTok"/>
+        </w:rPr>
+        <w:t xml:space="preserve"> </w:t>
+      </w:r>
+      <w:r>
+        <w:rPr>
+          <w:rStyle w:val="DataTypeTok"/>
+        </w:rPr>
+        <w:t xml:space="preserve">\</w:t>
+      </w:r>
+      <w:r>
+        <w:br/>
+      </w:r>
+      <w:r>
+        <w:rPr>
+          <w:rStyle w:val="NormalTok"/>
+        </w:rPr>
+        <w:t xml:space="preserve">      </w:t>
+      </w:r>
+      <w:r>
+        <w:rPr>
+          <w:rStyle w:val="FunctionTok"/>
+        </w:rPr>
+        <w:t xml:space="preserve">grep</w:t>
+      </w:r>
+      <w:r>
+        <w:rPr>
+          <w:rStyle w:val="NormalTok"/>
+        </w:rPr>
+        <w:t xml:space="preserve"> </w:t>
+      </w:r>
+      <w:r>
+        <w:rPr>
+          <w:rStyle w:val="AttributeTok"/>
+        </w:rPr>
+        <w:t xml:space="preserve">-aqE</w:t>
+      </w:r>
+      <w:r>
+        <w:rPr>
+          <w:rStyle w:val="NormalTok"/>
+        </w:rPr>
+        <w:t xml:space="preserve"> </w:t>
+      </w:r>
+      <w:r>
+        <w:rPr>
+          <w:rStyle w:val="StringTok"/>
+        </w:rPr>
+        <w:t xml:space="preserve">"sk-ant-api[0-9]{2}-|AIza[0-9A-Za-z_-]{30,}|BEGIN (RSA )?PRIVATE KEY"</w:t>
+      </w:r>
+      <w:r>
+        <w:rPr>
+          <w:rStyle w:val="NormalTok"/>
+        </w:rPr>
+        <w:t xml:space="preserve"> </w:t>
+      </w:r>
+      <w:r>
+        <w:rPr>
+          <w:rStyle w:val="DataTypeTok"/>
+        </w:rPr>
+        <w:t xml:space="preserve">\</w:t>
+      </w:r>
+      <w:r>
+        <w:br/>
+      </w:r>
+      <w:r>
+        <w:rPr>
+          <w:rStyle w:val="NormalTok"/>
+        </w:rPr>
+        <w:t xml:space="preserve">      </w:t>
+      </w:r>
+      <w:r>
+        <w:rPr>
+          <w:rStyle w:val="KeywordTok"/>
+        </w:rPr>
+        <w:t xml:space="preserve">&amp;&amp;</w:t>
+      </w:r>
+      <w:r>
+        <w:rPr>
+          <w:rStyle w:val="NormalTok"/>
+        </w:rPr>
+        <w:t xml:space="preserve"> </w:t>
+      </w:r>
+      <w:r>
+        <w:rPr>
+          <w:rStyle w:val="BuiltInTok"/>
+        </w:rPr>
+        <w:t xml:space="preserve">echo</w:t>
+      </w:r>
+      <w:r>
+        <w:rPr>
+          <w:rStyle w:val="NormalTok"/>
+        </w:rPr>
+        <w:t xml:space="preserve"> </w:t>
+      </w:r>
+      <w:r>
+        <w:rPr>
+          <w:rStyle w:val="StringTok"/>
+        </w:rPr>
+        <w:t xml:space="preserve">"HIT </w:t>
+      </w:r>
+      <w:r>
+        <w:rPr>
+          <w:rStyle w:val="VariableTok"/>
+        </w:rPr>
+        <w:t xml:space="preserve">$sha</w:t>
+      </w:r>
+      <w:r>
+        <w:rPr>
+          <w:rStyle w:val="StringTok"/>
+        </w:rPr>
+        <w:t xml:space="preserve">"</w:t>
+      </w:r>
+      <w:r>
+        <w:br/>
+      </w:r>
+      <w:r>
+        <w:rPr>
+          <w:rStyle w:val="NormalTok"/>
+        </w:rPr>
+        <w:t xml:space="preserve">  </w:t>
+      </w:r>
+      <w:r>
+        <w:rPr>
+          <w:rStyle w:val="ControlFlowTok"/>
+        </w:rPr>
+        <w:t xml:space="preserve">done</w:t>
+      </w:r>
+    </w:p>
+    <w:p>
+      <w:pPr>
+        <w:pStyle w:val="FirstParagraph"/>
+      </w:pPr>
+      <w:r>
+        <w:t xml:space="preserve">Silence is the pass. A secret removed in a later commit is still in the history,</w:t>
+      </w:r>
+      <w:r>
+        <w:t xml:space="preserve"> </w:t>
+      </w:r>
+      <w:r>
+        <w:t xml:space="preserve">which is exactly what this catches and what a glance at the working tree does not.</w:t>
       </w:r>
     </w:p>
     <w:p>
@@ -1523,139 +1967,152 @@
     </w:p>
     <w:p>
       <w:pPr>
-        <w:pStyle w:val="FirstParagraph"/>
-      </w:pPr>
-      <w:r>
-        <w:t xml:space="preserve">Unpack, then confirm it is whole before trusting it.</w:t>
+        <w:pStyle w:val="SourceCode"/>
+      </w:pPr>
+      <w:r>
+        <w:rPr>
+          <w:rStyle w:val="ExtensionTok"/>
+        </w:rPr>
+        <w:t xml:space="preserve">shasum</w:t>
+      </w:r>
+      <w:r>
+        <w:rPr>
+          <w:rStyle w:val="NormalTok"/>
+        </w:rPr>
+        <w:t xml:space="preserve"> </w:t>
+      </w:r>
+      <w:r>
+        <w:rPr>
+          <w:rStyle w:val="AttributeTok"/>
+        </w:rPr>
+        <w:t xml:space="preserve">-a</w:t>
+      </w:r>
+      <w:r>
+        <w:rPr>
+          <w:rStyle w:val="NormalTok"/>
+        </w:rPr>
+        <w:t xml:space="preserve"> 256 magpie-handover.bundle     </w:t>
+      </w:r>
+      <w:r>
+        <w:rPr>
+          <w:rStyle w:val="CommentTok"/>
+        </w:rPr>
+        <w:t xml:space="preserve"># compare with the hash you noted</w:t>
+      </w:r>
+      <w:r>
+        <w:br/>
+      </w:r>
+      <w:r>
+        <w:rPr>
+          <w:rStyle w:val="FunctionTok"/>
+        </w:rPr>
+        <w:t xml:space="preserve">git</w:t>
+      </w:r>
+      <w:r>
+        <w:rPr>
+          <w:rStyle w:val="NormalTok"/>
+        </w:rPr>
+        <w:t xml:space="preserve"> clone magpie-handover.bundle magpie</w:t>
+      </w:r>
+      <w:r>
+        <w:br/>
+      </w:r>
+      <w:r>
+        <w:rPr>
+          <w:rStyle w:val="BuiltInTok"/>
+        </w:rPr>
+        <w:t xml:space="preserve">cd</w:t>
+      </w:r>
+      <w:r>
+        <w:rPr>
+          <w:rStyle w:val="NormalTok"/>
+        </w:rPr>
+        <w:t xml:space="preserve"> magpie</w:t>
+      </w:r>
+      <w:r>
+        <w:br/>
+      </w:r>
+      <w:r>
+        <w:br/>
+      </w:r>
+      <w:r>
+        <w:rPr>
+          <w:rStyle w:val="ExtensionTok"/>
+        </w:rPr>
+        <w:t xml:space="preserve">node</w:t>
+      </w:r>
+      <w:r>
+        <w:rPr>
+          <w:rStyle w:val="NormalTok"/>
+        </w:rPr>
+        <w:t xml:space="preserve"> </w:t>
+      </w:r>
+      <w:r>
+        <w:rPr>
+          <w:rStyle w:val="AttributeTok"/>
+        </w:rPr>
+        <w:t xml:space="preserve">--version</w:t>
+      </w:r>
+      <w:r>
+        <w:rPr>
+          <w:rStyle w:val="NormalTok"/>
+        </w:rPr>
+        <w:t xml:space="preserve">        </w:t>
+      </w:r>
+      <w:r>
+        <w:rPr>
+          <w:rStyle w:val="CommentTok"/>
+        </w:rPr>
+        <w:t xml:space="preserve"># needs 20 or later</w:t>
+      </w:r>
+      <w:r>
+        <w:br/>
+      </w:r>
+      <w:r>
+        <w:rPr>
+          <w:rStyle w:val="ExtensionTok"/>
+        </w:rPr>
+        <w:t xml:space="preserve">npm</w:t>
+      </w:r>
+      <w:r>
+        <w:rPr>
+          <w:rStyle w:val="NormalTok"/>
+        </w:rPr>
+        <w:t xml:space="preserve"> ci</w:t>
+      </w:r>
+      <w:r>
+        <w:br/>
+      </w:r>
+      <w:r>
+        <w:rPr>
+          <w:rStyle w:val="ExtensionTok"/>
+        </w:rPr>
+        <w:t xml:space="preserve">npm</w:t>
+      </w:r>
+      <w:r>
+        <w:rPr>
+          <w:rStyle w:val="NormalTok"/>
+        </w:rPr>
+        <w:t xml:space="preserve"> run typecheck</w:t>
+      </w:r>
+      <w:r>
+        <w:br/>
+      </w:r>
+      <w:r>
+        <w:rPr>
+          <w:rStyle w:val="ExtensionTok"/>
+        </w:rPr>
+        <w:t xml:space="preserve">npm</w:t>
+      </w:r>
+      <w:r>
+        <w:rPr>
+          <w:rStyle w:val="NormalTok"/>
+        </w:rPr>
+        <w:t xml:space="preserve"> test</w:t>
       </w:r>
     </w:p>
     <w:p>
       <w:pPr>
-        <w:pStyle w:val="SourceCode"/>
-      </w:pPr>
-      <w:r>
-        <w:rPr>
-          <w:rStyle w:val="FunctionTok"/>
-        </w:rPr>
-        <w:t xml:space="preserve">unzip</w:t>
-      </w:r>
-      <w:r>
-        <w:rPr>
-          <w:rStyle w:val="NormalTok"/>
-        </w:rPr>
-        <w:t xml:space="preserve"> magpie-source.zip </w:t>
-      </w:r>
-      <w:r>
-        <w:rPr>
-          <w:rStyle w:val="AttributeTok"/>
-        </w:rPr>
-        <w:t xml:space="preserve">-d</w:t>
-      </w:r>
-      <w:r>
-        <w:rPr>
-          <w:rStyle w:val="NormalTok"/>
-        </w:rPr>
-        <w:t xml:space="preserve"> ~/work</w:t>
-      </w:r>
-      <w:r>
-        <w:br/>
-      </w:r>
-      <w:r>
-        <w:rPr>
-          <w:rStyle w:val="BuiltInTok"/>
-        </w:rPr>
-        <w:t xml:space="preserve">cd</w:t>
-      </w:r>
-      <w:r>
-        <w:rPr>
-          <w:rStyle w:val="NormalTok"/>
-        </w:rPr>
-        <w:t xml:space="preserve"> ~/work/magpie</w:t>
-      </w:r>
-      <w:r>
-        <w:br/>
-      </w:r>
-      <w:r>
-        <w:br/>
-      </w:r>
-      <w:r>
-        <w:rPr>
-          <w:rStyle w:val="ExtensionTok"/>
-        </w:rPr>
-        <w:t xml:space="preserve">node</w:t>
-      </w:r>
-      <w:r>
-        <w:rPr>
-          <w:rStyle w:val="NormalTok"/>
-        </w:rPr>
-        <w:t xml:space="preserve"> </w:t>
-      </w:r>
-      <w:r>
-        <w:rPr>
-          <w:rStyle w:val="AttributeTok"/>
-        </w:rPr>
-        <w:t xml:space="preserve">--version</w:t>
-      </w:r>
-      <w:r>
-        <w:rPr>
-          <w:rStyle w:val="NormalTok"/>
-        </w:rPr>
-        <w:t xml:space="preserve">        </w:t>
-      </w:r>
-      <w:r>
-        <w:rPr>
-          <w:rStyle w:val="CommentTok"/>
-        </w:rPr>
-        <w:t xml:space="preserve"># needs 20 or later</w:t>
-      </w:r>
-      <w:r>
-        <w:br/>
-      </w:r>
-      <w:r>
-        <w:rPr>
-          <w:rStyle w:val="ExtensionTok"/>
-        </w:rPr>
-        <w:t xml:space="preserve">npm</w:t>
-      </w:r>
-      <w:r>
-        <w:rPr>
-          <w:rStyle w:val="NormalTok"/>
-        </w:rPr>
-        <w:t xml:space="preserve"> ci</w:t>
-      </w:r>
-      <w:r>
-        <w:br/>
-      </w:r>
-      <w:r>
-        <w:rPr>
-          <w:rStyle w:val="ExtensionTok"/>
-        </w:rPr>
-        <w:t xml:space="preserve">npm</w:t>
-      </w:r>
-      <w:r>
-        <w:rPr>
-          <w:rStyle w:val="NormalTok"/>
-        </w:rPr>
-        <w:t xml:space="preserve"> run typecheck</w:t>
-      </w:r>
-      <w:r>
-        <w:br/>
-      </w:r>
-      <w:r>
-        <w:rPr>
-          <w:rStyle w:val="ExtensionTok"/>
-        </w:rPr>
-        <w:t xml:space="preserve">npm</w:t>
-      </w:r>
-      <w:r>
-        <w:rPr>
-          <w:rStyle w:val="NormalTok"/>
-        </w:rPr>
-        <w:t xml:space="preserve"> test</w:t>
-      </w:r>
-    </w:p>
-    <w:p>
-      <w:pPr>
         <w:pStyle w:val="FirstParagraph"/>
       </w:pPr>
       <w:r>
@@ -1674,7 +2131,7 @@
         <w:t xml:space="preserve"> </w:t>
       </w:r>
       <w:r>
-        <w:t xml:space="preserve">passes — 357 tests at the time of writing — the archive is intact</w:t>
+        <w:t xml:space="preserve">passes — 363 tests at the time of writing — the archive is intact</w:t>
       </w:r>
       <w:r>
         <w:t xml:space="preserve"> </w:t>
@@ -1738,298 +2195,287 @@
     </w:p>
     <w:p>
       <w:pPr>
-        <w:pStyle w:val="SourceCode"/>
-      </w:pPr>
-      <w:r>
-        <w:rPr>
-          <w:rStyle w:val="BuiltInTok"/>
-        </w:rPr>
-        <w:t xml:space="preserve">cd</w:t>
-      </w:r>
-      <w:r>
-        <w:rPr>
-          <w:rStyle w:val="NormalTok"/>
-        </w:rPr>
-        <w:t xml:space="preserve"> ~/work/magpie</w:t>
-      </w:r>
-      <w:r>
-        <w:br/>
-      </w:r>
-      <w:r>
-        <w:br/>
-      </w:r>
-      <w:r>
-        <w:rPr>
-          <w:rStyle w:val="CommentTok"/>
-        </w:rPr>
-        <w:t xml:space="preserve"># If you used git archive, there is no history — start one.</w:t>
-      </w:r>
-      <w:r>
-        <w:br/>
-      </w:r>
-      <w:r>
-        <w:rPr>
-          <w:rStyle w:val="FunctionTok"/>
-        </w:rPr>
-        <w:t xml:space="preserve">git</w:t>
-      </w:r>
-      <w:r>
-        <w:rPr>
-          <w:rStyle w:val="NormalTok"/>
-        </w:rPr>
-        <w:t xml:space="preserve"> init</w:t>
-      </w:r>
-      <w:r>
-        <w:br/>
-      </w:r>
-      <w:r>
-        <w:rPr>
-          <w:rStyle w:val="FunctionTok"/>
-        </w:rPr>
-        <w:t xml:space="preserve">git</w:t>
-      </w:r>
-      <w:r>
-        <w:rPr>
-          <w:rStyle w:val="NormalTok"/>
-        </w:rPr>
-        <w:t xml:space="preserve"> add </w:t>
-      </w:r>
-      <w:r>
-        <w:rPr>
-          <w:rStyle w:val="AttributeTok"/>
-        </w:rPr>
-        <w:t xml:space="preserve">-A</w:t>
-      </w:r>
-      <w:r>
-        <w:br/>
-      </w:r>
-      <w:r>
-        <w:rPr>
-          <w:rStyle w:val="FunctionTok"/>
-        </w:rPr>
-        <w:t xml:space="preserve">git</w:t>
-      </w:r>
-      <w:r>
-        <w:rPr>
-          <w:rStyle w:val="NormalTok"/>
-        </w:rPr>
-        <w:t xml:space="preserve"> commit </w:t>
-      </w:r>
-      <w:r>
-        <w:rPr>
-          <w:rStyle w:val="AttributeTok"/>
-        </w:rPr>
-        <w:t xml:space="preserve">-m</w:t>
-      </w:r>
-      <w:r>
-        <w:rPr>
-          <w:rStyle w:val="NormalTok"/>
-        </w:rPr>
-        <w:t xml:space="preserve"> </w:t>
-      </w:r>
-      <w:r>
-        <w:rPr>
-          <w:rStyle w:val="StringTok"/>
-        </w:rPr>
-        <w:t xml:space="preserve">"feat: Magpie SME interview tool, initial import"</w:t>
-      </w:r>
-      <w:r>
-        <w:br/>
-      </w:r>
-      <w:r>
-        <w:br/>
-      </w:r>
-      <w:r>
-        <w:rPr>
-          <w:rStyle w:val="FunctionTok"/>
-        </w:rPr>
-        <w:t xml:space="preserve">git</w:t>
-      </w:r>
-      <w:r>
-        <w:rPr>
-          <w:rStyle w:val="NormalTok"/>
-        </w:rPr>
-        <w:t xml:space="preserve"> remote add origin https://gitlab.</w:t>
-      </w:r>
-      <w:r>
-        <w:rPr>
-          <w:rStyle w:val="OperatorTok"/>
-        </w:rPr>
-        <w:t xml:space="preserve">&lt;</w:t>
-      </w:r>
-      <w:r>
-        <w:rPr>
-          <w:rStyle w:val="NormalTok"/>
-        </w:rPr>
-        <w:t xml:space="preserve">vmo2-domain</w:t>
-      </w:r>
-      <w:r>
-        <w:rPr>
-          <w:rStyle w:val="OperatorTok"/>
-        </w:rPr>
-        <w:t xml:space="preserve">&gt;</w:t>
-      </w:r>
-      <w:r>
-        <w:rPr>
-          <w:rStyle w:val="NormalTok"/>
-        </w:rPr>
-        <w:t xml:space="preserve">/</w:t>
-      </w:r>
-      <w:r>
-        <w:rPr>
-          <w:rStyle w:val="OperatorTok"/>
-        </w:rPr>
-        <w:t xml:space="preserve">&lt;</w:t>
-      </w:r>
-      <w:r>
-        <w:rPr>
-          <w:rStyle w:val="NormalTok"/>
-        </w:rPr>
-        <w:t xml:space="preserve">group</w:t>
-      </w:r>
-      <w:r>
-        <w:rPr>
-          <w:rStyle w:val="OperatorTok"/>
-        </w:rPr>
-        <w:t xml:space="preserve">&gt;</w:t>
-      </w:r>
-      <w:r>
-        <w:rPr>
-          <w:rStyle w:val="NormalTok"/>
-        </w:rPr>
-        <w:t xml:space="preserve">/magpie.git</w:t>
-      </w:r>
-      <w:r>
-        <w:br/>
-      </w:r>
-      <w:r>
-        <w:rPr>
-          <w:rStyle w:val="FunctionTok"/>
-        </w:rPr>
-        <w:t xml:space="preserve">git</w:t>
-      </w:r>
-      <w:r>
-        <w:rPr>
-          <w:rStyle w:val="NormalTok"/>
-        </w:rPr>
-        <w:t xml:space="preserve"> push </w:t>
-      </w:r>
-      <w:r>
-        <w:rPr>
-          <w:rStyle w:val="AttributeTok"/>
-        </w:rPr>
-        <w:t xml:space="preserve">-u</w:t>
-      </w:r>
-      <w:r>
-        <w:rPr>
-          <w:rStyle w:val="NormalTok"/>
-        </w:rPr>
-        <w:t xml:space="preserve"> origin main</w:t>
+        <w:pStyle w:val="FirstParagraph"/>
+      </w:pPr>
+      <w:r>
+        <w:t xml:space="preserve">The clone inherits</w:t>
+      </w:r>
+      <w:r>
+        <w:t xml:space="preserve"> </w:t>
+      </w:r>
+      <w:r>
+        <w:rPr>
+          <w:rStyle w:val="VerbatimChar"/>
+        </w:rPr>
+        <w:t xml:space="preserve">origin</w:t>
+      </w:r>
+      <w:r>
+        <w:t xml:space="preserve"> </w:t>
+      </w:r>
+      <w:r>
+        <w:t xml:space="preserve">pointing at the personal GitHub repository the bundle</w:t>
+      </w:r>
+      <w:r>
+        <w:t xml:space="preserve"> </w:t>
+      </w:r>
+      <w:r>
+        <w:t xml:space="preserve">came from. Re-point it</w:t>
+      </w:r>
+      <w:r>
+        <w:t xml:space="preserve"> </w:t>
+      </w:r>
+      <w:r>
+        <w:rPr>
+          <w:b/>
+          <w:bCs/>
+        </w:rPr>
+        <w:t xml:space="preserve">before</w:t>
+      </w:r>
+      <w:r>
+        <w:t xml:space="preserve"> </w:t>
+      </w:r>
+      <w:r>
+        <w:t xml:space="preserve">you push anything, or a reflex</w:t>
+      </w:r>
+      <w:r>
+        <w:t xml:space="preserve"> </w:t>
+      </w:r>
+      <w:r>
+        <w:rPr>
+          <w:rStyle w:val="VerbatimChar"/>
+        </w:rPr>
+        <w:t xml:space="preserve">git push</w:t>
+      </w:r>
+      <w:r>
+        <w:t xml:space="preserve"> </w:t>
+      </w:r>
+      <w:r>
+        <w:t xml:space="preserve">from a</w:t>
+      </w:r>
+      <w:r>
+        <w:t xml:space="preserve"> </w:t>
+      </w:r>
+      <w:r>
+        <w:t xml:space="preserve">VMO2 machine goes somewhere it should not:</w:t>
       </w:r>
     </w:p>
     <w:p>
       <w:pPr>
-        <w:pStyle w:val="FirstParagraph"/>
-      </w:pPr>
-      <w:r>
-        <w:t xml:space="preserve">If you carried the history, just re-point the remote:</w:t>
+        <w:pStyle w:val="SourceCode"/>
+      </w:pPr>
+      <w:r>
+        <w:rPr>
+          <w:rStyle w:val="BuiltInTok"/>
+        </w:rPr>
+        <w:t xml:space="preserve">cd</w:t>
+      </w:r>
+      <w:r>
+        <w:rPr>
+          <w:rStyle w:val="NormalTok"/>
+        </w:rPr>
+        <w:t xml:space="preserve"> magpie</w:t>
+      </w:r>
+      <w:r>
+        <w:br/>
+      </w:r>
+      <w:r>
+        <w:rPr>
+          <w:rStyle w:val="FunctionTok"/>
+        </w:rPr>
+        <w:t xml:space="preserve">git</w:t>
+      </w:r>
+      <w:r>
+        <w:rPr>
+          <w:rStyle w:val="NormalTok"/>
+        </w:rPr>
+        <w:t xml:space="preserve"> remote </w:t>
+      </w:r>
+      <w:r>
+        <w:rPr>
+          <w:rStyle w:val="AttributeTok"/>
+        </w:rPr>
+        <w:t xml:space="preserve">-v</w:t>
+      </w:r>
+      <w:r>
+        <w:rPr>
+          <w:rStyle w:val="NormalTok"/>
+        </w:rPr>
+        <w:t xml:space="preserve">                            </w:t>
+      </w:r>
+      <w:r>
+        <w:rPr>
+          <w:rStyle w:val="CommentTok"/>
+        </w:rPr>
+        <w:t xml:space="preserve"># shows the old origin</w:t>
+      </w:r>
+      <w:r>
+        <w:br/>
+      </w:r>
+      <w:r>
+        <w:rPr>
+          <w:rStyle w:val="FunctionTok"/>
+        </w:rPr>
+        <w:t xml:space="preserve">git</w:t>
+      </w:r>
+      <w:r>
+        <w:rPr>
+          <w:rStyle w:val="NormalTok"/>
+        </w:rPr>
+        <w:t xml:space="preserve"> remote set-url origin https://gitlab.</w:t>
+      </w:r>
+      <w:r>
+        <w:rPr>
+          <w:rStyle w:val="OperatorTok"/>
+        </w:rPr>
+        <w:t xml:space="preserve">&lt;</w:t>
+      </w:r>
+      <w:r>
+        <w:rPr>
+          <w:rStyle w:val="NormalTok"/>
+        </w:rPr>
+        <w:t xml:space="preserve">vmo2-domain</w:t>
+      </w:r>
+      <w:r>
+        <w:rPr>
+          <w:rStyle w:val="OperatorTok"/>
+        </w:rPr>
+        <w:t xml:space="preserve">&gt;</w:t>
+      </w:r>
+      <w:r>
+        <w:rPr>
+          <w:rStyle w:val="NormalTok"/>
+        </w:rPr>
+        <w:t xml:space="preserve">/</w:t>
+      </w:r>
+      <w:r>
+        <w:rPr>
+          <w:rStyle w:val="OperatorTok"/>
+        </w:rPr>
+        <w:t xml:space="preserve">&lt;</w:t>
+      </w:r>
+      <w:r>
+        <w:rPr>
+          <w:rStyle w:val="NormalTok"/>
+        </w:rPr>
+        <w:t xml:space="preserve">group</w:t>
+      </w:r>
+      <w:r>
+        <w:rPr>
+          <w:rStyle w:val="OperatorTok"/>
+        </w:rPr>
+        <w:t xml:space="preserve">&gt;</w:t>
+      </w:r>
+      <w:r>
+        <w:rPr>
+          <w:rStyle w:val="NormalTok"/>
+        </w:rPr>
+        <w:t xml:space="preserve">/magpie.git</w:t>
+      </w:r>
+      <w:r>
+        <w:br/>
+      </w:r>
+      <w:r>
+        <w:rPr>
+          <w:rStyle w:val="FunctionTok"/>
+        </w:rPr>
+        <w:t xml:space="preserve">git</w:t>
+      </w:r>
+      <w:r>
+        <w:rPr>
+          <w:rStyle w:val="NormalTok"/>
+        </w:rPr>
+        <w:t xml:space="preserve"> remote </w:t>
+      </w:r>
+      <w:r>
+        <w:rPr>
+          <w:rStyle w:val="AttributeTok"/>
+        </w:rPr>
+        <w:t xml:space="preserve">-v</w:t>
+      </w:r>
+      <w:r>
+        <w:rPr>
+          <w:rStyle w:val="NormalTok"/>
+        </w:rPr>
+        <w:t xml:space="preserve">                            </w:t>
+      </w:r>
+      <w:r>
+        <w:rPr>
+          <w:rStyle w:val="CommentTok"/>
+        </w:rPr>
+        <w:t xml:space="preserve"># confirm it changed</w:t>
+      </w:r>
+      <w:r>
+        <w:br/>
+      </w:r>
+      <w:r>
+        <w:rPr>
+          <w:rStyle w:val="FunctionTok"/>
+        </w:rPr>
+        <w:t xml:space="preserve">git</w:t>
+      </w:r>
+      <w:r>
+        <w:rPr>
+          <w:rStyle w:val="NormalTok"/>
+        </w:rPr>
+        <w:t xml:space="preserve"> push </w:t>
+      </w:r>
+      <w:r>
+        <w:rPr>
+          <w:rStyle w:val="AttributeTok"/>
+        </w:rPr>
+        <w:t xml:space="preserve">-u</w:t>
+      </w:r>
+      <w:r>
+        <w:rPr>
+          <w:rStyle w:val="NormalTok"/>
+        </w:rPr>
+        <w:t xml:space="preserve"> origin main</w:t>
       </w:r>
     </w:p>
     <w:p>
       <w:pPr>
-        <w:pStyle w:val="SourceCode"/>
-      </w:pPr>
-      <w:r>
-        <w:rPr>
-          <w:rStyle w:val="FunctionTok"/>
-        </w:rPr>
-        <w:t xml:space="preserve">git</w:t>
-      </w:r>
-      <w:r>
-        <w:rPr>
-          <w:rStyle w:val="NormalTok"/>
-        </w:rPr>
-        <w:t xml:space="preserve"> remote set-url origin https://gitlab.</w:t>
-      </w:r>
-      <w:r>
-        <w:rPr>
-          <w:rStyle w:val="OperatorTok"/>
-        </w:rPr>
-        <w:t xml:space="preserve">&lt;</w:t>
-      </w:r>
-      <w:r>
-        <w:rPr>
-          <w:rStyle w:val="NormalTok"/>
-        </w:rPr>
-        <w:t xml:space="preserve">vmo2-domain</w:t>
-      </w:r>
-      <w:r>
-        <w:rPr>
-          <w:rStyle w:val="OperatorTok"/>
-        </w:rPr>
-        <w:t xml:space="preserve">&gt;</w:t>
-      </w:r>
-      <w:r>
-        <w:rPr>
-          <w:rStyle w:val="NormalTok"/>
-        </w:rPr>
-        <w:t xml:space="preserve">/</w:t>
-      </w:r>
-      <w:r>
-        <w:rPr>
-          <w:rStyle w:val="OperatorTok"/>
-        </w:rPr>
-        <w:t xml:space="preserve">&lt;</w:t>
-      </w:r>
-      <w:r>
-        <w:rPr>
-          <w:rStyle w:val="NormalTok"/>
-        </w:rPr>
-        <w:t xml:space="preserve">group</w:t>
-      </w:r>
-      <w:r>
-        <w:rPr>
-          <w:rStyle w:val="OperatorTok"/>
-        </w:rPr>
-        <w:t xml:space="preserve">&gt;</w:t>
-      </w:r>
-      <w:r>
-        <w:rPr>
-          <w:rStyle w:val="NormalTok"/>
-        </w:rPr>
-        <w:t xml:space="preserve">/magpie.git</w:t>
-      </w:r>
-      <w:r>
-        <w:br/>
-      </w:r>
-      <w:r>
-        <w:rPr>
-          <w:rStyle w:val="FunctionTok"/>
-        </w:rPr>
-        <w:t xml:space="preserve">git</w:t>
-      </w:r>
-      <w:r>
-        <w:rPr>
-          <w:rStyle w:val="NormalTok"/>
-        </w:rPr>
-        <w:t xml:space="preserve"> push </w:t>
-      </w:r>
-      <w:r>
-        <w:rPr>
-          <w:rStyle w:val="AttributeTok"/>
-        </w:rPr>
-        <w:t xml:space="preserve">-u</w:t>
-      </w:r>
-      <w:r>
-        <w:rPr>
-          <w:rStyle w:val="NormalTok"/>
-        </w:rPr>
-        <w:t xml:space="preserve"> origin main</w:t>
+        <w:pStyle w:val="FirstParagraph"/>
+      </w:pPr>
+      <w:r>
+        <w:t xml:space="preserve">If you took the history-less</w:t>
+      </w:r>
+      <w:r>
+        <w:t xml:space="preserve"> </w:t>
+      </w:r>
+      <w:r>
+        <w:rPr>
+          <w:rStyle w:val="VerbatimChar"/>
+        </w:rPr>
+        <w:t xml:space="preserve">git archive</w:t>
+      </w:r>
+      <w:r>
+        <w:t xml:space="preserve"> </w:t>
+      </w:r>
+      <w:r>
+        <w:t xml:space="preserve">route instead, there is no repository</w:t>
+      </w:r>
+      <w:r>
+        <w:t xml:space="preserve"> </w:t>
+      </w:r>
+      <w:r>
+        <w:t xml:space="preserve">yet —</w:t>
+      </w:r>
+      <w:r>
+        <w:t xml:space="preserve"> </w:t>
+      </w:r>
+      <w:r>
+        <w:rPr>
+          <w:rStyle w:val="VerbatimChar"/>
+        </w:rPr>
+        <w:t xml:space="preserve">git init</w:t>
+      </w:r>
+      <w:r>
+        <w:t xml:space="preserve">, commit everything, then add the remote as above.</w:t>
       </w:r>
     </w:p>
     <w:p>
       <w:pPr>
-        <w:pStyle w:val="FirstParagraph"/>
+        <w:pStyle w:val="BodyText"/>
       </w:pPr>
       <w:r>
         <w:t xml:space="preserve">The pipeline definition (</w:t>
@@ -5285,7 +5731,7 @@
       </w:r>
     </w:p>
     <w:bookmarkEnd w:id="28"/>
-    <w:bookmarkStart w:id="29" w:name="the-two-secrets-terraform-never-holds"/>
+    <w:bookmarkStart w:id="30" w:name="the-two-secrets-terraform-never-holds"/>
     <w:p>
       <w:pPr>
         <w:pStyle w:val="Heading2"/>
@@ -5600,14 +6046,13 @@
         </w:pict>
       </w:r>
     </w:p>
-    <w:bookmarkEnd w:id="29"/>
-    <w:bookmarkStart w:id="30" w:name="console-accounts"/>
+    <w:bookmarkStart w:id="29" w:name="choosing-where-the-interview-model-runs"/>
     <w:p>
       <w:pPr>
-        <w:pStyle w:val="Heading2"/>
-      </w:pPr>
-      <w:r>
-        <w:t xml:space="preserve">12 · Console accounts</w:t>
+        <w:pStyle w:val="Heading3"/>
+      </w:pPr>
+      <w:r>
+        <w:t xml:space="preserve">11.1 Choosing where the interview model runs</w:t>
       </w:r>
     </w:p>
     <w:p>
@@ -5615,1168 +6060,13 @@
         <w:pStyle w:val="FirstParagraph"/>
       </w:pPr>
       <w:r>
-        <w:t xml:space="preserve">The database has a private address only, so no laptop can reach it — which is the</w:t>
-      </w:r>
-      <w:r>
-        <w:t xml:space="preserve"> </w:t>
-      </w:r>
-      <w:r>
-        <w:t xml:space="preserve">point. Account administration runs as a Cloud Run job on the same VPC.</w:t>
-      </w:r>
-    </w:p>
-    <w:p>
-      <w:pPr>
-        <w:pStyle w:val="SourceCode"/>
-      </w:pPr>
-      <w:r>
-        <w:rPr>
-          <w:rStyle w:val="CommentTok"/>
-        </w:rPr>
-        <w:t xml:space="preserve"># Generate the password locally. It never goes to the job, because everything the</w:t>
-      </w:r>
-      <w:r>
-        <w:br/>
-      </w:r>
-      <w:r>
-        <w:rPr>
-          <w:rStyle w:val="CommentTok"/>
-        </w:rPr>
-        <w:t xml:space="preserve"># job prints lands in Cloud Logging for thirty days.</w:t>
-      </w:r>
-      <w:r>
-        <w:br/>
-      </w:r>
-      <w:r>
-        <w:rPr>
-          <w:rStyle w:val="ExtensionTok"/>
-        </w:rPr>
-        <w:t xml:space="preserve">npm</w:t>
-      </w:r>
-      <w:r>
-        <w:rPr>
-          <w:rStyle w:val="NormalTok"/>
-        </w:rPr>
-        <w:t xml:space="preserve"> run console:user </w:t>
-      </w:r>
-      <w:r>
-        <w:rPr>
-          <w:rStyle w:val="AttributeTok"/>
-        </w:rPr>
-        <w:t xml:space="preserve">--</w:t>
-      </w:r>
-      <w:r>
-        <w:rPr>
-          <w:rStyle w:val="NormalTok"/>
-        </w:rPr>
-        <w:t xml:space="preserve"> </w:t>
-      </w:r>
-      <w:r>
-        <w:rPr>
-          <w:rStyle w:val="AttributeTok"/>
-        </w:rPr>
-        <w:t xml:space="preserve">--credentials</w:t>
-      </w:r>
-      <w:r>
-        <w:rPr>
-          <w:rStyle w:val="NormalTok"/>
-        </w:rPr>
-        <w:t xml:space="preserve"> </w:t>
-      </w:r>
-      <w:r>
-        <w:rPr>
-          <w:rStyle w:val="StringTok"/>
-        </w:rPr>
-        <w:t xml:space="preserve">"Their Name"</w:t>
-      </w:r>
-      <w:r>
-        <w:br/>
-      </w:r>
-      <w:r>
-        <w:br/>
-      </w:r>
-      <w:r>
-        <w:rPr>
-          <w:rStyle w:val="ExtensionTok"/>
-        </w:rPr>
-        <w:t xml:space="preserve">gcloud</w:t>
-      </w:r>
-      <w:r>
-        <w:rPr>
-          <w:rStyle w:val="NormalTok"/>
-        </w:rPr>
-        <w:t xml:space="preserve"> run jobs execute magpie-console-user </w:t>
-      </w:r>
-      <w:r>
-        <w:rPr>
-          <w:rStyle w:val="AttributeTok"/>
-        </w:rPr>
-        <w:t xml:space="preserve">--region</w:t>
-      </w:r>
-      <w:r>
-        <w:rPr>
-          <w:rStyle w:val="OperatorTok"/>
-        </w:rPr>
-        <w:t xml:space="preserve">=</w:t>
-      </w:r>
-      <w:r>
-        <w:rPr>
-          <w:rStyle w:val="VariableTok"/>
-        </w:rPr>
-        <w:t xml:space="preserve">$REGION</w:t>
-      </w:r>
-      <w:r>
-        <w:rPr>
-          <w:rStyle w:val="NormalTok"/>
-        </w:rPr>
-        <w:t xml:space="preserve"> </w:t>
-      </w:r>
-      <w:r>
-        <w:rPr>
-          <w:rStyle w:val="AttributeTok"/>
-        </w:rPr>
-        <w:t xml:space="preserve">--wait</w:t>
-      </w:r>
-      <w:r>
-        <w:rPr>
-          <w:rStyle w:val="NormalTok"/>
-        </w:rPr>
-        <w:t xml:space="preserve"> </w:t>
-      </w:r>
-      <w:r>
-        <w:rPr>
-          <w:rStyle w:val="DataTypeTok"/>
-        </w:rPr>
-        <w:t xml:space="preserve">\</w:t>
-      </w:r>
-      <w:r>
-        <w:br/>
-      </w:r>
-      <w:r>
-        <w:rPr>
-          <w:rStyle w:val="NormalTok"/>
-        </w:rPr>
-        <w:t xml:space="preserve">  </w:t>
-      </w:r>
-      <w:r>
-        <w:rPr>
-          <w:rStyle w:val="AttributeTok"/>
-        </w:rPr>
-        <w:t xml:space="preserve">--args</w:t>
-      </w:r>
-      <w:r>
-        <w:rPr>
-          <w:rStyle w:val="OperatorTok"/>
-        </w:rPr>
-        <w:t xml:space="preserve">=</w:t>
-      </w:r>
-      <w:r>
-        <w:rPr>
-          <w:rStyle w:val="StringTok"/>
-        </w:rPr>
-        <w:t xml:space="preserve">"--add,someone@virginmediao2.co.uk,--name,Their Name,--hash,&lt;the hash it printed&gt;"</w:t>
-      </w:r>
-    </w:p>
-    <w:p>
-      <w:pPr>
-        <w:pStyle w:val="FirstParagraph"/>
-      </w:pPr>
-      <w:r>
-        <w:t xml:space="preserve">Make your own account first, then the rest from</w:t>
-      </w:r>
-      <w:r>
-        <w:t xml:space="preserve"> </w:t>
-      </w:r>
-      <w:r>
-        <w:rPr>
-          <w:b/>
-          <w:bCs/>
-        </w:rPr>
-        <w:t xml:space="preserve">console → People</w:t>
-      </w:r>
-      <w:r>
-        <w:t xml:space="preserve">.</w:t>
-      </w:r>
-    </w:p>
-    <w:p>
-      <w:pPr>
-        <w:pStyle w:val="BlockText"/>
-      </w:pPr>
-      <w:r>
-        <w:t xml:space="preserve">The domain is</w:t>
-      </w:r>
-      <w:r>
-        <w:t xml:space="preserve"> </w:t>
-      </w:r>
-      <w:r>
-        <w:rPr>
-          <w:rStyle w:val="VerbatimChar"/>
-        </w:rPr>
-        <w:t xml:space="preserve">@virginmediao2.co.uk</w:t>
-      </w:r>
-      <w:r>
-        <w:t xml:space="preserve">. The application warns on near-miss domains</w:t>
-      </w:r>
-      <w:r>
-        <w:t xml:space="preserve"> </w:t>
-      </w:r>
-      <w:r>
-        <w:t xml:space="preserve">because two accounts were once created at</w:t>
-      </w:r>
-      <w:r>
-        <w:t xml:space="preserve"> </w:t>
-      </w:r>
-      <w:r>
-        <w:rPr>
-          <w:rStyle w:val="VerbatimChar"/>
-        </w:rPr>
-        <w:t xml:space="preserve">@virginmedia.co.uk</w:t>
-      </w:r>
-      <w:r>
-        <w:t xml:space="preserve"> </w:t>
-      </w:r>
-      <w:r>
-        <w:t xml:space="preserve">and could not sign</w:t>
-      </w:r>
-      <w:r>
-        <w:t xml:space="preserve"> </w:t>
-      </w:r>
-      <w:r>
-        <w:t xml:space="preserve">in, with nothing to explain why.</w:t>
-      </w:r>
-    </w:p>
-    <w:p>
-      <w:r>
-        <w:pict>
-          <v:rect style="width:0;height:1.5pt" o:hralign="center" o:hrstd="t" o:hr="t"/>
-        </w:pict>
-      </w:r>
-    </w:p>
-    <w:bookmarkEnd w:id="30"/>
-    <w:bookmarkStart w:id="31" w:name="prove-it-works"/>
-    <w:p>
-      <w:pPr>
-        <w:pStyle w:val="Heading2"/>
-      </w:pPr>
-      <w:r>
-        <w:t xml:space="preserve">13 · Prove it works</w:t>
-      </w:r>
-    </w:p>
-    <w:p>
-      <w:pPr>
-        <w:pStyle w:val="FirstParagraph"/>
-      </w:pPr>
-      <w:r>
-        <w:t xml:space="preserve">In this order. Each one has failed at least once in a way the previous check would</w:t>
-      </w:r>
-      <w:r>
-        <w:t xml:space="preserve"> </w:t>
-      </w:r>
-      <w:r>
-        <w:t xml:space="preserve">not have caught.</w:t>
-      </w:r>
-    </w:p>
-    <w:p>
-      <w:pPr>
-        <w:pStyle w:val="SourceCode"/>
-      </w:pPr>
-      <w:r>
-        <w:rPr>
-          <w:rStyle w:val="VariableTok"/>
-        </w:rPr>
-        <w:t xml:space="preserve">URL</w:t>
-      </w:r>
-      <w:r>
-        <w:rPr>
-          <w:rStyle w:val="OperatorTok"/>
-        </w:rPr>
-        <w:t xml:space="preserve">=</w:t>
-      </w:r>
-      <w:r>
-        <w:rPr>
-          <w:rStyle w:val="VariableTok"/>
-        </w:rPr>
-        <w:t xml:space="preserve">$(</w:t>
-      </w:r>
-      <w:r>
-        <w:rPr>
-          <w:rStyle w:val="ExtensionTok"/>
-        </w:rPr>
-        <w:t xml:space="preserve">tofu</w:t>
-      </w:r>
-      <w:r>
-        <w:rPr>
-          <w:rStyle w:val="NormalTok"/>
-        </w:rPr>
-        <w:t xml:space="preserve"> output </w:t>
-      </w:r>
-      <w:r>
-        <w:rPr>
-          <w:rStyle w:val="AttributeTok"/>
-        </w:rPr>
-        <w:t xml:space="preserve">-raw</w:t>
-      </w:r>
-      <w:r>
-        <w:rPr>
-          <w:rStyle w:val="NormalTok"/>
-        </w:rPr>
-        <w:t xml:space="preserve"> service_url</w:t>
-      </w:r>
-      <w:r>
-        <w:rPr>
-          <w:rStyle w:val="VariableTok"/>
-        </w:rPr>
-        <w:t xml:space="preserve">)</w:t>
-      </w:r>
-      <w:r>
-        <w:br/>
-      </w:r>
-      <w:r>
-        <w:br/>
-      </w:r>
-      <w:r>
-        <w:rPr>
-          <w:rStyle w:val="CommentTok"/>
-        </w:rPr>
-        <w:t xml:space="preserve"># 1 · The service is up and migrations ran.</w:t>
-      </w:r>
-      <w:r>
-        <w:br/>
-      </w:r>
-      <w:r>
-        <w:rPr>
-          <w:rStyle w:val="ExtensionTok"/>
-        </w:rPr>
-        <w:t xml:space="preserve">curl</w:t>
-      </w:r>
-      <w:r>
-        <w:rPr>
-          <w:rStyle w:val="NormalTok"/>
-        </w:rPr>
-        <w:t xml:space="preserve"> </w:t>
-      </w:r>
-      <w:r>
-        <w:rPr>
-          <w:rStyle w:val="AttributeTok"/>
-        </w:rPr>
-        <w:t xml:space="preserve">-s</w:t>
-      </w:r>
-      <w:r>
-        <w:rPr>
-          <w:rStyle w:val="NormalTok"/>
-        </w:rPr>
-        <w:t xml:space="preserve"> </w:t>
-      </w:r>
-      <w:r>
-        <w:rPr>
-          <w:rStyle w:val="VariableTok"/>
-        </w:rPr>
-        <w:t xml:space="preserve">$URL</w:t>
-      </w:r>
-      <w:r>
-        <w:rPr>
-          <w:rStyle w:val="NormalTok"/>
-        </w:rPr>
-        <w:t xml:space="preserve">/health                      </w:t>
-      </w:r>
-      <w:r>
-        <w:rPr>
-          <w:rStyle w:val="CommentTok"/>
-        </w:rPr>
-        <w:t xml:space="preserve"># {"status":"ok",...}</w:t>
-      </w:r>
-      <w:r>
-        <w:br/>
-      </w:r>
-      <w:r>
-        <w:br/>
-      </w:r>
-      <w:r>
-        <w:rPr>
-          <w:rStyle w:val="CommentTok"/>
-        </w:rPr>
-        <w:t xml:space="preserve"># 2 · The console renders and the strict CSP is live.</w:t>
-      </w:r>
-      <w:r>
-        <w:br/>
-      </w:r>
-      <w:r>
-        <w:rPr>
-          <w:rStyle w:val="ExtensionTok"/>
-        </w:rPr>
-        <w:t xml:space="preserve">curl</w:t>
-      </w:r>
-      <w:r>
-        <w:rPr>
-          <w:rStyle w:val="NormalTok"/>
-        </w:rPr>
-        <w:t xml:space="preserve"> </w:t>
-      </w:r>
-      <w:r>
-        <w:rPr>
-          <w:rStyle w:val="AttributeTok"/>
-        </w:rPr>
-        <w:t xml:space="preserve">-sI</w:t>
-      </w:r>
-      <w:r>
-        <w:rPr>
-          <w:rStyle w:val="NormalTok"/>
-        </w:rPr>
-        <w:t xml:space="preserve"> </w:t>
-      </w:r>
-      <w:r>
-        <w:rPr>
-          <w:rStyle w:val="VariableTok"/>
-        </w:rPr>
-        <w:t xml:space="preserve">$URL</w:t>
-      </w:r>
-      <w:r>
-        <w:rPr>
-          <w:rStyle w:val="NormalTok"/>
-        </w:rPr>
-        <w:t xml:space="preserve">/console/login </w:t>
-      </w:r>
-      <w:r>
-        <w:rPr>
-          <w:rStyle w:val="KeywordTok"/>
-        </w:rPr>
-        <w:t xml:space="preserve">|</w:t>
-      </w:r>
-      <w:r>
-        <w:rPr>
-          <w:rStyle w:val="NormalTok"/>
-        </w:rPr>
-        <w:t xml:space="preserve"> </w:t>
-      </w:r>
-      <w:r>
-        <w:rPr>
-          <w:rStyle w:val="FunctionTok"/>
-        </w:rPr>
-        <w:t xml:space="preserve">grep</w:t>
-      </w:r>
-      <w:r>
-        <w:rPr>
-          <w:rStyle w:val="NormalTok"/>
-        </w:rPr>
-        <w:t xml:space="preserve"> </w:t>
-      </w:r>
-      <w:r>
-        <w:rPr>
-          <w:rStyle w:val="AttributeTok"/>
-        </w:rPr>
-        <w:t xml:space="preserve">-i</w:t>
-      </w:r>
-      <w:r>
-        <w:rPr>
-          <w:rStyle w:val="NormalTok"/>
-        </w:rPr>
-        <w:t xml:space="preserve"> content-security-policy</w:t>
-      </w:r>
-      <w:r>
-        <w:br/>
-      </w:r>
-      <w:r>
-        <w:rPr>
-          <w:rStyle w:val="CommentTok"/>
-        </w:rPr>
-        <w:t xml:space="preserve">#   expect: script-src 'self' 'nonce-...' 'strict-dynamic'</w:t>
-      </w:r>
-      <w:r>
-        <w:br/>
-      </w:r>
-      <w:r>
-        <w:rPr>
-          <w:rStyle w:val="CommentTok"/>
-        </w:rPr>
-        <w:t xml:space="preserve">#   NOT 'unsafe-inline' — that would mean middleware.ts is not running</w:t>
-      </w:r>
-      <w:r>
-        <w:br/>
-      </w:r>
-      <w:r>
-        <w:br/>
-      </w:r>
-      <w:r>
-        <w:rPr>
-          <w:rStyle w:val="CommentTok"/>
-        </w:rPr>
-        <w:t xml:space="preserve"># 3 · Cross-site requests are refused.</w:t>
-      </w:r>
-      <w:r>
-        <w:br/>
-      </w:r>
-      <w:r>
-        <w:rPr>
-          <w:rStyle w:val="ExtensionTok"/>
-        </w:rPr>
-        <w:t xml:space="preserve">curl</w:t>
-      </w:r>
-      <w:r>
-        <w:rPr>
-          <w:rStyle w:val="NormalTok"/>
-        </w:rPr>
-        <w:t xml:space="preserve"> </w:t>
-      </w:r>
-      <w:r>
-        <w:rPr>
-          <w:rStyle w:val="AttributeTok"/>
-        </w:rPr>
-        <w:t xml:space="preserve">-s</w:t>
-      </w:r>
-      <w:r>
-        <w:rPr>
-          <w:rStyle w:val="NormalTok"/>
-        </w:rPr>
-        <w:t xml:space="preserve"> </w:t>
-      </w:r>
-      <w:r>
-        <w:rPr>
-          <w:rStyle w:val="AttributeTok"/>
-        </w:rPr>
-        <w:t xml:space="preserve">-o</w:t>
-      </w:r>
-      <w:r>
-        <w:rPr>
-          <w:rStyle w:val="NormalTok"/>
-        </w:rPr>
-        <w:t xml:space="preserve"> /dev/null </w:t>
-      </w:r>
-      <w:r>
-        <w:rPr>
-          <w:rStyle w:val="AttributeTok"/>
-        </w:rPr>
-        <w:t xml:space="preserve">-w</w:t>
-      </w:r>
-      <w:r>
-        <w:rPr>
-          <w:rStyle w:val="NormalTok"/>
-        </w:rPr>
-        <w:t xml:space="preserve"> </w:t>
-      </w:r>
-      <w:r>
-        <w:rPr>
-          <w:rStyle w:val="StringTok"/>
-        </w:rPr>
-        <w:t xml:space="preserve">'%{http_code}\n'</w:t>
-      </w:r>
-      <w:r>
-        <w:rPr>
-          <w:rStyle w:val="NormalTok"/>
-        </w:rPr>
-        <w:t xml:space="preserve"> </w:t>
-      </w:r>
-      <w:r>
-        <w:rPr>
-          <w:rStyle w:val="AttributeTok"/>
-        </w:rPr>
-        <w:t xml:space="preserve">-X</w:t>
-      </w:r>
-      <w:r>
-        <w:rPr>
-          <w:rStyle w:val="NormalTok"/>
-        </w:rPr>
-        <w:t xml:space="preserve"> POST </w:t>
-      </w:r>
-      <w:r>
-        <w:rPr>
-          <w:rStyle w:val="DataTypeTok"/>
-        </w:rPr>
-        <w:t xml:space="preserve">\</w:t>
-      </w:r>
-      <w:r>
-        <w:br/>
-      </w:r>
-      <w:r>
-        <w:rPr>
-          <w:rStyle w:val="NormalTok"/>
-        </w:rPr>
-        <w:t xml:space="preserve">  </w:t>
-      </w:r>
-      <w:r>
-        <w:rPr>
-          <w:rStyle w:val="AttributeTok"/>
-        </w:rPr>
-        <w:t xml:space="preserve">-H</w:t>
-      </w:r>
-      <w:r>
-        <w:rPr>
-          <w:rStyle w:val="NormalTok"/>
-        </w:rPr>
-        <w:t xml:space="preserve"> </w:t>
-      </w:r>
-      <w:r>
-        <w:rPr>
-          <w:rStyle w:val="StringTok"/>
-        </w:rPr>
-        <w:t xml:space="preserve">'Origin: https://evil.example'</w:t>
-      </w:r>
-      <w:r>
-        <w:rPr>
-          <w:rStyle w:val="NormalTok"/>
-        </w:rPr>
-        <w:t xml:space="preserve"> </w:t>
-      </w:r>
-      <w:r>
-        <w:rPr>
-          <w:rStyle w:val="VariableTok"/>
-        </w:rPr>
-        <w:t xml:space="preserve">$URL</w:t>
-      </w:r>
-      <w:r>
-        <w:rPr>
-          <w:rStyle w:val="NormalTok"/>
-        </w:rPr>
-        <w:t xml:space="preserve">/api/transcribe        </w:t>
-      </w:r>
-      <w:r>
-        <w:rPr>
-          <w:rStyle w:val="CommentTok"/>
-        </w:rPr>
-        <w:t xml:space="preserve"># expect 403</w:t>
-      </w:r>
-      <w:r>
-        <w:br/>
-      </w:r>
-      <w:r>
-        <w:br/>
-      </w:r>
-      <w:r>
-        <w:rPr>
-          <w:rStyle w:val="CommentTok"/>
-        </w:rPr>
-        <w:t xml:space="preserve"># 4 · The retention route exists and demands an identity.</w:t>
-      </w:r>
-      <w:r>
-        <w:br/>
-      </w:r>
-      <w:r>
-        <w:rPr>
-          <w:rStyle w:val="ExtensionTok"/>
-        </w:rPr>
-        <w:t xml:space="preserve">curl</w:t>
-      </w:r>
-      <w:r>
-        <w:rPr>
-          <w:rStyle w:val="NormalTok"/>
-        </w:rPr>
-        <w:t xml:space="preserve"> </w:t>
-      </w:r>
-      <w:r>
-        <w:rPr>
-          <w:rStyle w:val="AttributeTok"/>
-        </w:rPr>
-        <w:t xml:space="preserve">-s</w:t>
-      </w:r>
-      <w:r>
-        <w:rPr>
-          <w:rStyle w:val="NormalTok"/>
-        </w:rPr>
-        <w:t xml:space="preserve"> </w:t>
-      </w:r>
-      <w:r>
-        <w:rPr>
-          <w:rStyle w:val="AttributeTok"/>
-        </w:rPr>
-        <w:t xml:space="preserve">-o</w:t>
-      </w:r>
-      <w:r>
-        <w:rPr>
-          <w:rStyle w:val="NormalTok"/>
-        </w:rPr>
-        <w:t xml:space="preserve"> /dev/null </w:t>
-      </w:r>
-      <w:r>
-        <w:rPr>
-          <w:rStyle w:val="AttributeTok"/>
-        </w:rPr>
-        <w:t xml:space="preserve">-w</w:t>
-      </w:r>
-      <w:r>
-        <w:rPr>
-          <w:rStyle w:val="NormalTok"/>
-        </w:rPr>
-        <w:t xml:space="preserve"> </w:t>
-      </w:r>
-      <w:r>
-        <w:rPr>
-          <w:rStyle w:val="StringTok"/>
-        </w:rPr>
-        <w:t xml:space="preserve">'%{http_code}\n'</w:t>
-      </w:r>
-      <w:r>
-        <w:rPr>
-          <w:rStyle w:val="NormalTok"/>
-        </w:rPr>
-        <w:t xml:space="preserve"> </w:t>
-      </w:r>
-      <w:r>
-        <w:rPr>
-          <w:rStyle w:val="AttributeTok"/>
-        </w:rPr>
-        <w:t xml:space="preserve">-X</w:t>
-      </w:r>
-      <w:r>
-        <w:rPr>
-          <w:rStyle w:val="NormalTok"/>
-        </w:rPr>
-        <w:t xml:space="preserve"> POST </w:t>
-      </w:r>
-      <w:r>
-        <w:rPr>
-          <w:rStyle w:val="VariableTok"/>
-        </w:rPr>
-        <w:t xml:space="preserve">$URL</w:t>
-      </w:r>
-      <w:r>
-        <w:rPr>
-          <w:rStyle w:val="NormalTok"/>
-        </w:rPr>
-        <w:t xml:space="preserve">/api/admin/retention</w:t>
-      </w:r>
-      <w:r>
-        <w:br/>
-      </w:r>
-      <w:r>
-        <w:rPr>
-          <w:rStyle w:val="CommentTok"/>
-        </w:rPr>
-        <w:t xml:space="preserve">#   expect 401. A 404 means RETENTION_CALLERS never reached the container.</w:t>
-      </w:r>
-    </w:p>
-    <w:p>
-      <w:pPr>
-        <w:pStyle w:val="FirstParagraph"/>
-      </w:pPr>
-      <w:r>
-        <w:t xml:space="preserve">Then two that need a browser:</w:t>
-      </w:r>
-    </w:p>
-    <w:p>
-      <w:pPr>
-        <w:pStyle w:val="BodyText"/>
-      </w:pPr>
-      <w:r>
-        <w:rPr>
-          <w:b/>
-          <w:bCs/>
-        </w:rPr>
-        <w:t xml:space="preserve">5 · Sign in and run an interview.</w:t>
-      </w:r>
-      <w:r>
-        <w:t xml:space="preserve"> </w:t>
-      </w:r>
-      <w:r>
-        <w:t xml:space="preserve">Create a campaign, add yourself, open the</w:t>
-      </w:r>
-      <w:r>
-        <w:t xml:space="preserve"> </w:t>
-      </w:r>
-      <w:r>
-        <w:t xml:space="preserve">invite link, answer a few questions. This exercises the model key, the database</w:t>
-      </w:r>
-      <w:r>
-        <w:t xml:space="preserve"> </w:t>
-      </w:r>
-      <w:r>
-        <w:t xml:space="preserve">and the interview engine together.</w:t>
-      </w:r>
-    </w:p>
-    <w:p>
-      <w:pPr>
-        <w:pStyle w:val="BodyText"/>
-      </w:pPr>
-      <w:r>
-        <w:rPr>
-          <w:b/>
-          <w:bCs/>
-        </w:rPr>
-        <w:t xml:space="preserve">6 · Record a spoken answer.</w:t>
-      </w:r>
-      <w:r>
-        <w:t xml:space="preserve"> </w:t>
-      </w:r>
-      <w:r>
-        <w:t xml:space="preserve">This is the one to do deliberately, because it is</w:t>
-      </w:r>
-      <w:r>
-        <w:t xml:space="preserve"> </w:t>
-      </w:r>
-      <w:r>
-        <w:t xml:space="preserve">the least proven thing in the deployment. Voice-to-text runs on Vertex under a</w:t>
-      </w:r>
-      <w:r>
-        <w:t xml:space="preserve"> </w:t>
-      </w:r>
-      <w:r>
-        <w:t xml:space="preserve">custom role holding only</w:t>
-      </w:r>
-      <w:r>
-        <w:t xml:space="preserve"> </w:t>
-      </w:r>
-      <w:r>
-        <w:rPr>
-          <w:rStyle w:val="VerbatimChar"/>
-        </w:rPr>
-        <w:t xml:space="preserve">aiplatform.endpoints.predict</w:t>
-      </w:r>
-      <w:r>
-        <w:t xml:space="preserve">. That is the correct</w:t>
-      </w:r>
-      <w:r>
-        <w:t xml:space="preserve"> </w:t>
-      </w:r>
-      <w:r>
-        <w:t xml:space="preserve">permission on paper, but</w:t>
-      </w:r>
-      <w:r>
-        <w:t xml:space="preserve"> </w:t>
-      </w:r>
-      <w:r>
-        <w:rPr>
-          <w:b/>
-          <w:bCs/>
-        </w:rPr>
-        <w:t xml:space="preserve">it has never been confirmed against a live Vertex</w:t>
-      </w:r>
-      <w:r>
-        <w:rPr>
-          <w:b/>
-          <w:bCs/>
-        </w:rPr>
-        <w:t xml:space="preserve"> </w:t>
-      </w:r>
-      <w:r>
-        <w:rPr>
-          <w:b/>
-          <w:bCs/>
-        </w:rPr>
-        <w:t xml:space="preserve">call</w:t>
-      </w:r>
-      <w:r>
-        <w:t xml:space="preserve">. If transcription returns 403, the fix is one line:</w:t>
-      </w:r>
-    </w:p>
-    <w:p>
-      <w:pPr>
-        <w:pStyle w:val="SourceCode"/>
-      </w:pPr>
-      <w:r>
-        <w:rPr>
-          <w:rStyle w:val="VerbatimChar"/>
-        </w:rPr>
-        <w:t xml:space="preserve">vertex_least_privilege = false     # in envs/vmo2.tfvars</w:t>
-      </w:r>
-    </w:p>
-    <w:p>
-      <w:pPr>
-        <w:pStyle w:val="FirstParagraph"/>
-      </w:pPr>
-      <w:r>
-        <w:t xml:space="preserve">Push, plan, deploy. It restores</w:t>
-      </w:r>
-      <w:r>
-        <w:t xml:space="preserve"> </w:t>
-      </w:r>
-      <w:r>
-        <w:rPr>
-          <w:rStyle w:val="VerbatimChar"/>
-        </w:rPr>
-        <w:t xml:space="preserve">roles/aiplatform.user</w:t>
-      </w:r>
-      <w:r>
-        <w:t xml:space="preserve"> </w:t>
-      </w:r>
-      <w:r>
-        <w:t xml:space="preserve">and transcription works</w:t>
-      </w:r>
-      <w:r>
-        <w:t xml:space="preserve"> </w:t>
-      </w:r>
-      <w:r>
-        <w:t xml:space="preserve">again.</w:t>
-      </w:r>
-    </w:p>
-    <w:p>
-      <w:pPr>
-        <w:pStyle w:val="BodyText"/>
-      </w:pPr>
-      <w:r>
-        <w:rPr>
-          <w:b/>
-          <w:bCs/>
-        </w:rPr>
-        <w:t xml:space="preserve">7 · Prove the retention sweep before trusting it.</w:t>
-      </w:r>
-      <w:r>
-        <w:t xml:space="preserve"> </w:t>
-      </w:r>
-      <w:r>
-        <w:t xml:space="preserve">It deletes interview</w:t>
-      </w:r>
-      <w:r>
-        <w:t xml:space="preserve"> </w:t>
-      </w:r>
-      <w:r>
-        <w:t xml:space="preserve">content, so run it in report mode first:</w:t>
-      </w:r>
-    </w:p>
-    <w:p>
-      <w:pPr>
-        <w:pStyle w:val="SourceCode"/>
-      </w:pPr>
-      <w:r>
-        <w:rPr>
-          <w:rStyle w:val="ExtensionTok"/>
-        </w:rPr>
-        <w:t xml:space="preserve">gcloud</w:t>
-      </w:r>
-      <w:r>
-        <w:rPr>
-          <w:rStyle w:val="NormalTok"/>
-        </w:rPr>
-        <w:t xml:space="preserve"> scheduler jobs run magpie-retention </w:t>
-      </w:r>
-      <w:r>
-        <w:rPr>
-          <w:rStyle w:val="AttributeTok"/>
-        </w:rPr>
-        <w:t xml:space="preserve">--location</w:t>
-      </w:r>
-      <w:r>
-        <w:rPr>
-          <w:rStyle w:val="OperatorTok"/>
-        </w:rPr>
-        <w:t xml:space="preserve">=</w:t>
-      </w:r>
-      <w:r>
-        <w:rPr>
-          <w:rStyle w:val="VariableTok"/>
-        </w:rPr>
-        <w:t xml:space="preserve">$REGION</w:t>
-      </w:r>
-      <w:r>
-        <w:br/>
-      </w:r>
-      <w:r>
-        <w:rPr>
-          <w:rStyle w:val="ExtensionTok"/>
-        </w:rPr>
-        <w:t xml:space="preserve">gcloud</w:t>
-      </w:r>
-      <w:r>
-        <w:rPr>
-          <w:rStyle w:val="NormalTok"/>
-        </w:rPr>
-        <w:t xml:space="preserve"> scheduler jobs describe magpie-retention </w:t>
-      </w:r>
-      <w:r>
-        <w:rPr>
-          <w:rStyle w:val="AttributeTok"/>
-        </w:rPr>
-        <w:t xml:space="preserve">--location</w:t>
-      </w:r>
-      <w:r>
-        <w:rPr>
-          <w:rStyle w:val="OperatorTok"/>
-        </w:rPr>
-        <w:t xml:space="preserve">=</w:t>
-      </w:r>
-      <w:r>
-        <w:rPr>
-          <w:rStyle w:val="VariableTok"/>
-        </w:rPr>
-        <w:t xml:space="preserve">$REGION</w:t>
-      </w:r>
-    </w:p>
-    <w:p>
-      <w:pPr>
-        <w:pStyle w:val="FirstParagraph"/>
-      </w:pPr>
-      <w:r>
-        <w:t xml:space="preserve">On a new deployment it reports zeroes, because nothing is old enough to expire.</w:t>
-      </w:r>
-      <w:r>
-        <w:t xml:space="preserve"> </w:t>
-      </w:r>
-      <w:r>
-        <w:t xml:space="preserve">Zeroes with a 200 is the pass. A 401 means the scheduler’s identity is not in</w:t>
-      </w:r>
-      <w:r>
-        <w:t xml:space="preserve"> </w:t>
-      </w:r>
-      <w:r>
-        <w:rPr>
-          <w:rStyle w:val="VerbatimChar"/>
-        </w:rPr>
-        <w:t xml:space="preserve">RETENTION_CALLERS</w:t>
-      </w:r>
-      <w:r>
-        <w:t xml:space="preserve">, or its OIDC audience is not the service URL.</w:t>
-      </w:r>
-    </w:p>
-    <w:p>
-      <w:r>
-        <w:pict>
-          <v:rect style="width:0;height:1.5pt" o:hralign="center" o:hrstd="t" o:hr="t"/>
-        </w:pict>
-      </w:r>
-    </w:p>
-    <w:bookmarkEnd w:id="31"/>
-    <w:bookmarkStart w:id="32" w:name="running-the-pilot"/>
-    <w:p>
-      <w:pPr>
-        <w:pStyle w:val="Heading2"/>
-      </w:pPr>
-      <w:r>
-        <w:t xml:space="preserve">14 · Running the pilot</w:t>
-      </w:r>
-    </w:p>
-    <w:p>
-      <w:pPr>
-        <w:pStyle w:val="Compact"/>
-        <w:numPr>
-          <w:ilvl w:val="0"/>
-          <w:numId w:val="1003"/>
-        </w:numPr>
-      </w:pPr>
-      <w:r>
-        <w:t xml:space="preserve">Invite links carry whatever hostname the service has, so they need no</w:t>
-      </w:r>
-      <w:r>
-        <w:t xml:space="preserve"> </w:t>
-      </w:r>
-      <w:r>
-        <w:t xml:space="preserve">configuration. Issue them from the register.</w:t>
-      </w:r>
-    </w:p>
-    <w:p>
-      <w:pPr>
-        <w:pStyle w:val="Compact"/>
-        <w:numPr>
-          <w:ilvl w:val="0"/>
-          <w:numId w:val="1003"/>
-        </w:numPr>
-      </w:pPr>
-      <w:r>
-        <w:t xml:space="preserve">An interview is 25–40 minutes. Tell people that.</w:t>
-      </w:r>
-    </w:p>
-    <w:p>
-      <w:pPr>
-        <w:pStyle w:val="Compact"/>
-        <w:numPr>
-          <w:ilvl w:val="0"/>
-          <w:numId w:val="1003"/>
-        </w:numPr>
-      </w:pPr>
-      <w:r>
-        <w:rPr>
-          <w:b/>
-          <w:bCs/>
-        </w:rPr>
-        <w:t xml:space="preserve">Warm the process map before an audience sees it.</w:t>
-      </w:r>
-      <w:r>
-        <w:t xml:space="preserve"> </w:t>
-      </w:r>
-      <w:r>
-        <w:t xml:space="preserve">The first draw costs a</w:t>
-      </w:r>
-      <w:r>
-        <w:t xml:space="preserve"> </w:t>
-      </w:r>
-      <w:r>
-        <w:t xml:space="preserve">model call and takes a moment; afterwards it is stored and instant.</w:t>
-      </w:r>
-    </w:p>
-    <w:p>
-      <w:pPr>
-        <w:pStyle w:val="Compact"/>
-        <w:numPr>
-          <w:ilvl w:val="0"/>
-          <w:numId w:val="1003"/>
-        </w:numPr>
-      </w:pPr>
-      <w:r>
-        <w:t xml:space="preserve">Analysis views (to-be map, opportunity overlay, automation assessment, autonomy</w:t>
-      </w:r>
-      <w:r>
-        <w:t xml:space="preserve"> </w:t>
-      </w:r>
-      <w:r>
-        <w:t xml:space="preserve">levels) are on if</w:t>
-      </w:r>
-      <w:r>
-        <w:t xml:space="preserve"> </w:t>
-      </w:r>
-      <w:r>
-        <w:rPr>
-          <w:rStyle w:val="VerbatimChar"/>
-        </w:rPr>
-        <w:t xml:space="preserve">enable_tobe = true</w:t>
-      </w:r>
-      <w:r>
-        <w:t xml:space="preserve">. They are labelled</w:t>
-      </w:r>
-      <w:r>
-        <w:t xml:space="preserve"> </w:t>
-      </w:r>
-      <w:r>
-        <w:rPr>
-          <w:i/>
-          <w:iCs/>
-        </w:rPr>
-        <w:t xml:space="preserve">proposed and</w:t>
-      </w:r>
-      <w:r>
-        <w:rPr>
-          <w:i/>
-          <w:iCs/>
-        </w:rPr>
-        <w:t xml:space="preserve"> </w:t>
-      </w:r>
-      <w:r>
-        <w:rPr>
-          <w:i/>
-          <w:iCs/>
-        </w:rPr>
-        <w:t xml:space="preserve">unverified</w:t>
-      </w:r>
-      <w:r>
-        <w:t xml:space="preserve"> </w:t>
-      </w:r>
-      <w:r>
-        <w:t xml:space="preserve">by construction. Leave that label alone — it is what makes them</w:t>
-      </w:r>
-      <w:r>
-        <w:t xml:space="preserve"> </w:t>
-      </w:r>
-      <w:r>
-        <w:t xml:space="preserve">honest.</w:t>
-      </w:r>
-    </w:p>
-    <w:p>
-      <w:r>
-        <w:pict>
-          <v:rect style="width:0;height:1.5pt" o:hralign="center" o:hrstd="t" o:hr="t"/>
-        </w:pict>
-      </w:r>
-    </w:p>
-    <w:bookmarkEnd w:id="32"/>
-    <w:bookmarkStart w:id="34" w:name="when-something-goes-wrong"/>
-    <w:p>
-      <w:pPr>
-        <w:pStyle w:val="Heading2"/>
-      </w:pPr>
-      <w:r>
-        <w:t xml:space="preserve">15 · When something goes wrong</w:t>
-      </w:r>
-    </w:p>
-    <w:p>
-      <w:pPr>
-        <w:pStyle w:val="FirstParagraph"/>
-      </w:pPr>
-      <w:r>
-        <w:t xml:space="preserve">Every one of these has actually happened.</w:t>
+        <w:t xml:space="preserve">Two routes to the same Claude models. The default is unchanged, so doing nothing</w:t>
+      </w:r>
+      <w:r>
+        <w:t xml:space="preserve"> </w:t>
+      </w:r>
+      <w:r>
+        <w:t xml:space="preserve">keeps today’s behaviour.</w:t>
       </w:r>
     </w:p>
     <w:tbl>
@@ -6801,9 +6091,6 @@
             <w:pPr>
               <w:pStyle w:val="Compact"/>
             </w:pPr>
-            <w:r>
-              <w:t xml:space="preserve">Symptom</w:t>
-            </w:r>
           </w:p>
         </w:tc>
         <w:tc>
@@ -6813,7 +6100,16 @@
               <w:pStyle w:val="Compact"/>
             </w:pPr>
             <w:r>
-              <w:t xml:space="preserve">Cause</w:t>
+              <w:rPr>
+                <w:rStyle w:val="VerbatimChar"/>
+              </w:rPr>
+              <w:t xml:space="preserve">model_provider = "anthropic"</w:t>
+            </w:r>
+            <w:r>
+              <w:t xml:space="preserve"> </w:t>
+            </w:r>
+            <w:r>
+              <w:t xml:space="preserve">(default)</w:t>
             </w:r>
           </w:p>
         </w:tc>
@@ -6824,7 +6120,10 @@
               <w:pStyle w:val="Compact"/>
             </w:pPr>
             <w:r>
-              <w:t xml:space="preserve">Fix</w:t>
+              <w:rPr>
+                <w:rStyle w:val="VerbatimChar"/>
+              </w:rPr>
+              <w:t xml:space="preserve">model_provider = "vertex"</w:t>
             </w:r>
           </w:p>
         </w:tc>
@@ -6837,7 +6136,7 @@
               <w:pStyle w:val="Compact"/>
             </w:pPr>
             <w:r>
-              <w:t xml:space="preserve">Revision never becomes ready, no useful error</w:t>
+              <w:t xml:space="preserve">Credential</w:t>
             </w:r>
           </w:p>
         </w:tc>
@@ -6848,7 +6147,7 @@
               <w:pStyle w:val="Compact"/>
             </w:pPr>
             <w:r>
-              <w:t xml:space="preserve">An arm64 image. Cloud Run cannot run it and does not say so</w:t>
+              <w:t xml:space="preserve">API key in Secret Manager</w:t>
             </w:r>
           </w:p>
         </w:tc>
@@ -6859,7 +6158,7 @@
               <w:pStyle w:val="Compact"/>
             </w:pPr>
             <w:r>
-              <w:t xml:space="preserve">Only builds from an Apple Silicon laptop. The pipeline builds on a Linux runner, so this cannot recur through CI</w:t>
+              <w:t xml:space="preserve">None — the service account</w:t>
             </w:r>
           </w:p>
         </w:tc>
@@ -6872,10 +6171,7 @@
               <w:pStyle w:val="Compact"/>
             </w:pPr>
             <w:r>
-              <w:rPr>
-                <w:rStyle w:val="VerbatimChar"/>
-              </w:rPr>
-              <w:t xml:space="preserve">Invalid Tier (db-g1-small) for (ENTERPRISE_PLUS)</w:t>
+              <w:t xml:space="preserve">Network</w:t>
             </w:r>
           </w:p>
         </w:tc>
@@ -6886,7 +6182,16 @@
               <w:pStyle w:val="Compact"/>
             </w:pPr>
             <w:r>
-              <w:t xml:space="preserve">The API now defaults to Enterprise Plus</w:t>
+              <w:t xml:space="preserve">Cloud Run egresses to</w:t>
+            </w:r>
+            <w:r>
+              <w:t xml:space="preserve"> </w:t>
+            </w:r>
+            <w:r>
+              <w:rPr>
+                <w:rStyle w:val="VerbatimChar"/>
+              </w:rPr>
+              <w:t xml:space="preserve">api.anthropic.com</w:t>
             </w:r>
           </w:p>
         </w:tc>
@@ -6897,31 +6202,7 @@
               <w:pStyle w:val="Compact"/>
             </w:pPr>
             <w:r>
-              <w:t xml:space="preserve">Already fixed:</w:t>
-            </w:r>
-            <w:r>
-              <w:t xml:space="preserve"> </w:t>
-            </w:r>
-            <w:r>
-              <w:rPr>
-                <w:rStyle w:val="VerbatimChar"/>
-              </w:rPr>
-              <w:t xml:space="preserve">edition = "ENTERPRISE"</w:t>
-            </w:r>
-            <w:r>
-              <w:t xml:space="preserve"> </w:t>
-            </w:r>
-            <w:r>
-              <w:t xml:space="preserve">in</w:t>
-            </w:r>
-            <w:r>
-              <w:t xml:space="preserve"> </w:t>
-            </w:r>
-            <w:r>
-              <w:rPr>
-                <w:rStyle w:val="VerbatimChar"/>
-              </w:rPr>
-              <w:t xml:space="preserve">database.tf</w:t>
+              <w:t xml:space="preserve">Stays inside Google’s network</w:t>
             </w:r>
           </w:p>
         </w:tc>
@@ -6934,16 +6215,7 @@
               <w:pStyle w:val="Compact"/>
             </w:pPr>
             <w:r>
-              <w:rPr>
-                <w:rStyle w:val="VerbatimChar"/>
-              </w:rPr>
-              <w:t xml:space="preserve">constraints/sql.restrictPublicIp</w:t>
-            </w:r>
-            <w:r>
-              <w:t xml:space="preserve"> </w:t>
-            </w:r>
-            <w:r>
-              <w:t xml:space="preserve">blocks the apply</w:t>
+              <w:t xml:space="preserve">Procurement</w:t>
             </w:r>
           </w:p>
         </w:tc>
@@ -6954,7 +6226,7 @@
               <w:pStyle w:val="Compact"/>
             </w:pPr>
             <w:r>
-              <w:t xml:space="preserve">Correct policy, and this configuration already satisfies it</w:t>
+              <w:t xml:space="preserve">Separate agreement with Anthropic</w:t>
             </w:r>
           </w:p>
         </w:tc>
@@ -6965,16 +6237,7 @@
               <w:pStyle w:val="Compact"/>
             </w:pPr>
             <w:r>
-              <w:t xml:space="preserve">The database has no public IP. If it still fails, the peering has not been created — check</w:t>
-            </w:r>
-            <w:r>
-              <w:t xml:space="preserve"> </w:t>
-            </w:r>
-            <w:r>
-              <w:rPr>
-                <w:rStyle w:val="VerbatimChar"/>
-              </w:rPr>
-              <w:t xml:space="preserve">manage_private_services_access</w:t>
+              <w:t xml:space="preserve">On the existing GCP invoice</w:t>
             </w:r>
           </w:p>
         </w:tc>
@@ -6987,7 +6250,7 @@
               <w:pStyle w:val="Compact"/>
             </w:pPr>
             <w:r>
-              <w:t xml:space="preserve">Login form does nothing, no error</w:t>
+              <w:t xml:space="preserve">Region</w:t>
             </w:r>
           </w:p>
         </w:tc>
@@ -6998,22 +6261,7 @@
               <w:pStyle w:val="Compact"/>
             </w:pPr>
             <w:r>
-              <w:t xml:space="preserve">A CSP</w:t>
-            </w:r>
-            <w:r>
-              <w:t xml:space="preserve"> </w:t>
-            </w:r>
-            <w:r>
-              <w:rPr>
-                <w:rStyle w:val="VerbatimChar"/>
-              </w:rPr>
-              <w:t xml:space="preserve">form-action</w:t>
-            </w:r>
-            <w:r>
-              <w:t xml:space="preserve"> </w:t>
-            </w:r>
-            <w:r>
-              <w:t xml:space="preserve">refusal after an absolute redirect to the container’s internal address</w:t>
+              <w:t xml:space="preserve">Anthropic’s infrastructure</w:t>
             </w:r>
           </w:p>
         </w:tc>
@@ -7024,16 +6272,32 @@
               <w:pStyle w:val="Compact"/>
             </w:pPr>
             <w:r>
-              <w:t xml:space="preserve">Already fixed: redirects are relative (</w:t>
-            </w:r>
-            <w:r>
               <w:rPr>
                 <w:rStyle w:val="VerbatimChar"/>
               </w:rPr>
-              <w:t xml:space="preserve">lib/origin.ts</w:t>
-            </w:r>
-            <w:r>
-              <w:t xml:space="preserve">). If it recurs, check middleware is running</w:t>
+              <w:t xml:space="preserve">europe-west1</w:t>
+            </w:r>
+            <w:r>
+              <w:t xml:space="preserve"> </w:t>
+            </w:r>
+            <w:r>
+              <w:t xml:space="preserve">— EU,</w:t>
+            </w:r>
+            <w:r>
+              <w:t xml:space="preserve"> </w:t>
+            </w:r>
+            <w:r>
+              <w:rPr>
+                <w:b/>
+                <w:bCs/>
+              </w:rPr>
+              <w:t xml:space="preserve">not</w:t>
+            </w:r>
+            <w:r>
+              <w:t xml:space="preserve"> </w:t>
+            </w:r>
+            <w:r>
+              <w:t xml:space="preserve">UK</w:t>
             </w:r>
           </w:p>
         </w:tc>
@@ -7046,13 +6310,7 @@
               <w:pStyle w:val="Compact"/>
             </w:pPr>
             <w:r>
-              <w:t xml:space="preserve">Apply fails:</w:t>
-            </w:r>
-            <w:r>
-              <w:t xml:space="preserve"> </w:t>
-            </w:r>
-            <w:r>
-              <w:t xml:space="preserve">“value saved in the plan file for variable is different”</w:t>
+              <w:t xml:space="preserve">Model id</w:t>
             </w:r>
           </w:p>
         </w:tc>
@@ -7063,31 +6321,10 @@
               <w:pStyle w:val="Compact"/>
             </w:pPr>
             <w:r>
-              <w:t xml:space="preserve">An auto-loaded</w:t>
-            </w:r>
-            <w:r>
-              <w:t xml:space="preserve"> </w:t>
-            </w:r>
-            <w:r>
               <w:rPr>
                 <w:rStyle w:val="VerbatimChar"/>
               </w:rPr>
-              <w:t xml:space="preserve">terraform.tfvars</w:t>
-            </w:r>
-            <w:r>
-              <w:t xml:space="preserve"> </w:t>
-            </w:r>
-            <w:r>
-              <w:t xml:space="preserve">overriding</w:t>
-            </w:r>
-            <w:r>
-              <w:t xml:space="preserve"> </w:t>
-            </w:r>
-            <w:r>
-              <w:rPr>
-                <w:rStyle w:val="VerbatimChar"/>
-              </w:rPr>
-              <w:t xml:space="preserve">-var-file</w:t>
+              <w:t xml:space="preserve">claude-sonnet-4-6</w:t>
             </w:r>
           </w:p>
         </w:tc>
@@ -7098,19 +6335,1438 @@
               <w:pStyle w:val="Compact"/>
             </w:pPr>
             <w:r>
-              <w:t xml:space="preserve">Delete</w:t>
-            </w:r>
-            <w:r>
-              <w:t xml:space="preserve"> </w:t>
-            </w:r>
-            <w:r>
               <w:rPr>
                 <w:rStyle w:val="VerbatimChar"/>
               </w:rPr>
-              <w:t xml:space="preserve">terraform.tfvars</w:t>
-            </w:r>
-            <w:r>
-              <w:t xml:space="preserve">. It should not exist</w:t>
+              <w:t xml:space="preserve">claude-sonnet-4-5@20250929</w:t>
+            </w:r>
+            <w:r>
+              <w:t xml:space="preserve"> </w:t>
+            </w:r>
+            <w:r>
+              <w:t xml:space="preserve">— Vertex names the version</w:t>
+            </w:r>
+          </w:p>
+        </w:tc>
+      </w:tr>
+    </w:tbl>
+    <w:p>
+      <w:pPr>
+        <w:pStyle w:val="BodyText"/>
+      </w:pPr>
+      <w:r>
+        <w:t xml:space="preserve">To switch:</w:t>
+      </w:r>
+    </w:p>
+    <w:p>
+      <w:pPr>
+        <w:numPr>
+          <w:ilvl w:val="0"/>
+          <w:numId w:val="1003"/>
+        </w:numPr>
+      </w:pPr>
+      <w:r>
+        <w:rPr>
+          <w:b/>
+          <w:bCs/>
+        </w:rPr>
+        <w:t xml:space="preserve">Enable the models in Model Garden.</w:t>
+      </w:r>
+      <w:r>
+        <w:t xml:space="preserve"> </w:t>
+      </w:r>
+      <w:r>
+        <w:t xml:space="preserve">Vertex AI → Model Garden →</w:t>
+      </w:r>
+      <w:r>
+        <w:t xml:space="preserve"> </w:t>
+      </w:r>
+      <w:r>
+        <w:t xml:space="preserve">“Claude</w:t>
+      </w:r>
+      <w:r>
+        <w:t xml:space="preserve"> </w:t>
+      </w:r>
+      <w:r>
+        <w:t xml:space="preserve">Sonnet 4.5”</w:t>
+      </w:r>
+      <w:r>
+        <w:t xml:space="preserve"> </w:t>
+      </w:r>
+      <w:r>
+        <w:t xml:space="preserve">→ Enable. It is a terms acceptance, so it needs someone who may</w:t>
+      </w:r>
+      <w:r>
+        <w:t xml:space="preserve"> </w:t>
+      </w:r>
+      <w:r>
+        <w:t xml:space="preserve">accept terms for VMO2.</w:t>
+      </w:r>
+      <w:r>
+        <w:t xml:space="preserve"> </w:t>
+      </w:r>
+      <w:r>
+        <w:rPr>
+          <w:b/>
+          <w:bCs/>
+        </w:rPr>
+        <w:t xml:space="preserve">Until this is done every call returns 404</w:t>
+      </w:r>
+      <w:r>
+        <w:t xml:space="preserve">, which is</w:t>
+      </w:r>
+      <w:r>
+        <w:t xml:space="preserve"> </w:t>
+      </w:r>
+      <w:r>
+        <w:t xml:space="preserve">confusing precisely because it looks like a wrong model id rather than a</w:t>
+      </w:r>
+      <w:r>
+        <w:t xml:space="preserve"> </w:t>
+      </w:r>
+      <w:r>
+        <w:t xml:space="preserve">missing entitlement.</w:t>
+      </w:r>
+    </w:p>
+    <w:p>
+      <w:pPr>
+        <w:numPr>
+          <w:ilvl w:val="0"/>
+          <w:numId w:val="1003"/>
+        </w:numPr>
+      </w:pPr>
+      <w:r>
+        <w:t xml:space="preserve">Set in</w:t>
+      </w:r>
+      <w:r>
+        <w:t xml:space="preserve"> </w:t>
+      </w:r>
+      <w:r>
+        <w:rPr>
+          <w:rStyle w:val="VerbatimChar"/>
+        </w:rPr>
+        <w:t xml:space="preserve">envs/vmo2.tfvars</w:t>
+      </w:r>
+      <w:r>
+        <w:t xml:space="preserve">:</w:t>
+      </w:r>
+    </w:p>
+    <w:p>
+      <w:pPr>
+        <w:pStyle w:val="SourceCode"/>
+        <w:numPr>
+          <w:ilvl w:val="0"/>
+          <w:numId w:val="1000"/>
+        </w:numPr>
+      </w:pPr>
+      <w:r>
+        <w:rPr>
+          <w:rStyle w:val="VerbatimChar"/>
+        </w:rPr>
+        <w:t xml:space="preserve">model_provider      = "vertex"</w:t>
+      </w:r>
+      <w:r>
+        <w:br/>
+      </w:r>
+      <w:r>
+        <w:rPr>
+          <w:rStyle w:val="VerbatimChar"/>
+        </w:rPr>
+        <w:t xml:space="preserve">vertex_model_region = "europe-west1"</w:t>
+      </w:r>
+      <w:r>
+        <w:br/>
+      </w:r>
+      <w:r>
+        <w:rPr>
+          <w:rStyle w:val="VerbatimChar"/>
+        </w:rPr>
+        <w:t xml:space="preserve">model               = "claude-sonnet-4-5@20250929"</w:t>
+      </w:r>
+    </w:p>
+    <w:p>
+      <w:pPr>
+        <w:numPr>
+          <w:ilvl w:val="0"/>
+          <w:numId w:val="1003"/>
+        </w:numPr>
+      </w:pPr>
+      <w:r>
+        <w:t xml:space="preserve">Plan and deploy. Terraform stops creating the</w:t>
+      </w:r>
+      <w:r>
+        <w:t xml:space="preserve"> </w:t>
+      </w:r>
+      <w:r>
+        <w:rPr>
+          <w:rStyle w:val="VerbatimChar"/>
+        </w:rPr>
+        <w:t xml:space="preserve">magpie-anthropic-api-key</w:t>
+      </w:r>
+      <w:r>
+        <w:t xml:space="preserve"> </w:t>
+      </w:r>
+      <w:r>
+        <w:t xml:space="preserve">secret, so there is one fewer value to set in §11.</w:t>
+      </w:r>
+    </w:p>
+    <w:p>
+      <w:pPr>
+        <w:numPr>
+          <w:ilvl w:val="0"/>
+          <w:numId w:val="1003"/>
+        </w:numPr>
+      </w:pPr>
+      <w:r>
+        <w:t xml:space="preserve">Run one interview turn and check it answers. Vertex applies its own per-model</w:t>
+      </w:r>
+      <w:r>
+        <w:t xml:space="preserve"> </w:t>
+      </w:r>
+      <w:r>
+        <w:t xml:space="preserve">quota, separate from anything you have on the direct API, and it starts low —</w:t>
+      </w:r>
+      <w:r>
+        <w:t xml:space="preserve"> </w:t>
+      </w:r>
+      <w:r>
+        <w:t xml:space="preserve">check it before a pilot with several concurrent interviews.</w:t>
+      </w:r>
+    </w:p>
+    <w:p>
+      <w:pPr>
+        <w:pStyle w:val="FirstParagraph"/>
+      </w:pPr>
+      <w:r>
+        <w:t xml:space="preserve">Rolling back is the same three lines in reverse, plus putting the key back.</w:t>
+      </w:r>
+    </w:p>
+    <w:bookmarkEnd w:id="29"/>
+    <w:bookmarkEnd w:id="30"/>
+    <w:bookmarkStart w:id="31" w:name="console-accounts"/>
+    <w:p>
+      <w:pPr>
+        <w:pStyle w:val="Heading2"/>
+      </w:pPr>
+      <w:r>
+        <w:t xml:space="preserve">12 · Console accounts</w:t>
+      </w:r>
+    </w:p>
+    <w:p>
+      <w:pPr>
+        <w:pStyle w:val="FirstParagraph"/>
+      </w:pPr>
+      <w:r>
+        <w:t xml:space="preserve">The database has a private address only, so no laptop can reach it — which is the</w:t>
+      </w:r>
+      <w:r>
+        <w:t xml:space="preserve"> </w:t>
+      </w:r>
+      <w:r>
+        <w:t xml:space="preserve">point. Account administration runs as a Cloud Run job on the same VPC.</w:t>
+      </w:r>
+    </w:p>
+    <w:p>
+      <w:pPr>
+        <w:pStyle w:val="SourceCode"/>
+      </w:pPr>
+      <w:r>
+        <w:rPr>
+          <w:rStyle w:val="CommentTok"/>
+        </w:rPr>
+        <w:t xml:space="preserve"># Generate the password locally. It never goes to the job, because everything the</w:t>
+      </w:r>
+      <w:r>
+        <w:br/>
+      </w:r>
+      <w:r>
+        <w:rPr>
+          <w:rStyle w:val="CommentTok"/>
+        </w:rPr>
+        <w:t xml:space="preserve"># job prints lands in Cloud Logging for thirty days.</w:t>
+      </w:r>
+      <w:r>
+        <w:br/>
+      </w:r>
+      <w:r>
+        <w:rPr>
+          <w:rStyle w:val="ExtensionTok"/>
+        </w:rPr>
+        <w:t xml:space="preserve">npm</w:t>
+      </w:r>
+      <w:r>
+        <w:rPr>
+          <w:rStyle w:val="NormalTok"/>
+        </w:rPr>
+        <w:t xml:space="preserve"> run console:user </w:t>
+      </w:r>
+      <w:r>
+        <w:rPr>
+          <w:rStyle w:val="AttributeTok"/>
+        </w:rPr>
+        <w:t xml:space="preserve">--</w:t>
+      </w:r>
+      <w:r>
+        <w:rPr>
+          <w:rStyle w:val="NormalTok"/>
+        </w:rPr>
+        <w:t xml:space="preserve"> </w:t>
+      </w:r>
+      <w:r>
+        <w:rPr>
+          <w:rStyle w:val="AttributeTok"/>
+        </w:rPr>
+        <w:t xml:space="preserve">--credentials</w:t>
+      </w:r>
+      <w:r>
+        <w:rPr>
+          <w:rStyle w:val="NormalTok"/>
+        </w:rPr>
+        <w:t xml:space="preserve"> </w:t>
+      </w:r>
+      <w:r>
+        <w:rPr>
+          <w:rStyle w:val="StringTok"/>
+        </w:rPr>
+        <w:t xml:space="preserve">"Their Name"</w:t>
+      </w:r>
+      <w:r>
+        <w:br/>
+      </w:r>
+      <w:r>
+        <w:br/>
+      </w:r>
+      <w:r>
+        <w:rPr>
+          <w:rStyle w:val="ExtensionTok"/>
+        </w:rPr>
+        <w:t xml:space="preserve">gcloud</w:t>
+      </w:r>
+      <w:r>
+        <w:rPr>
+          <w:rStyle w:val="NormalTok"/>
+        </w:rPr>
+        <w:t xml:space="preserve"> run jobs execute magpie-console-user </w:t>
+      </w:r>
+      <w:r>
+        <w:rPr>
+          <w:rStyle w:val="AttributeTok"/>
+        </w:rPr>
+        <w:t xml:space="preserve">--region</w:t>
+      </w:r>
+      <w:r>
+        <w:rPr>
+          <w:rStyle w:val="OperatorTok"/>
+        </w:rPr>
+        <w:t xml:space="preserve">=</w:t>
+      </w:r>
+      <w:r>
+        <w:rPr>
+          <w:rStyle w:val="VariableTok"/>
+        </w:rPr>
+        <w:t xml:space="preserve">$REGION</w:t>
+      </w:r>
+      <w:r>
+        <w:rPr>
+          <w:rStyle w:val="NormalTok"/>
+        </w:rPr>
+        <w:t xml:space="preserve"> </w:t>
+      </w:r>
+      <w:r>
+        <w:rPr>
+          <w:rStyle w:val="AttributeTok"/>
+        </w:rPr>
+        <w:t xml:space="preserve">--wait</w:t>
+      </w:r>
+      <w:r>
+        <w:rPr>
+          <w:rStyle w:val="NormalTok"/>
+        </w:rPr>
+        <w:t xml:space="preserve"> </w:t>
+      </w:r>
+      <w:r>
+        <w:rPr>
+          <w:rStyle w:val="DataTypeTok"/>
+        </w:rPr>
+        <w:t xml:space="preserve">\</w:t>
+      </w:r>
+      <w:r>
+        <w:br/>
+      </w:r>
+      <w:r>
+        <w:rPr>
+          <w:rStyle w:val="NormalTok"/>
+        </w:rPr>
+        <w:t xml:space="preserve">  </w:t>
+      </w:r>
+      <w:r>
+        <w:rPr>
+          <w:rStyle w:val="AttributeTok"/>
+        </w:rPr>
+        <w:t xml:space="preserve">--args</w:t>
+      </w:r>
+      <w:r>
+        <w:rPr>
+          <w:rStyle w:val="OperatorTok"/>
+        </w:rPr>
+        <w:t xml:space="preserve">=</w:t>
+      </w:r>
+      <w:r>
+        <w:rPr>
+          <w:rStyle w:val="StringTok"/>
+        </w:rPr>
+        <w:t xml:space="preserve">"--add,someone@virginmediao2.co.uk,--name,Their Name,--hash,&lt;the hash it printed&gt;"</w:t>
+      </w:r>
+    </w:p>
+    <w:p>
+      <w:pPr>
+        <w:pStyle w:val="FirstParagraph"/>
+      </w:pPr>
+      <w:r>
+        <w:t xml:space="preserve">Make your own account first, then the rest from</w:t>
+      </w:r>
+      <w:r>
+        <w:t xml:space="preserve"> </w:t>
+      </w:r>
+      <w:r>
+        <w:rPr>
+          <w:b/>
+          <w:bCs/>
+        </w:rPr>
+        <w:t xml:space="preserve">console → People</w:t>
+      </w:r>
+      <w:r>
+        <w:t xml:space="preserve">.</w:t>
+      </w:r>
+    </w:p>
+    <w:p>
+      <w:pPr>
+        <w:pStyle w:val="BlockText"/>
+      </w:pPr>
+      <w:r>
+        <w:t xml:space="preserve">The domain is</w:t>
+      </w:r>
+      <w:r>
+        <w:t xml:space="preserve"> </w:t>
+      </w:r>
+      <w:r>
+        <w:rPr>
+          <w:rStyle w:val="VerbatimChar"/>
+        </w:rPr>
+        <w:t xml:space="preserve">@virginmediao2.co.uk</w:t>
+      </w:r>
+      <w:r>
+        <w:t xml:space="preserve">. The application warns on near-miss domains</w:t>
+      </w:r>
+      <w:r>
+        <w:t xml:space="preserve"> </w:t>
+      </w:r>
+      <w:r>
+        <w:t xml:space="preserve">because two accounts were once created at</w:t>
+      </w:r>
+      <w:r>
+        <w:t xml:space="preserve"> </w:t>
+      </w:r>
+      <w:r>
+        <w:rPr>
+          <w:rStyle w:val="VerbatimChar"/>
+        </w:rPr>
+        <w:t xml:space="preserve">@virginmedia.co.uk</w:t>
+      </w:r>
+      <w:r>
+        <w:t xml:space="preserve"> </w:t>
+      </w:r>
+      <w:r>
+        <w:t xml:space="preserve">and could not sign</w:t>
+      </w:r>
+      <w:r>
+        <w:t xml:space="preserve"> </w:t>
+      </w:r>
+      <w:r>
+        <w:t xml:space="preserve">in, with nothing to explain why.</w:t>
+      </w:r>
+    </w:p>
+    <w:p>
+      <w:r>
+        <w:pict>
+          <v:rect style="width:0;height:1.5pt" o:hralign="center" o:hrstd="t" o:hr="t"/>
+        </w:pict>
+      </w:r>
+    </w:p>
+    <w:bookmarkEnd w:id="31"/>
+    <w:bookmarkStart w:id="32" w:name="prove-it-works"/>
+    <w:p>
+      <w:pPr>
+        <w:pStyle w:val="Heading2"/>
+      </w:pPr>
+      <w:r>
+        <w:t xml:space="preserve">13 · Prove it works</w:t>
+      </w:r>
+    </w:p>
+    <w:p>
+      <w:pPr>
+        <w:pStyle w:val="FirstParagraph"/>
+      </w:pPr>
+      <w:r>
+        <w:t xml:space="preserve">In this order. Each one has failed at least once in a way the previous check would</w:t>
+      </w:r>
+      <w:r>
+        <w:t xml:space="preserve"> </w:t>
+      </w:r>
+      <w:r>
+        <w:t xml:space="preserve">not have caught.</w:t>
+      </w:r>
+    </w:p>
+    <w:p>
+      <w:pPr>
+        <w:pStyle w:val="SourceCode"/>
+      </w:pPr>
+      <w:r>
+        <w:rPr>
+          <w:rStyle w:val="VariableTok"/>
+        </w:rPr>
+        <w:t xml:space="preserve">URL</w:t>
+      </w:r>
+      <w:r>
+        <w:rPr>
+          <w:rStyle w:val="OperatorTok"/>
+        </w:rPr>
+        <w:t xml:space="preserve">=</w:t>
+      </w:r>
+      <w:r>
+        <w:rPr>
+          <w:rStyle w:val="VariableTok"/>
+        </w:rPr>
+        <w:t xml:space="preserve">$(</w:t>
+      </w:r>
+      <w:r>
+        <w:rPr>
+          <w:rStyle w:val="ExtensionTok"/>
+        </w:rPr>
+        <w:t xml:space="preserve">tofu</w:t>
+      </w:r>
+      <w:r>
+        <w:rPr>
+          <w:rStyle w:val="NormalTok"/>
+        </w:rPr>
+        <w:t xml:space="preserve"> output </w:t>
+      </w:r>
+      <w:r>
+        <w:rPr>
+          <w:rStyle w:val="AttributeTok"/>
+        </w:rPr>
+        <w:t xml:space="preserve">-raw</w:t>
+      </w:r>
+      <w:r>
+        <w:rPr>
+          <w:rStyle w:val="NormalTok"/>
+        </w:rPr>
+        <w:t xml:space="preserve"> service_url</w:t>
+      </w:r>
+      <w:r>
+        <w:rPr>
+          <w:rStyle w:val="VariableTok"/>
+        </w:rPr>
+        <w:t xml:space="preserve">)</w:t>
+      </w:r>
+      <w:r>
+        <w:br/>
+      </w:r>
+      <w:r>
+        <w:br/>
+      </w:r>
+      <w:r>
+        <w:rPr>
+          <w:rStyle w:val="CommentTok"/>
+        </w:rPr>
+        <w:t xml:space="preserve"># 1 · The service is up and migrations ran.</w:t>
+      </w:r>
+      <w:r>
+        <w:br/>
+      </w:r>
+      <w:r>
+        <w:rPr>
+          <w:rStyle w:val="ExtensionTok"/>
+        </w:rPr>
+        <w:t xml:space="preserve">curl</w:t>
+      </w:r>
+      <w:r>
+        <w:rPr>
+          <w:rStyle w:val="NormalTok"/>
+        </w:rPr>
+        <w:t xml:space="preserve"> </w:t>
+      </w:r>
+      <w:r>
+        <w:rPr>
+          <w:rStyle w:val="AttributeTok"/>
+        </w:rPr>
+        <w:t xml:space="preserve">-s</w:t>
+      </w:r>
+      <w:r>
+        <w:rPr>
+          <w:rStyle w:val="NormalTok"/>
+        </w:rPr>
+        <w:t xml:space="preserve"> </w:t>
+      </w:r>
+      <w:r>
+        <w:rPr>
+          <w:rStyle w:val="VariableTok"/>
+        </w:rPr>
+        <w:t xml:space="preserve">$URL</w:t>
+      </w:r>
+      <w:r>
+        <w:rPr>
+          <w:rStyle w:val="NormalTok"/>
+        </w:rPr>
+        <w:t xml:space="preserve">/health                      </w:t>
+      </w:r>
+      <w:r>
+        <w:rPr>
+          <w:rStyle w:val="CommentTok"/>
+        </w:rPr>
+        <w:t xml:space="preserve"># {"status":"ok",...}</w:t>
+      </w:r>
+      <w:r>
+        <w:br/>
+      </w:r>
+      <w:r>
+        <w:br/>
+      </w:r>
+      <w:r>
+        <w:rPr>
+          <w:rStyle w:val="CommentTok"/>
+        </w:rPr>
+        <w:t xml:space="preserve"># 2 · The console renders and the strict CSP is live.</w:t>
+      </w:r>
+      <w:r>
+        <w:br/>
+      </w:r>
+      <w:r>
+        <w:rPr>
+          <w:rStyle w:val="ExtensionTok"/>
+        </w:rPr>
+        <w:t xml:space="preserve">curl</w:t>
+      </w:r>
+      <w:r>
+        <w:rPr>
+          <w:rStyle w:val="NormalTok"/>
+        </w:rPr>
+        <w:t xml:space="preserve"> </w:t>
+      </w:r>
+      <w:r>
+        <w:rPr>
+          <w:rStyle w:val="AttributeTok"/>
+        </w:rPr>
+        <w:t xml:space="preserve">-sI</w:t>
+      </w:r>
+      <w:r>
+        <w:rPr>
+          <w:rStyle w:val="NormalTok"/>
+        </w:rPr>
+        <w:t xml:space="preserve"> </w:t>
+      </w:r>
+      <w:r>
+        <w:rPr>
+          <w:rStyle w:val="VariableTok"/>
+        </w:rPr>
+        <w:t xml:space="preserve">$URL</w:t>
+      </w:r>
+      <w:r>
+        <w:rPr>
+          <w:rStyle w:val="NormalTok"/>
+        </w:rPr>
+        <w:t xml:space="preserve">/console/login </w:t>
+      </w:r>
+      <w:r>
+        <w:rPr>
+          <w:rStyle w:val="KeywordTok"/>
+        </w:rPr>
+        <w:t xml:space="preserve">|</w:t>
+      </w:r>
+      <w:r>
+        <w:rPr>
+          <w:rStyle w:val="NormalTok"/>
+        </w:rPr>
+        <w:t xml:space="preserve"> </w:t>
+      </w:r>
+      <w:r>
+        <w:rPr>
+          <w:rStyle w:val="FunctionTok"/>
+        </w:rPr>
+        <w:t xml:space="preserve">grep</w:t>
+      </w:r>
+      <w:r>
+        <w:rPr>
+          <w:rStyle w:val="NormalTok"/>
+        </w:rPr>
+        <w:t xml:space="preserve"> </w:t>
+      </w:r>
+      <w:r>
+        <w:rPr>
+          <w:rStyle w:val="AttributeTok"/>
+        </w:rPr>
+        <w:t xml:space="preserve">-i</w:t>
+      </w:r>
+      <w:r>
+        <w:rPr>
+          <w:rStyle w:val="NormalTok"/>
+        </w:rPr>
+        <w:t xml:space="preserve"> content-security-policy</w:t>
+      </w:r>
+      <w:r>
+        <w:br/>
+      </w:r>
+      <w:r>
+        <w:rPr>
+          <w:rStyle w:val="CommentTok"/>
+        </w:rPr>
+        <w:t xml:space="preserve">#   expect: script-src 'self' 'nonce-...' 'strict-dynamic'</w:t>
+      </w:r>
+      <w:r>
+        <w:br/>
+      </w:r>
+      <w:r>
+        <w:rPr>
+          <w:rStyle w:val="CommentTok"/>
+        </w:rPr>
+        <w:t xml:space="preserve">#   NOT 'unsafe-inline' — that would mean middleware.ts is not running</w:t>
+      </w:r>
+      <w:r>
+        <w:br/>
+      </w:r>
+      <w:r>
+        <w:br/>
+      </w:r>
+      <w:r>
+        <w:rPr>
+          <w:rStyle w:val="CommentTok"/>
+        </w:rPr>
+        <w:t xml:space="preserve"># 3 · Cross-site requests are refused.</w:t>
+      </w:r>
+      <w:r>
+        <w:br/>
+      </w:r>
+      <w:r>
+        <w:rPr>
+          <w:rStyle w:val="ExtensionTok"/>
+        </w:rPr>
+        <w:t xml:space="preserve">curl</w:t>
+      </w:r>
+      <w:r>
+        <w:rPr>
+          <w:rStyle w:val="NormalTok"/>
+        </w:rPr>
+        <w:t xml:space="preserve"> </w:t>
+      </w:r>
+      <w:r>
+        <w:rPr>
+          <w:rStyle w:val="AttributeTok"/>
+        </w:rPr>
+        <w:t xml:space="preserve">-s</w:t>
+      </w:r>
+      <w:r>
+        <w:rPr>
+          <w:rStyle w:val="NormalTok"/>
+        </w:rPr>
+        <w:t xml:space="preserve"> </w:t>
+      </w:r>
+      <w:r>
+        <w:rPr>
+          <w:rStyle w:val="AttributeTok"/>
+        </w:rPr>
+        <w:t xml:space="preserve">-o</w:t>
+      </w:r>
+      <w:r>
+        <w:rPr>
+          <w:rStyle w:val="NormalTok"/>
+        </w:rPr>
+        <w:t xml:space="preserve"> /dev/null </w:t>
+      </w:r>
+      <w:r>
+        <w:rPr>
+          <w:rStyle w:val="AttributeTok"/>
+        </w:rPr>
+        <w:t xml:space="preserve">-w</w:t>
+      </w:r>
+      <w:r>
+        <w:rPr>
+          <w:rStyle w:val="NormalTok"/>
+        </w:rPr>
+        <w:t xml:space="preserve"> </w:t>
+      </w:r>
+      <w:r>
+        <w:rPr>
+          <w:rStyle w:val="StringTok"/>
+        </w:rPr>
+        <w:t xml:space="preserve">'%{http_code}\n'</w:t>
+      </w:r>
+      <w:r>
+        <w:rPr>
+          <w:rStyle w:val="NormalTok"/>
+        </w:rPr>
+        <w:t xml:space="preserve"> </w:t>
+      </w:r>
+      <w:r>
+        <w:rPr>
+          <w:rStyle w:val="AttributeTok"/>
+        </w:rPr>
+        <w:t xml:space="preserve">-X</w:t>
+      </w:r>
+      <w:r>
+        <w:rPr>
+          <w:rStyle w:val="NormalTok"/>
+        </w:rPr>
+        <w:t xml:space="preserve"> POST </w:t>
+      </w:r>
+      <w:r>
+        <w:rPr>
+          <w:rStyle w:val="DataTypeTok"/>
+        </w:rPr>
+        <w:t xml:space="preserve">\</w:t>
+      </w:r>
+      <w:r>
+        <w:br/>
+      </w:r>
+      <w:r>
+        <w:rPr>
+          <w:rStyle w:val="NormalTok"/>
+        </w:rPr>
+        <w:t xml:space="preserve">  </w:t>
+      </w:r>
+      <w:r>
+        <w:rPr>
+          <w:rStyle w:val="AttributeTok"/>
+        </w:rPr>
+        <w:t xml:space="preserve">-H</w:t>
+      </w:r>
+      <w:r>
+        <w:rPr>
+          <w:rStyle w:val="NormalTok"/>
+        </w:rPr>
+        <w:t xml:space="preserve"> </w:t>
+      </w:r>
+      <w:r>
+        <w:rPr>
+          <w:rStyle w:val="StringTok"/>
+        </w:rPr>
+        <w:t xml:space="preserve">'Origin: https://evil.example'</w:t>
+      </w:r>
+      <w:r>
+        <w:rPr>
+          <w:rStyle w:val="NormalTok"/>
+        </w:rPr>
+        <w:t xml:space="preserve"> </w:t>
+      </w:r>
+      <w:r>
+        <w:rPr>
+          <w:rStyle w:val="VariableTok"/>
+        </w:rPr>
+        <w:t xml:space="preserve">$URL</w:t>
+      </w:r>
+      <w:r>
+        <w:rPr>
+          <w:rStyle w:val="NormalTok"/>
+        </w:rPr>
+        <w:t xml:space="preserve">/api/transcribe        </w:t>
+      </w:r>
+      <w:r>
+        <w:rPr>
+          <w:rStyle w:val="CommentTok"/>
+        </w:rPr>
+        <w:t xml:space="preserve"># expect 403</w:t>
+      </w:r>
+      <w:r>
+        <w:br/>
+      </w:r>
+      <w:r>
+        <w:br/>
+      </w:r>
+      <w:r>
+        <w:rPr>
+          <w:rStyle w:val="CommentTok"/>
+        </w:rPr>
+        <w:t xml:space="preserve"># 4 · The retention route exists and demands an identity.</w:t>
+      </w:r>
+      <w:r>
+        <w:br/>
+      </w:r>
+      <w:r>
+        <w:rPr>
+          <w:rStyle w:val="ExtensionTok"/>
+        </w:rPr>
+        <w:t xml:space="preserve">curl</w:t>
+      </w:r>
+      <w:r>
+        <w:rPr>
+          <w:rStyle w:val="NormalTok"/>
+        </w:rPr>
+        <w:t xml:space="preserve"> </w:t>
+      </w:r>
+      <w:r>
+        <w:rPr>
+          <w:rStyle w:val="AttributeTok"/>
+        </w:rPr>
+        <w:t xml:space="preserve">-s</w:t>
+      </w:r>
+      <w:r>
+        <w:rPr>
+          <w:rStyle w:val="NormalTok"/>
+        </w:rPr>
+        <w:t xml:space="preserve"> </w:t>
+      </w:r>
+      <w:r>
+        <w:rPr>
+          <w:rStyle w:val="AttributeTok"/>
+        </w:rPr>
+        <w:t xml:space="preserve">-o</w:t>
+      </w:r>
+      <w:r>
+        <w:rPr>
+          <w:rStyle w:val="NormalTok"/>
+        </w:rPr>
+        <w:t xml:space="preserve"> /dev/null </w:t>
+      </w:r>
+      <w:r>
+        <w:rPr>
+          <w:rStyle w:val="AttributeTok"/>
+        </w:rPr>
+        <w:t xml:space="preserve">-w</w:t>
+      </w:r>
+      <w:r>
+        <w:rPr>
+          <w:rStyle w:val="NormalTok"/>
+        </w:rPr>
+        <w:t xml:space="preserve"> </w:t>
+      </w:r>
+      <w:r>
+        <w:rPr>
+          <w:rStyle w:val="StringTok"/>
+        </w:rPr>
+        <w:t xml:space="preserve">'%{http_code}\n'</w:t>
+      </w:r>
+      <w:r>
+        <w:rPr>
+          <w:rStyle w:val="NormalTok"/>
+        </w:rPr>
+        <w:t xml:space="preserve"> </w:t>
+      </w:r>
+      <w:r>
+        <w:rPr>
+          <w:rStyle w:val="AttributeTok"/>
+        </w:rPr>
+        <w:t xml:space="preserve">-X</w:t>
+      </w:r>
+      <w:r>
+        <w:rPr>
+          <w:rStyle w:val="NormalTok"/>
+        </w:rPr>
+        <w:t xml:space="preserve"> POST </w:t>
+      </w:r>
+      <w:r>
+        <w:rPr>
+          <w:rStyle w:val="VariableTok"/>
+        </w:rPr>
+        <w:t xml:space="preserve">$URL</w:t>
+      </w:r>
+      <w:r>
+        <w:rPr>
+          <w:rStyle w:val="NormalTok"/>
+        </w:rPr>
+        <w:t xml:space="preserve">/api/admin/retention</w:t>
+      </w:r>
+      <w:r>
+        <w:br/>
+      </w:r>
+      <w:r>
+        <w:rPr>
+          <w:rStyle w:val="CommentTok"/>
+        </w:rPr>
+        <w:t xml:space="preserve">#   expect 401. A 404 means RETENTION_CALLERS never reached the container.</w:t>
+      </w:r>
+    </w:p>
+    <w:p>
+      <w:pPr>
+        <w:pStyle w:val="FirstParagraph"/>
+      </w:pPr>
+      <w:r>
+        <w:t xml:space="preserve">Then two that need a browser:</w:t>
+      </w:r>
+    </w:p>
+    <w:p>
+      <w:pPr>
+        <w:pStyle w:val="BodyText"/>
+      </w:pPr>
+      <w:r>
+        <w:rPr>
+          <w:b/>
+          <w:bCs/>
+        </w:rPr>
+        <w:t xml:space="preserve">5 · Sign in and run an interview.</w:t>
+      </w:r>
+      <w:r>
+        <w:t xml:space="preserve"> </w:t>
+      </w:r>
+      <w:r>
+        <w:t xml:space="preserve">Create a campaign, add yourself, open the</w:t>
+      </w:r>
+      <w:r>
+        <w:t xml:space="preserve"> </w:t>
+      </w:r>
+      <w:r>
+        <w:t xml:space="preserve">invite link, answer a few questions. This exercises the model key, the database</w:t>
+      </w:r>
+      <w:r>
+        <w:t xml:space="preserve"> </w:t>
+      </w:r>
+      <w:r>
+        <w:t xml:space="preserve">and the interview engine together.</w:t>
+      </w:r>
+    </w:p>
+    <w:p>
+      <w:pPr>
+        <w:pStyle w:val="BodyText"/>
+      </w:pPr>
+      <w:r>
+        <w:rPr>
+          <w:b/>
+          <w:bCs/>
+        </w:rPr>
+        <w:t xml:space="preserve">6 · Record a spoken answer.</w:t>
+      </w:r>
+      <w:r>
+        <w:t xml:space="preserve"> </w:t>
+      </w:r>
+      <w:r>
+        <w:t xml:space="preserve">This is the one to do deliberately, because it is</w:t>
+      </w:r>
+      <w:r>
+        <w:t xml:space="preserve"> </w:t>
+      </w:r>
+      <w:r>
+        <w:t xml:space="preserve">the least proven thing in the deployment. Voice-to-text runs on Vertex under a</w:t>
+      </w:r>
+      <w:r>
+        <w:t xml:space="preserve"> </w:t>
+      </w:r>
+      <w:r>
+        <w:t xml:space="preserve">custom role holding only</w:t>
+      </w:r>
+      <w:r>
+        <w:t xml:space="preserve"> </w:t>
+      </w:r>
+      <w:r>
+        <w:rPr>
+          <w:rStyle w:val="VerbatimChar"/>
+        </w:rPr>
+        <w:t xml:space="preserve">aiplatform.endpoints.predict</w:t>
+      </w:r>
+      <w:r>
+        <w:t xml:space="preserve">. That is the correct</w:t>
+      </w:r>
+      <w:r>
+        <w:t xml:space="preserve"> </w:t>
+      </w:r>
+      <w:r>
+        <w:t xml:space="preserve">permission on paper, but</w:t>
+      </w:r>
+      <w:r>
+        <w:t xml:space="preserve"> </w:t>
+      </w:r>
+      <w:r>
+        <w:rPr>
+          <w:b/>
+          <w:bCs/>
+        </w:rPr>
+        <w:t xml:space="preserve">it has never been confirmed against a live Vertex</w:t>
+      </w:r>
+      <w:r>
+        <w:rPr>
+          <w:b/>
+          <w:bCs/>
+        </w:rPr>
+        <w:t xml:space="preserve"> </w:t>
+      </w:r>
+      <w:r>
+        <w:rPr>
+          <w:b/>
+          <w:bCs/>
+        </w:rPr>
+        <w:t xml:space="preserve">call</w:t>
+      </w:r>
+      <w:r>
+        <w:t xml:space="preserve">. If transcription returns 403, the fix is one line:</w:t>
+      </w:r>
+    </w:p>
+    <w:p>
+      <w:pPr>
+        <w:pStyle w:val="SourceCode"/>
+      </w:pPr>
+      <w:r>
+        <w:rPr>
+          <w:rStyle w:val="VerbatimChar"/>
+        </w:rPr>
+        <w:t xml:space="preserve">vertex_least_privilege = false     # in envs/vmo2.tfvars</w:t>
+      </w:r>
+    </w:p>
+    <w:p>
+      <w:pPr>
+        <w:pStyle w:val="FirstParagraph"/>
+      </w:pPr>
+      <w:r>
+        <w:t xml:space="preserve">Push, plan, deploy. It restores</w:t>
+      </w:r>
+      <w:r>
+        <w:t xml:space="preserve"> </w:t>
+      </w:r>
+      <w:r>
+        <w:rPr>
+          <w:rStyle w:val="VerbatimChar"/>
+        </w:rPr>
+        <w:t xml:space="preserve">roles/aiplatform.user</w:t>
+      </w:r>
+      <w:r>
+        <w:t xml:space="preserve"> </w:t>
+      </w:r>
+      <w:r>
+        <w:t xml:space="preserve">and transcription works</w:t>
+      </w:r>
+      <w:r>
+        <w:t xml:space="preserve"> </w:t>
+      </w:r>
+      <w:r>
+        <w:t xml:space="preserve">again.</w:t>
+      </w:r>
+    </w:p>
+    <w:p>
+      <w:pPr>
+        <w:pStyle w:val="BodyText"/>
+      </w:pPr>
+      <w:r>
+        <w:rPr>
+          <w:b/>
+          <w:bCs/>
+        </w:rPr>
+        <w:t xml:space="preserve">7 · Prove the retention sweep before trusting it.</w:t>
+      </w:r>
+      <w:r>
+        <w:t xml:space="preserve"> </w:t>
+      </w:r>
+      <w:r>
+        <w:t xml:space="preserve">It deletes interview</w:t>
+      </w:r>
+      <w:r>
+        <w:t xml:space="preserve"> </w:t>
+      </w:r>
+      <w:r>
+        <w:t xml:space="preserve">content, so run it in report mode first:</w:t>
+      </w:r>
+    </w:p>
+    <w:p>
+      <w:pPr>
+        <w:pStyle w:val="SourceCode"/>
+      </w:pPr>
+      <w:r>
+        <w:rPr>
+          <w:rStyle w:val="ExtensionTok"/>
+        </w:rPr>
+        <w:t xml:space="preserve">gcloud</w:t>
+      </w:r>
+      <w:r>
+        <w:rPr>
+          <w:rStyle w:val="NormalTok"/>
+        </w:rPr>
+        <w:t xml:space="preserve"> scheduler jobs run magpie-retention </w:t>
+      </w:r>
+      <w:r>
+        <w:rPr>
+          <w:rStyle w:val="AttributeTok"/>
+        </w:rPr>
+        <w:t xml:space="preserve">--location</w:t>
+      </w:r>
+      <w:r>
+        <w:rPr>
+          <w:rStyle w:val="OperatorTok"/>
+        </w:rPr>
+        <w:t xml:space="preserve">=</w:t>
+      </w:r>
+      <w:r>
+        <w:rPr>
+          <w:rStyle w:val="VariableTok"/>
+        </w:rPr>
+        <w:t xml:space="preserve">$REGION</w:t>
+      </w:r>
+      <w:r>
+        <w:br/>
+      </w:r>
+      <w:r>
+        <w:rPr>
+          <w:rStyle w:val="ExtensionTok"/>
+        </w:rPr>
+        <w:t xml:space="preserve">gcloud</w:t>
+      </w:r>
+      <w:r>
+        <w:rPr>
+          <w:rStyle w:val="NormalTok"/>
+        </w:rPr>
+        <w:t xml:space="preserve"> scheduler jobs describe magpie-retention </w:t>
+      </w:r>
+      <w:r>
+        <w:rPr>
+          <w:rStyle w:val="AttributeTok"/>
+        </w:rPr>
+        <w:t xml:space="preserve">--location</w:t>
+      </w:r>
+      <w:r>
+        <w:rPr>
+          <w:rStyle w:val="OperatorTok"/>
+        </w:rPr>
+        <w:t xml:space="preserve">=</w:t>
+      </w:r>
+      <w:r>
+        <w:rPr>
+          <w:rStyle w:val="VariableTok"/>
+        </w:rPr>
+        <w:t xml:space="preserve">$REGION</w:t>
+      </w:r>
+    </w:p>
+    <w:p>
+      <w:pPr>
+        <w:pStyle w:val="FirstParagraph"/>
+      </w:pPr>
+      <w:r>
+        <w:t xml:space="preserve">On a new deployment it reports zeroes, because nothing is old enough to expire.</w:t>
+      </w:r>
+      <w:r>
+        <w:t xml:space="preserve"> </w:t>
+      </w:r>
+      <w:r>
+        <w:t xml:space="preserve">Zeroes with a 200 is the pass. A 401 means the scheduler’s identity is not in</w:t>
+      </w:r>
+      <w:r>
+        <w:t xml:space="preserve"> </w:t>
+      </w:r>
+      <w:r>
+        <w:rPr>
+          <w:rStyle w:val="VerbatimChar"/>
+        </w:rPr>
+        <w:t xml:space="preserve">RETENTION_CALLERS</w:t>
+      </w:r>
+      <w:r>
+        <w:t xml:space="preserve">, or its OIDC audience is not the service URL.</w:t>
+      </w:r>
+    </w:p>
+    <w:p>
+      <w:r>
+        <w:pict>
+          <v:rect style="width:0;height:1.5pt" o:hralign="center" o:hrstd="t" o:hr="t"/>
+        </w:pict>
+      </w:r>
+    </w:p>
+    <w:bookmarkEnd w:id="32"/>
+    <w:bookmarkStart w:id="33" w:name="running-the-pilot"/>
+    <w:p>
+      <w:pPr>
+        <w:pStyle w:val="Heading2"/>
+      </w:pPr>
+      <w:r>
+        <w:t xml:space="preserve">14 · Running the pilot</w:t>
+      </w:r>
+    </w:p>
+    <w:p>
+      <w:pPr>
+        <w:pStyle w:val="Compact"/>
+        <w:numPr>
+          <w:ilvl w:val="0"/>
+          <w:numId w:val="1004"/>
+        </w:numPr>
+      </w:pPr>
+      <w:r>
+        <w:t xml:space="preserve">Invite links carry whatever hostname the service has, so they need no</w:t>
+      </w:r>
+      <w:r>
+        <w:t xml:space="preserve"> </w:t>
+      </w:r>
+      <w:r>
+        <w:t xml:space="preserve">configuration. Issue them from the register.</w:t>
+      </w:r>
+    </w:p>
+    <w:p>
+      <w:pPr>
+        <w:pStyle w:val="Compact"/>
+        <w:numPr>
+          <w:ilvl w:val="0"/>
+          <w:numId w:val="1004"/>
+        </w:numPr>
+      </w:pPr>
+      <w:r>
+        <w:t xml:space="preserve">An interview is 25–40 minutes. Tell people that.</w:t>
+      </w:r>
+    </w:p>
+    <w:p>
+      <w:pPr>
+        <w:pStyle w:val="Compact"/>
+        <w:numPr>
+          <w:ilvl w:val="0"/>
+          <w:numId w:val="1004"/>
+        </w:numPr>
+      </w:pPr>
+      <w:r>
+        <w:rPr>
+          <w:b/>
+          <w:bCs/>
+        </w:rPr>
+        <w:t xml:space="preserve">Warm the process map before an audience sees it.</w:t>
+      </w:r>
+      <w:r>
+        <w:t xml:space="preserve"> </w:t>
+      </w:r>
+      <w:r>
+        <w:t xml:space="preserve">The first draw costs a</w:t>
+      </w:r>
+      <w:r>
+        <w:t xml:space="preserve"> </w:t>
+      </w:r>
+      <w:r>
+        <w:t xml:space="preserve">model call and takes a moment; afterwards it is stored and instant.</w:t>
+      </w:r>
+    </w:p>
+    <w:p>
+      <w:pPr>
+        <w:pStyle w:val="Compact"/>
+        <w:numPr>
+          <w:ilvl w:val="0"/>
+          <w:numId w:val="1004"/>
+        </w:numPr>
+      </w:pPr>
+      <w:r>
+        <w:t xml:space="preserve">Analysis views (to-be map, opportunity overlay, automation assessment, autonomy</w:t>
+      </w:r>
+      <w:r>
+        <w:t xml:space="preserve"> </w:t>
+      </w:r>
+      <w:r>
+        <w:t xml:space="preserve">levels) are on if</w:t>
+      </w:r>
+      <w:r>
+        <w:t xml:space="preserve"> </w:t>
+      </w:r>
+      <w:r>
+        <w:rPr>
+          <w:rStyle w:val="VerbatimChar"/>
+        </w:rPr>
+        <w:t xml:space="preserve">enable_tobe = true</w:t>
+      </w:r>
+      <w:r>
+        <w:t xml:space="preserve">. They are labelled</w:t>
+      </w:r>
+      <w:r>
+        <w:t xml:space="preserve"> </w:t>
+      </w:r>
+      <w:r>
+        <w:rPr>
+          <w:i/>
+          <w:iCs/>
+        </w:rPr>
+        <w:t xml:space="preserve">proposed and</w:t>
+      </w:r>
+      <w:r>
+        <w:rPr>
+          <w:i/>
+          <w:iCs/>
+        </w:rPr>
+        <w:t xml:space="preserve"> </w:t>
+      </w:r>
+      <w:r>
+        <w:rPr>
+          <w:i/>
+          <w:iCs/>
+        </w:rPr>
+        <w:t xml:space="preserve">unverified</w:t>
+      </w:r>
+      <w:r>
+        <w:t xml:space="preserve"> </w:t>
+      </w:r>
+      <w:r>
+        <w:t xml:space="preserve">by construction. Leave that label alone — it is what makes them</w:t>
+      </w:r>
+      <w:r>
+        <w:t xml:space="preserve"> </w:t>
+      </w:r>
+      <w:r>
+        <w:t xml:space="preserve">honest.</w:t>
+      </w:r>
+    </w:p>
+    <w:p>
+      <w:r>
+        <w:pict>
+          <v:rect style="width:0;height:1.5pt" o:hralign="center" o:hrstd="t" o:hr="t"/>
+        </w:pict>
+      </w:r>
+    </w:p>
+    <w:bookmarkEnd w:id="33"/>
+    <w:bookmarkStart w:id="35" w:name="when-something-goes-wrong"/>
+    <w:p>
+      <w:pPr>
+        <w:pStyle w:val="Heading2"/>
+      </w:pPr>
+      <w:r>
+        <w:t xml:space="preserve">15 · When something goes wrong</w:t>
+      </w:r>
+    </w:p>
+    <w:p>
+      <w:pPr>
+        <w:pStyle w:val="FirstParagraph"/>
+      </w:pPr>
+      <w:r>
+        <w:t xml:space="preserve">Every one of these has actually happened.</w:t>
+      </w:r>
+    </w:p>
+    <w:tbl>
+      <w:tblPr>
+        <w:tblStyle w:val="Table"/>
+        <w:tblW w:type="pct" w:w="5000"/>
+        <w:tblLayout w:type="fixed"/>
+        <w:tblLook w:firstRow="1" w:lastRow="0" w:firstColumn="0" w:lastColumn="0" w:noHBand="0" w:noVBand="0" w:val="0020"/>
+      </w:tblPr>
+      <w:tblGrid>
+        <w:gridCol w:w="2640"/>
+        <w:gridCol w:w="2640"/>
+        <w:gridCol w:w="2640"/>
+      </w:tblGrid>
+      <w:tr>
+        <w:trPr>
+          <w:tblHeader w:val="on"/>
+        </w:trPr>
+        <w:tc>
+          <w:tcPr/>
+          <w:p>
+            <w:pPr>
+              <w:pStyle w:val="Compact"/>
+            </w:pPr>
+            <w:r>
+              <w:t xml:space="preserve">Symptom</w:t>
+            </w:r>
+          </w:p>
+        </w:tc>
+        <w:tc>
+          <w:tcPr/>
+          <w:p>
+            <w:pPr>
+              <w:pStyle w:val="Compact"/>
+            </w:pPr>
+            <w:r>
+              <w:t xml:space="preserve">Cause</w:t>
+            </w:r>
+          </w:p>
+        </w:tc>
+        <w:tc>
+          <w:tcPr/>
+          <w:p>
+            <w:pPr>
+              <w:pStyle w:val="Compact"/>
+            </w:pPr>
+            <w:r>
+              <w:t xml:space="preserve">Fix</w:t>
             </w:r>
           </w:p>
         </w:tc>
@@ -7123,7 +7779,7 @@
               <w:pStyle w:val="Compact"/>
             </w:pPr>
             <w:r>
-              <w:t xml:space="preserve">Terraform proposes destroying the database</w:t>
+              <w:t xml:space="preserve">Handover archive is enormous, or carries files you excluded</w:t>
             </w:r>
           </w:p>
         </w:tc>
@@ -7134,16 +7790,28 @@
               <w:pStyle w:val="Compact"/>
             </w:pPr>
             <w:r>
-              <w:t xml:space="preserve">A data source made</w:t>
+              <w:rPr>
+                <w:rStyle w:val="VerbatimChar"/>
+              </w:rPr>
+              <w:t xml:space="preserve">zip -r</w:t>
             </w:r>
             <w:r>
               <w:t xml:space="preserve"> </w:t>
             </w:r>
             <w:r>
-              <w:t xml:space="preserve">“known after apply”</w:t>
-            </w:r>
-            <w:r>
-              <w:t xml:space="preserve">, cascading to the network</w:t>
+              <w:t xml:space="preserve">ignores</w:t>
+            </w:r>
+            <w:r>
+              <w:t xml:space="preserve"> </w:t>
+            </w:r>
+            <w:r>
+              <w:rPr>
+                <w:rStyle w:val="VerbatimChar"/>
+              </w:rPr>
+              <w:t xml:space="preserve">.gitignore</w:t>
+            </w:r>
+            <w:r>
+              <w:t xml:space="preserve">, so it takes whatever is on disk — provider binaries, build output, the design-system zip</w:t>
             </w:r>
           </w:p>
         </w:tc>
@@ -7154,7 +7822,7 @@
               <w:pStyle w:val="Compact"/>
             </w:pPr>
             <w:r>
-              <w:t xml:space="preserve">Stop. Do not apply. The</w:t>
+              <w:t xml:space="preserve">Use</w:t>
             </w:r>
             <w:r>
               <w:t xml:space="preserve"> </w:t>
@@ -7163,13 +7831,10 @@
               <w:rPr>
                 <w:rStyle w:val="VerbatimChar"/>
               </w:rPr>
-              <w:t xml:space="preserve">plan</w:t>
-            </w:r>
-            <w:r>
-              <w:t xml:space="preserve"> </w:t>
-            </w:r>
-            <w:r>
-              <w:t xml:space="preserve">job now fails on this automatically</w:t>
+              <w:t xml:space="preserve">git bundle create --all</w:t>
+            </w:r>
+            <w:r>
+              <w:t xml:space="preserve">. It contains committed objects only</w:t>
             </w:r>
           </w:p>
         </w:tc>
@@ -7182,7 +7847,7 @@
               <w:pStyle w:val="Compact"/>
             </w:pPr>
             <w:r>
-              <w:t xml:space="preserve">Transcription 403s</w:t>
+              <w:t xml:space="preserve">Revision never becomes ready, no useful error</w:t>
             </w:r>
           </w:p>
         </w:tc>
@@ -7193,7 +7858,7 @@
               <w:pStyle w:val="Compact"/>
             </w:pPr>
             <w:r>
-              <w:t xml:space="preserve">The custom Vertex role</w:t>
+              <w:t xml:space="preserve">An arm64 image. Cloud Run cannot run it and does not say so</w:t>
             </w:r>
           </w:p>
         </w:tc>
@@ -7204,10 +7869,7 @@
               <w:pStyle w:val="Compact"/>
             </w:pPr>
             <w:r>
-              <w:rPr>
-                <w:rStyle w:val="VerbatimChar"/>
-              </w:rPr>
-              <w:t xml:space="preserve">vertex_least_privilege = false</w:t>
+              <w:t xml:space="preserve">Only builds from an Apple Silicon laptop. The pipeline builds on a Linux runner, so this cannot recur through CI</w:t>
             </w:r>
           </w:p>
         </w:tc>
@@ -7223,13 +7885,7 @@
               <w:rPr>
                 <w:rStyle w:val="VerbatimChar"/>
               </w:rPr>
-              <w:t xml:space="preserve">gcloud</w:t>
-            </w:r>
-            <w:r>
-              <w:t xml:space="preserve"> </w:t>
-            </w:r>
-            <w:r>
-              <w:t xml:space="preserve">commands fail, Terraform works</w:t>
+              <w:t xml:space="preserve">Invalid Tier (db-g1-small) for (ENTERPRISE_PLUS)</w:t>
             </w:r>
           </w:p>
         </w:tc>
@@ -7240,7 +7896,7 @@
               <w:pStyle w:val="Compact"/>
             </w:pPr>
             <w:r>
-              <w:t xml:space="preserve">Your gcloud user credential expired; ADC is separate and still valid</w:t>
+              <w:t xml:space="preserve">The API now defaults to Enterprise Plus</w:t>
             </w:r>
           </w:p>
         </w:tc>
@@ -7251,10 +7907,31 @@
               <w:pStyle w:val="Compact"/>
             </w:pPr>
             <w:r>
+              <w:t xml:space="preserve">Already fixed:</w:t>
+            </w:r>
+            <w:r>
+              <w:t xml:space="preserve"> </w:t>
+            </w:r>
+            <w:r>
               <w:rPr>
                 <w:rStyle w:val="VerbatimChar"/>
               </w:rPr>
-              <w:t xml:space="preserve">gcloud auth login</w:t>
+              <w:t xml:space="preserve">edition = "ENTERPRISE"</w:t>
+            </w:r>
+            <w:r>
+              <w:t xml:space="preserve"> </w:t>
+            </w:r>
+            <w:r>
+              <w:t xml:space="preserve">in</w:t>
+            </w:r>
+            <w:r>
+              <w:t xml:space="preserve"> </w:t>
+            </w:r>
+            <w:r>
+              <w:rPr>
+                <w:rStyle w:val="VerbatimChar"/>
+              </w:rPr>
+              <w:t xml:space="preserve">database.tf</w:t>
             </w:r>
           </w:p>
         </w:tc>
@@ -7267,13 +7944,16 @@
               <w:pStyle w:val="Compact"/>
             </w:pPr>
             <w:r>
-              <w:t xml:space="preserve">Pipeline:</w:t>
+              <w:rPr>
+                <w:rStyle w:val="VerbatimChar"/>
+              </w:rPr>
+              <w:t xml:space="preserve">constraints/sql.restrictPublicIp</w:t>
             </w:r>
             <w:r>
               <w:t xml:space="preserve"> </w:t>
             </w:r>
             <w:r>
-              <w:t xml:space="preserve">“unable to exchange token”</w:t>
+              <w:t xml:space="preserve">blocks the apply</w:t>
             </w:r>
           </w:p>
         </w:tc>
@@ -7284,7 +7964,7 @@
               <w:pStyle w:val="Compact"/>
             </w:pPr>
             <w:r>
-              <w:t xml:space="preserve">The WIF audience string does not match the provider</w:t>
+              <w:t xml:space="preserve">Correct policy, and this configuration already satisfies it</w:t>
             </w:r>
           </w:p>
         </w:tc>
@@ -7295,6 +7975,336 @@
               <w:pStyle w:val="Compact"/>
             </w:pPr>
             <w:r>
+              <w:t xml:space="preserve">The database has no public IP. If it still fails, the peering has not been created — check</w:t>
+            </w:r>
+            <w:r>
+              <w:t xml:space="preserve"> </w:t>
+            </w:r>
+            <w:r>
+              <w:rPr>
+                <w:rStyle w:val="VerbatimChar"/>
+              </w:rPr>
+              <w:t xml:space="preserve">manage_private_services_access</w:t>
+            </w:r>
+          </w:p>
+        </w:tc>
+      </w:tr>
+      <w:tr>
+        <w:tc>
+          <w:tcPr/>
+          <w:p>
+            <w:pPr>
+              <w:pStyle w:val="Compact"/>
+            </w:pPr>
+            <w:r>
+              <w:t xml:space="preserve">Login form does nothing, no error</w:t>
+            </w:r>
+          </w:p>
+        </w:tc>
+        <w:tc>
+          <w:tcPr/>
+          <w:p>
+            <w:pPr>
+              <w:pStyle w:val="Compact"/>
+            </w:pPr>
+            <w:r>
+              <w:t xml:space="preserve">A CSP</w:t>
+            </w:r>
+            <w:r>
+              <w:t xml:space="preserve"> </w:t>
+            </w:r>
+            <w:r>
+              <w:rPr>
+                <w:rStyle w:val="VerbatimChar"/>
+              </w:rPr>
+              <w:t xml:space="preserve">form-action</w:t>
+            </w:r>
+            <w:r>
+              <w:t xml:space="preserve"> </w:t>
+            </w:r>
+            <w:r>
+              <w:t xml:space="preserve">refusal after an absolute redirect to the container’s internal address</w:t>
+            </w:r>
+          </w:p>
+        </w:tc>
+        <w:tc>
+          <w:tcPr/>
+          <w:p>
+            <w:pPr>
+              <w:pStyle w:val="Compact"/>
+            </w:pPr>
+            <w:r>
+              <w:t xml:space="preserve">Already fixed: redirects are relative (</w:t>
+            </w:r>
+            <w:r>
+              <w:rPr>
+                <w:rStyle w:val="VerbatimChar"/>
+              </w:rPr>
+              <w:t xml:space="preserve">lib/origin.ts</w:t>
+            </w:r>
+            <w:r>
+              <w:t xml:space="preserve">). If it recurs, check middleware is running</w:t>
+            </w:r>
+          </w:p>
+        </w:tc>
+      </w:tr>
+      <w:tr>
+        <w:tc>
+          <w:tcPr/>
+          <w:p>
+            <w:pPr>
+              <w:pStyle w:val="Compact"/>
+            </w:pPr>
+            <w:r>
+              <w:t xml:space="preserve">Apply fails:</w:t>
+            </w:r>
+            <w:r>
+              <w:t xml:space="preserve"> </w:t>
+            </w:r>
+            <w:r>
+              <w:t xml:space="preserve">“value saved in the plan file for variable is different”</w:t>
+            </w:r>
+          </w:p>
+        </w:tc>
+        <w:tc>
+          <w:tcPr/>
+          <w:p>
+            <w:pPr>
+              <w:pStyle w:val="Compact"/>
+            </w:pPr>
+            <w:r>
+              <w:t xml:space="preserve">An auto-loaded</w:t>
+            </w:r>
+            <w:r>
+              <w:t xml:space="preserve"> </w:t>
+            </w:r>
+            <w:r>
+              <w:rPr>
+                <w:rStyle w:val="VerbatimChar"/>
+              </w:rPr>
+              <w:t xml:space="preserve">terraform.tfvars</w:t>
+            </w:r>
+            <w:r>
+              <w:t xml:space="preserve"> </w:t>
+            </w:r>
+            <w:r>
+              <w:t xml:space="preserve">overriding</w:t>
+            </w:r>
+            <w:r>
+              <w:t xml:space="preserve"> </w:t>
+            </w:r>
+            <w:r>
+              <w:rPr>
+                <w:rStyle w:val="VerbatimChar"/>
+              </w:rPr>
+              <w:t xml:space="preserve">-var-file</w:t>
+            </w:r>
+          </w:p>
+        </w:tc>
+        <w:tc>
+          <w:tcPr/>
+          <w:p>
+            <w:pPr>
+              <w:pStyle w:val="Compact"/>
+            </w:pPr>
+            <w:r>
+              <w:t xml:space="preserve">Delete</w:t>
+            </w:r>
+            <w:r>
+              <w:t xml:space="preserve"> </w:t>
+            </w:r>
+            <w:r>
+              <w:rPr>
+                <w:rStyle w:val="VerbatimChar"/>
+              </w:rPr>
+              <w:t xml:space="preserve">terraform.tfvars</w:t>
+            </w:r>
+            <w:r>
+              <w:t xml:space="preserve">. It should not exist</w:t>
+            </w:r>
+          </w:p>
+        </w:tc>
+      </w:tr>
+      <w:tr>
+        <w:tc>
+          <w:tcPr/>
+          <w:p>
+            <w:pPr>
+              <w:pStyle w:val="Compact"/>
+            </w:pPr>
+            <w:r>
+              <w:t xml:space="preserve">Terraform proposes destroying the database</w:t>
+            </w:r>
+          </w:p>
+        </w:tc>
+        <w:tc>
+          <w:tcPr/>
+          <w:p>
+            <w:pPr>
+              <w:pStyle w:val="Compact"/>
+            </w:pPr>
+            <w:r>
+              <w:t xml:space="preserve">A data source made</w:t>
+            </w:r>
+            <w:r>
+              <w:t xml:space="preserve"> </w:t>
+            </w:r>
+            <w:r>
+              <w:t xml:space="preserve">“known after apply”</w:t>
+            </w:r>
+            <w:r>
+              <w:t xml:space="preserve">, cascading to the network</w:t>
+            </w:r>
+          </w:p>
+        </w:tc>
+        <w:tc>
+          <w:tcPr/>
+          <w:p>
+            <w:pPr>
+              <w:pStyle w:val="Compact"/>
+            </w:pPr>
+            <w:r>
+              <w:t xml:space="preserve">Stop. Do not apply. The</w:t>
+            </w:r>
+            <w:r>
+              <w:t xml:space="preserve"> </w:t>
+            </w:r>
+            <w:r>
+              <w:rPr>
+                <w:rStyle w:val="VerbatimChar"/>
+              </w:rPr>
+              <w:t xml:space="preserve">plan</w:t>
+            </w:r>
+            <w:r>
+              <w:t xml:space="preserve"> </w:t>
+            </w:r>
+            <w:r>
+              <w:t xml:space="preserve">job now fails on this automatically</w:t>
+            </w:r>
+          </w:p>
+        </w:tc>
+      </w:tr>
+      <w:tr>
+        <w:tc>
+          <w:tcPr/>
+          <w:p>
+            <w:pPr>
+              <w:pStyle w:val="Compact"/>
+            </w:pPr>
+            <w:r>
+              <w:t xml:space="preserve">Transcription 403s</w:t>
+            </w:r>
+          </w:p>
+        </w:tc>
+        <w:tc>
+          <w:tcPr/>
+          <w:p>
+            <w:pPr>
+              <w:pStyle w:val="Compact"/>
+            </w:pPr>
+            <w:r>
+              <w:t xml:space="preserve">The custom Vertex role</w:t>
+            </w:r>
+          </w:p>
+        </w:tc>
+        <w:tc>
+          <w:tcPr/>
+          <w:p>
+            <w:pPr>
+              <w:pStyle w:val="Compact"/>
+            </w:pPr>
+            <w:r>
+              <w:rPr>
+                <w:rStyle w:val="VerbatimChar"/>
+              </w:rPr>
+              <w:t xml:space="preserve">vertex_least_privilege = false</w:t>
+            </w:r>
+          </w:p>
+        </w:tc>
+      </w:tr>
+      <w:tr>
+        <w:tc>
+          <w:tcPr/>
+          <w:p>
+            <w:pPr>
+              <w:pStyle w:val="Compact"/>
+            </w:pPr>
+            <w:r>
+              <w:rPr>
+                <w:rStyle w:val="VerbatimChar"/>
+              </w:rPr>
+              <w:t xml:space="preserve">gcloud</w:t>
+            </w:r>
+            <w:r>
+              <w:t xml:space="preserve"> </w:t>
+            </w:r>
+            <w:r>
+              <w:t xml:space="preserve">commands fail, Terraform works</w:t>
+            </w:r>
+          </w:p>
+        </w:tc>
+        <w:tc>
+          <w:tcPr/>
+          <w:p>
+            <w:pPr>
+              <w:pStyle w:val="Compact"/>
+            </w:pPr>
+            <w:r>
+              <w:t xml:space="preserve">Your gcloud user credential expired; ADC is separate and still valid</w:t>
+            </w:r>
+          </w:p>
+        </w:tc>
+        <w:tc>
+          <w:tcPr/>
+          <w:p>
+            <w:pPr>
+              <w:pStyle w:val="Compact"/>
+            </w:pPr>
+            <w:r>
+              <w:rPr>
+                <w:rStyle w:val="VerbatimChar"/>
+              </w:rPr>
+              <w:t xml:space="preserve">gcloud auth login</w:t>
+            </w:r>
+          </w:p>
+        </w:tc>
+      </w:tr>
+      <w:tr>
+        <w:tc>
+          <w:tcPr/>
+          <w:p>
+            <w:pPr>
+              <w:pStyle w:val="Compact"/>
+            </w:pPr>
+            <w:r>
+              <w:t xml:space="preserve">Pipeline:</w:t>
+            </w:r>
+            <w:r>
+              <w:t xml:space="preserve"> </w:t>
+            </w:r>
+            <w:r>
+              <w:t xml:space="preserve">“unable to exchange token”</w:t>
+            </w:r>
+          </w:p>
+        </w:tc>
+        <w:tc>
+          <w:tcPr/>
+          <w:p>
+            <w:pPr>
+              <w:pStyle w:val="Compact"/>
+            </w:pPr>
+            <w:r>
+              <w:t xml:space="preserve">The WIF audience string does not match the provider</w:t>
+            </w:r>
+          </w:p>
+        </w:tc>
+        <w:tc>
+          <w:tcPr/>
+          <w:p>
+            <w:pPr>
+              <w:pStyle w:val="Compact"/>
+            </w:pPr>
+            <w:r>
               <w:t xml:space="preserve">Compare</w:t>
             </w:r>
             <w:r>
@@ -7331,7 +8341,7 @@
         </w:tc>
       </w:tr>
     </w:tbl>
-    <w:bookmarkStart w:id="33" w:name="rolling-back-a-bad-deployment"/>
+    <w:bookmarkStart w:id="34" w:name="rolling-back-a-bad-deployment"/>
     <w:p>
       <w:pPr>
         <w:pStyle w:val="Heading3"/>
@@ -7455,9 +8465,9 @@
         </w:pict>
       </w:r>
     </w:p>
-    <w:bookmarkEnd w:id="33"/>
     <w:bookmarkEnd w:id="34"/>
-    <w:bookmarkStart w:id="35" w:name="what-is-not-proven"/>
+    <w:bookmarkEnd w:id="35"/>
+    <w:bookmarkStart w:id="36" w:name="what-is-not-proven"/>
     <w:p>
       <w:pPr>
         <w:pStyle w:val="Heading2"/>
@@ -7479,7 +8489,7 @@
         <w:pStyle w:val="Compact"/>
         <w:numPr>
           <w:ilvl w:val="0"/>
-          <w:numId w:val="1004"/>
+          <w:numId w:val="1005"/>
         </w:numPr>
       </w:pPr>
       <w:r>
@@ -7513,7 +8523,7 @@
         <w:pStyle w:val="Compact"/>
         <w:numPr>
           <w:ilvl w:val="0"/>
-          <w:numId w:val="1004"/>
+          <w:numId w:val="1005"/>
         </w:numPr>
       </w:pPr>
       <w:r>
@@ -7556,7 +8566,7 @@
         <w:pStyle w:val="Compact"/>
         <w:numPr>
           <w:ilvl w:val="0"/>
-          <w:numId w:val="1004"/>
+          <w:numId w:val="1005"/>
         </w:numPr>
       </w:pPr>
       <w:r>
@@ -7584,7 +8594,7 @@
         <w:pStyle w:val="Compact"/>
         <w:numPr>
           <w:ilvl w:val="0"/>
-          <w:numId w:val="1004"/>
+          <w:numId w:val="1005"/>
         </w:numPr>
       </w:pPr>
       <w:r>
@@ -7612,7 +8622,7 @@
         <w:pStyle w:val="Compact"/>
         <w:numPr>
           <w:ilvl w:val="0"/>
-          <w:numId w:val="1004"/>
+          <w:numId w:val="1005"/>
         </w:numPr>
       </w:pPr>
       <w:r>
@@ -7663,8 +8673,8 @@
         </w:pict>
       </w:r>
     </w:p>
-    <w:bookmarkEnd w:id="35"/>
-    <w:bookmarkStart w:id="36" w:name="appendix-a-what-the-pipeline-does"/>
+    <w:bookmarkEnd w:id="36"/>
+    <w:bookmarkStart w:id="37" w:name="appendix-a-what-the-pipeline-does"/>
     <w:p>
       <w:pPr>
         <w:pStyle w:val="Heading2"/>
@@ -8071,8 +9081,8 @@
         <w:t xml:space="preserve">.</w:t>
       </w:r>
     </w:p>
-    <w:bookmarkEnd w:id="36"/>
-    <w:bookmarkStart w:id="37" w:name="X0ffe2a46fc550a97dc584cef00ec71608a25ca2"/>
+    <w:bookmarkEnd w:id="37"/>
+    <w:bookmarkStart w:id="38" w:name="X0ffe2a46fc550a97dc584cef00ec71608a25ca2"/>
     <w:p>
       <w:pPr>
         <w:pStyle w:val="Heading2"/>
@@ -8192,7 +9202,7 @@
               <w:t xml:space="preserve"> </w:t>
             </w:r>
             <w:r>
-              <w:t xml:space="preserve">(§11)</w:t>
+              <w:t xml:space="preserve">(§11). Not created at all on the Vertex path</w:t>
             </w:r>
           </w:p>
         </w:tc>
@@ -8208,7 +9218,7 @@
               <w:rPr>
                 <w:rStyle w:val="VerbatimChar"/>
               </w:rPr>
-              <w:t xml:space="preserve">ADMIN_PASSWORD</w:t>
+              <w:t xml:space="preserve">MODEL_PROVIDER</w:t>
             </w:r>
           </w:p>
         </w:tc>
@@ -8219,23 +9229,31 @@
               <w:pStyle w:val="Compact"/>
             </w:pPr>
             <w:r>
-              <w:t xml:space="preserve">from Secret Manager —</w:t>
+              <w:rPr>
+                <w:rStyle w:val="VerbatimChar"/>
+              </w:rPr>
+              <w:t xml:space="preserve">anthropic</w:t>
             </w:r>
             <w:r>
               <w:t xml:space="preserve"> </w:t>
             </w:r>
             <w:r>
+              <w:t xml:space="preserve">(direct API) or</w:t>
+            </w:r>
+            <w:r>
+              <w:t xml:space="preserve"> </w:t>
+            </w:r>
+            <w:r>
               <w:rPr>
-                <w:b/>
-                <w:bCs/>
+                <w:rStyle w:val="VerbatimChar"/>
               </w:rPr>
-              <w:t xml:space="preserve">you set the value</w:t>
+              <w:t xml:space="preserve">vertex</w:t>
             </w:r>
             <w:r>
               <w:t xml:space="preserve"> </w:t>
             </w:r>
             <w:r>
-              <w:t xml:space="preserve">(§11)</w:t>
+              <w:t xml:space="preserve">(Model Garden) — see §11.1</w:t>
             </w:r>
           </w:p>
         </w:tc>
@@ -8251,7 +9269,7 @@
               <w:rPr>
                 <w:rStyle w:val="VerbatimChar"/>
               </w:rPr>
-              <w:t xml:space="preserve">SESSION_SECRET</w:t>
+              <w:t xml:space="preserve">VERTEX_MODEL_REGION</w:t>
             </w:r>
           </w:p>
         </w:tc>
@@ -8262,7 +9280,7 @@
               <w:pStyle w:val="Compact"/>
             </w:pPr>
             <w:r>
-              <w:t xml:space="preserve">generated by Terraform; rotating it signs everyone out</w:t>
+              <w:t xml:space="preserve">region serving the interview model; separate from the transcription region because europe-west2 serves no Anthropic model</w:t>
             </w:r>
           </w:p>
         </w:tc>
@@ -8278,7 +9296,7 @@
               <w:rPr>
                 <w:rStyle w:val="VerbatimChar"/>
               </w:rPr>
-              <w:t xml:space="preserve">MODEL</w:t>
+              <w:t xml:space="preserve">ADMIN_PASSWORD</w:t>
             </w:r>
           </w:p>
         </w:tc>
@@ -8289,7 +9307,23 @@
               <w:pStyle w:val="Compact"/>
             </w:pPr>
             <w:r>
-              <w:t xml:space="preserve">model id — configuration, never code (P5)</w:t>
+              <w:t xml:space="preserve">from Secret Manager —</w:t>
+            </w:r>
+            <w:r>
+              <w:t xml:space="preserve"> </w:t>
+            </w:r>
+            <w:r>
+              <w:rPr>
+                <w:b/>
+                <w:bCs/>
+              </w:rPr>
+              <w:t xml:space="preserve">you set the value</w:t>
+            </w:r>
+            <w:r>
+              <w:t xml:space="preserve"> </w:t>
+            </w:r>
+            <w:r>
+              <w:t xml:space="preserve">(§11)</w:t>
             </w:r>
           </w:p>
         </w:tc>
@@ -8305,7 +9339,7 @@
               <w:rPr>
                 <w:rStyle w:val="VerbatimChar"/>
               </w:rPr>
-              <w:t xml:space="preserve">RETENTION_DAYS</w:t>
+              <w:t xml:space="preserve">SESSION_SECRET</w:t>
             </w:r>
           </w:p>
         </w:tc>
@@ -8316,7 +9350,7 @@
               <w:pStyle w:val="Compact"/>
             </w:pPr>
             <w:r>
-              <w:t xml:space="preserve">how long interview content is kept</w:t>
+              <w:t xml:space="preserve">generated by Terraform; rotating it signs everyone out</w:t>
             </w:r>
           </w:p>
         </w:tc>
@@ -8332,7 +9366,7 @@
               <w:rPr>
                 <w:rStyle w:val="VerbatimChar"/>
               </w:rPr>
-              <w:t xml:space="preserve">RETENTION_CALLERS</w:t>
+              <w:t xml:space="preserve">MODEL</w:t>
             </w:r>
           </w:p>
         </w:tc>
@@ -8343,7 +9377,7 @@
               <w:pStyle w:val="Compact"/>
             </w:pPr>
             <w:r>
-              <w:t xml:space="preserve">identities permitted to run the sweep</w:t>
+              <w:t xml:space="preserve">model id — configuration, never code (P5)</w:t>
             </w:r>
           </w:p>
         </w:tc>
@@ -8359,7 +9393,7 @@
               <w:rPr>
                 <w:rStyle w:val="VerbatimChar"/>
               </w:rPr>
-              <w:t xml:space="preserve">TRANSCRIBE_PROVIDER</w:t>
+              <w:t xml:space="preserve">RETENTION_DAYS</w:t>
             </w:r>
           </w:p>
         </w:tc>
@@ -8370,25 +9404,7 @@
               <w:pStyle w:val="Compact"/>
             </w:pPr>
             <w:r>
-              <w:rPr>
-                <w:rStyle w:val="VerbatimChar"/>
-              </w:rPr>
-              <w:t xml:space="preserve">gemini</w:t>
-            </w:r>
-            <w:r>
-              <w:t xml:space="preserve"> </w:t>
-            </w:r>
-            <w:r>
-              <w:t xml:space="preserve">(Vertex) or</w:t>
-            </w:r>
-            <w:r>
-              <w:t xml:space="preserve"> </w:t>
-            </w:r>
-            <w:r>
-              <w:rPr>
-                <w:rStyle w:val="VerbatimChar"/>
-              </w:rPr>
-              <w:t xml:space="preserve">whisper</w:t>
+              <w:t xml:space="preserve">how long interview content is kept</w:t>
             </w:r>
           </w:p>
         </w:tc>
@@ -8404,7 +9420,7 @@
               <w:rPr>
                 <w:rStyle w:val="VerbatimChar"/>
               </w:rPr>
-              <w:t xml:space="preserve">TRANSCRIBE_FALLBACK</w:t>
+              <w:t xml:space="preserve">RETENTION_CALLERS</w:t>
             </w:r>
           </w:p>
         </w:tc>
@@ -8415,19 +9431,7 @@
               <w:pStyle w:val="Compact"/>
             </w:pPr>
             <w:r>
-              <w:t xml:space="preserve">off by default:</w:t>
-            </w:r>
-            <w:r>
-              <w:t xml:space="preserve"> </w:t>
-            </w:r>
-            <w:r>
-              <w:t xml:space="preserve">“use Gemini”</w:t>
-            </w:r>
-            <w:r>
-              <w:t xml:space="preserve"> </w:t>
-            </w:r>
-            <w:r>
-              <w:t xml:space="preserve">is not satisfied by silently using OpenAI</w:t>
+              <w:t xml:space="preserve">identities permitted to run the sweep</w:t>
             </w:r>
           </w:p>
         </w:tc>
@@ -8443,7 +9447,7 @@
               <w:rPr>
                 <w:rStyle w:val="VerbatimChar"/>
               </w:rPr>
-              <w:t xml:space="preserve">ENABLE_TOBE</w:t>
+              <w:t xml:space="preserve">TRANSCRIBE_PROVIDER</w:t>
             </w:r>
           </w:p>
         </w:tc>
@@ -8454,7 +9458,25 @@
               <w:pStyle w:val="Compact"/>
             </w:pPr>
             <w:r>
-              <w:t xml:space="preserve">analysis views</w:t>
+              <w:rPr>
+                <w:rStyle w:val="VerbatimChar"/>
+              </w:rPr>
+              <w:t xml:space="preserve">gemini</w:t>
+            </w:r>
+            <w:r>
+              <w:t xml:space="preserve"> </w:t>
+            </w:r>
+            <w:r>
+              <w:t xml:space="preserve">(Vertex) or</w:t>
+            </w:r>
+            <w:r>
+              <w:t xml:space="preserve"> </w:t>
+            </w:r>
+            <w:r>
+              <w:rPr>
+                <w:rStyle w:val="VerbatimChar"/>
+              </w:rPr>
+              <w:t xml:space="preserve">whisper</w:t>
             </w:r>
           </w:p>
         </w:tc>
@@ -8470,7 +9492,7 @@
               <w:rPr>
                 <w:rStyle w:val="VerbatimChar"/>
               </w:rPr>
-              <w:t xml:space="preserve">BASE_URL</w:t>
+              <w:t xml:space="preserve">TRANSCRIBE_FALLBACK</w:t>
             </w:r>
           </w:p>
         </w:tc>
@@ -8481,14 +9503,80 @@
               <w:pStyle w:val="Compact"/>
             </w:pPr>
             <w:r>
+              <w:t xml:space="preserve">off by default:</w:t>
+            </w:r>
+            <w:r>
+              <w:t xml:space="preserve"> </w:t>
+            </w:r>
+            <w:r>
+              <w:t xml:space="preserve">“use Gemini”</w:t>
+            </w:r>
+            <w:r>
+              <w:t xml:space="preserve"> </w:t>
+            </w:r>
+            <w:r>
+              <w:t xml:space="preserve">is not satisfied by silently using OpenAI</w:t>
+            </w:r>
+          </w:p>
+        </w:tc>
+      </w:tr>
+      <w:tr>
+        <w:tc>
+          <w:tcPr/>
+          <w:p>
+            <w:pPr>
+              <w:pStyle w:val="Compact"/>
+            </w:pPr>
+            <w:r>
+              <w:rPr>
+                <w:rStyle w:val="VerbatimChar"/>
+              </w:rPr>
+              <w:t xml:space="preserve">ENABLE_TOBE</w:t>
+            </w:r>
+          </w:p>
+        </w:tc>
+        <w:tc>
+          <w:tcPr/>
+          <w:p>
+            <w:pPr>
+              <w:pStyle w:val="Compact"/>
+            </w:pPr>
+            <w:r>
+              <w:t xml:space="preserve">analysis views</w:t>
+            </w:r>
+          </w:p>
+        </w:tc>
+      </w:tr>
+      <w:tr>
+        <w:tc>
+          <w:tcPr/>
+          <w:p>
+            <w:pPr>
+              <w:pStyle w:val="Compact"/>
+            </w:pPr>
+            <w:r>
+              <w:rPr>
+                <w:rStyle w:val="VerbatimChar"/>
+              </w:rPr>
+              <w:t xml:space="preserve">BASE_URL</w:t>
+            </w:r>
+          </w:p>
+        </w:tc>
+        <w:tc>
+          <w:tcPr/>
+          <w:p>
+            <w:pPr>
+              <w:pStyle w:val="Compact"/>
+            </w:pPr>
+            <w:r>
               <w:t xml:space="preserve">deliberately unset — the app derives its origin from the request, which is what makes invite links work without a redeploy</w:t>
             </w:r>
           </w:p>
         </w:tc>
       </w:tr>
     </w:tbl>
-    <w:bookmarkEnd w:id="37"/>
     <w:bookmarkEnd w:id="38"/>
+    <w:bookmarkEnd w:id="39"/>
     <w:sectPr>
       <w:pgSz w:h="15840" w:w="12240"/>
       <w:pgMar w:bottom="907" w:footer="720" w:gutter="0" w:header="720" w:left="1134" w:right="1134" w:top="1020"/>
@@ -8996,9 +10084,39 @@
     <w:abstractNumId w:val="991"/>
   </w:num>
   <w:num w:numId="1003">
+    <w:abstractNumId w:val="99411"/>
+    <w:lvlOverride w:ilvl="0">
+      <w:startOverride w:val="1"/>
+    </w:lvlOverride>
+    <w:lvlOverride w:ilvl="1">
+      <w:startOverride w:val="1"/>
+    </w:lvlOverride>
+    <w:lvlOverride w:ilvl="2">
+      <w:startOverride w:val="1"/>
+    </w:lvlOverride>
+    <w:lvlOverride w:ilvl="3">
+      <w:startOverride w:val="1"/>
+    </w:lvlOverride>
+    <w:lvlOverride w:ilvl="4">
+      <w:startOverride w:val="1"/>
+    </w:lvlOverride>
+    <w:lvlOverride w:ilvl="5">
+      <w:startOverride w:val="1"/>
+    </w:lvlOverride>
+    <w:lvlOverride w:ilvl="6">
+      <w:startOverride w:val="1"/>
+    </w:lvlOverride>
+    <w:lvlOverride w:ilvl="7">
+      <w:startOverride w:val="1"/>
+    </w:lvlOverride>
+    <w:lvlOverride w:ilvl="8">
+      <w:startOverride w:val="1"/>
+    </w:lvlOverride>
+  </w:num>
+  <w:num w:numId="1004">
     <w:abstractNumId w:val="991"/>
   </w:num>
-  <w:num w:numId="1004">
+  <w:num w:numId="1005">
     <w:abstractNumId w:val="99411"/>
     <w:lvlOverride w:ilvl="0">
       <w:startOverride w:val="1"/>

--- a/Magpie-VMO2-GitLab-deployment-guide.docx
+++ b/Magpie-VMO2-GitLab-deployment-guide.docx
@@ -28,7 +28,7 @@
         </w:p>
       </w:sdtContent>
     </w:sdt>
-    <w:bookmarkStart w:id="39" w:name="X4ba981f863484a2d71c4b4356a1843fca903540"/>
+    <w:bookmarkStart w:id="42" w:name="X4ba981f863484a2d71c4b4356a1843fca903540"/>
     <w:p>
       <w:pPr>
         <w:pStyle w:val="Heading1"/>
@@ -42,7 +42,7 @@
         <w:pStyle w:val="FirstParagraph"/>
       </w:pPr>
       <w:r>
-        <w:t xml:space="preserve">A single path to follow, in order, from the zip on your personal machine to a</w:t>
+        <w:t xml:space="preserve">A single path to follow, in order, from the archive on your personal machine to a</w:t>
       </w:r>
       <w:r>
         <w:t xml:space="preserve"> </w:t>
@@ -126,13 +126,13 @@
         </w:pict>
       </w:r>
     </w:p>
-    <w:bookmarkStart w:id="9" w:name="what-to-ask-vmo2-first"/>
+    <w:bookmarkStart w:id="11" w:name="before-you-begin-what-you-were-sent"/>
     <w:p>
       <w:pPr>
         <w:pStyle w:val="Heading2"/>
       </w:pPr>
       <w:r>
-        <w:t xml:space="preserve">0 · What to ask VMO2 first</w:t>
+        <w:t xml:space="preserve">Before you begin — what you were sent</w:t>
       </w:r>
     </w:p>
     <w:p>
@@ -140,13 +140,190 @@
         <w:pStyle w:val="FirstParagraph"/>
       </w:pPr>
       <w:r>
-        <w:t xml:space="preserve">None of this is work. It is five questions, and the answers change the shape of</w:t>
-      </w:r>
-      <w:r>
-        <w:t xml:space="preserve"> </w:t>
-      </w:r>
-      <w:r>
-        <w:t xml:space="preserve">what follows. Ask them all in one message, on the same day you start.</w:t>
+        <w:t xml:space="preserve">Two things travel together. Keep this document</w:t>
+      </w:r>
+      <w:r>
+        <w:t xml:space="preserve"> </w:t>
+      </w:r>
+      <w:r>
+        <w:rPr>
+          <w:i/>
+          <w:iCs/>
+        </w:rPr>
+        <w:t xml:space="preserve">outside</w:t>
+      </w:r>
+      <w:r>
+        <w:t xml:space="preserve"> </w:t>
+      </w:r>
+      <w:r>
+        <w:t xml:space="preserve">the archive: it tells you</w:t>
+      </w:r>
+      <w:r>
+        <w:t xml:space="preserve"> </w:t>
+      </w:r>
+      <w:r>
+        <w:t xml:space="preserve">how to open the archive, so it is no use to you inside it.</w:t>
+      </w:r>
+    </w:p>
+    <w:tbl>
+      <w:tblPr>
+        <w:tblStyle w:val="Table"/>
+        <w:tblW w:type="pct" w:w="5000"/>
+        <w:tblLayout w:type="fixed"/>
+        <w:tblLook w:firstRow="0" w:lastRow="0" w:firstColumn="0" w:lastColumn="0" w:noHBand="0" w:noVBand="0" w:val="0000"/>
+      </w:tblPr>
+      <w:tblGrid>
+        <w:gridCol w:w="3960"/>
+        <w:gridCol w:w="3960"/>
+      </w:tblGrid>
+      <w:tr>
+        <w:tc>
+          <w:tcPr/>
+          <w:p>
+            <w:pPr>
+              <w:pStyle w:val="Compact"/>
+            </w:pPr>
+            <w:r>
+              <w:rPr>
+                <w:rStyle w:val="VerbatimChar"/>
+                <w:b/>
+                <w:bCs/>
+              </w:rPr>
+              <w:t xml:space="preserve">magpie-handover.bundle</w:t>
+            </w:r>
+          </w:p>
+        </w:tc>
+        <w:tc>
+          <w:tcPr/>
+          <w:p>
+            <w:pPr>
+              <w:pStyle w:val="Compact"/>
+            </w:pPr>
+            <w:r>
+              <w:t xml:space="preserve">~34 MB. The entire repository — source, infrastructure, pipeline, documentation and full commit history — as one file</w:t>
+            </w:r>
+          </w:p>
+        </w:tc>
+      </w:tr>
+      <w:tr>
+        <w:tc>
+          <w:tcPr/>
+          <w:p>
+            <w:pPr>
+              <w:pStyle w:val="Compact"/>
+            </w:pPr>
+            <w:r>
+              <w:rPr>
+                <w:b/>
+                <w:bCs/>
+              </w:rPr>
+              <w:t xml:space="preserve">This document</w:t>
+            </w:r>
+          </w:p>
+        </w:tc>
+        <w:tc>
+          <w:tcPr/>
+          <w:p>
+            <w:pPr>
+              <w:pStyle w:val="Compact"/>
+            </w:pPr>
+            <w:r>
+              <w:t xml:space="preserve">The setup path, start to finish</w:t>
+            </w:r>
+          </w:p>
+        </w:tc>
+      </w:tr>
+    </w:tbl>
+    <w:p>
+      <w:pPr>
+        <w:pStyle w:val="BodyText"/>
+      </w:pPr>
+      <w:r>
+        <w:t xml:space="preserve">A bundle is a git repository in a single file. You do not unzip it; you clone from</w:t>
+      </w:r>
+      <w:r>
+        <w:t xml:space="preserve"> </w:t>
+      </w:r>
+      <w:r>
+        <w:t xml:space="preserve">it, and what you get is an ordinary working repository with its history intact.</w:t>
+      </w:r>
+    </w:p>
+    <w:p>
+      <w:pPr>
+        <w:pStyle w:val="BodyText"/>
+      </w:pPr>
+      <w:r>
+        <w:rPr>
+          <w:b/>
+          <w:bCs/>
+        </w:rPr>
+        <w:t xml:space="preserve">First, check it arrived whole.</w:t>
+      </w:r>
+      <w:r>
+        <w:t xml:space="preserve"> </w:t>
+      </w:r>
+      <w:r>
+        <w:t xml:space="preserve">Compare against the checksum sent with the file:</w:t>
+      </w:r>
+    </w:p>
+    <w:p>
+      <w:pPr>
+        <w:pStyle w:val="SourceCode"/>
+      </w:pPr>
+      <w:r>
+        <w:rPr>
+          <w:rStyle w:val="ExtensionTok"/>
+        </w:rPr>
+        <w:t xml:space="preserve">shasum</w:t>
+      </w:r>
+      <w:r>
+        <w:rPr>
+          <w:rStyle w:val="NormalTok"/>
+        </w:rPr>
+        <w:t xml:space="preserve"> </w:t>
+      </w:r>
+      <w:r>
+        <w:rPr>
+          <w:rStyle w:val="AttributeTok"/>
+        </w:rPr>
+        <w:t xml:space="preserve">-a</w:t>
+      </w:r>
+      <w:r>
+        <w:rPr>
+          <w:rStyle w:val="NormalTok"/>
+        </w:rPr>
+        <w:t xml:space="preserve"> 256 magpie-handover.bundle</w:t>
+      </w:r>
+    </w:p>
+    <w:p>
+      <w:pPr>
+        <w:pStyle w:val="FirstParagraph"/>
+      </w:pPr>
+      <w:r>
+        <w:t xml:space="preserve">If it does not match, stop — copy it again rather than working from a damaged</w:t>
+      </w:r>
+      <w:r>
+        <w:t xml:space="preserve"> </w:t>
+      </w:r>
+      <w:r>
+        <w:t xml:space="preserve">archive.</w:t>
+      </w:r>
+    </w:p>
+    <w:bookmarkStart w:id="9" w:name="what-is-not-in-it-and-never-was"/>
+    <w:p>
+      <w:pPr>
+        <w:pStyle w:val="Heading3"/>
+      </w:pPr>
+      <w:r>
+        <w:t xml:space="preserve">What is not in it, and never was</w:t>
+      </w:r>
+    </w:p>
+    <w:p>
+      <w:pPr>
+        <w:pStyle w:val="FirstParagraph"/>
+      </w:pPr>
+      <w:r>
+        <w:t xml:space="preserve">Four things are deliberately absent, and none is an oversight:</w:t>
       </w:r>
     </w:p>
     <w:tbl>
@@ -172,7 +349,7 @@
               <w:pStyle w:val="Compact"/>
             </w:pPr>
             <w:r>
-              <w:t xml:space="preserve">Question</w:t>
+              <w:t xml:space="preserve">Missing</w:t>
             </w:r>
           </w:p>
         </w:tc>
@@ -183,7 +360,7 @@
               <w:pStyle w:val="Compact"/>
             </w:pPr>
             <w:r>
-              <w:t xml:space="preserve">Why it matters</w:t>
+              <w:t xml:space="preserve">Why</w:t>
             </w:r>
           </w:p>
         </w:tc>
@@ -194,7 +371,7 @@
               <w:pStyle w:val="Compact"/>
             </w:pPr>
             <w:r>
-              <w:t xml:space="preserve">If the answer is not the easy one</w:t>
+              <w:t xml:space="preserve">Where it is dealt with</w:t>
             </w:r>
           </w:p>
         </w:tc>
@@ -208,10 +385,9 @@
             </w:pPr>
             <w:r>
               <w:rPr>
-                <w:b/>
-                <w:bCs/>
+                <w:rStyle w:val="VerbatimChar"/>
               </w:rPr>
-              <w:t xml:space="preserve">Will you permit Workload Identity Federation from GitLab to GCP?</w:t>
+              <w:t xml:space="preserve">.env</w:t>
             </w:r>
           </w:p>
         </w:tc>
@@ -222,7 +398,7 @@
               <w:pStyle w:val="Compact"/>
             </w:pPr>
             <w:r>
-              <w:t xml:space="preserve">It is how the pipeline authenticates without a permanent key</w:t>
+              <w:t xml:space="preserve">Contains live API keys, the console password and the session secret</w:t>
             </w:r>
           </w:p>
         </w:tc>
@@ -233,7 +409,7 @@
               <w:pStyle w:val="Compact"/>
             </w:pPr>
             <w:r>
-              <w:t xml:space="preserve">The fallback is a service account JSON key in a CI variable. Most security teams refuse it. If they do, WIF is not optional and you wait for it</w:t>
+              <w:t xml:space="preserve">§11 — reissue under VMO2’s own accounts</w:t>
             </w:r>
           </w:p>
         </w:tc>
@@ -247,39 +423,9 @@
             </w:pPr>
             <w:r>
               <w:rPr>
-                <w:b/>
-                <w:bCs/>
+                <w:rStyle w:val="VerbatimChar"/>
               </w:rPr>
-              <w:t xml:space="preserve">Will you permit an</w:t>
-            </w:r>
-            <w:r>
-              <w:rPr>
-                <w:b/>
-                <w:bCs/>
-              </w:rPr>
-              <w:t xml:space="preserve"> </w:t>
-            </w:r>
-            <w:r>
-              <w:rPr>
-                <w:rStyle w:val="VerbatimChar"/>
-                <w:b/>
-                <w:bCs/>
-              </w:rPr>
-              <w:t xml:space="preserve">allUsers</w:t>
-            </w:r>
-            <w:r>
-              <w:rPr>
-                <w:b/>
-                <w:bCs/>
-              </w:rPr>
-              <w:t xml:space="preserve"> </w:t>
-            </w:r>
-            <w:r>
-              <w:rPr>
-                <w:b/>
-                <w:bCs/>
-              </w:rPr>
-              <w:t xml:space="preserve">invoker binding on Cloud Run?</w:t>
+              <w:t xml:space="preserve">envs/univelcity.*</w:t>
             </w:r>
           </w:p>
         </w:tc>
@@ -290,7 +436,7 @@
               <w:pStyle w:val="Compact"/>
             </w:pPr>
             <w:r>
-              <w:t xml:space="preserve">Informants open a tokenised link with no Google account</w:t>
+              <w:t xml:space="preserve">Describes the proving environment, not yours</w:t>
             </w:r>
           </w:p>
         </w:tc>
@@ -301,25 +447,16 @@
               <w:pStyle w:val="Compact"/>
             </w:pPr>
             <w:r>
+              <w:t xml:space="preserve">§7 — you write</w:t>
+            </w:r>
+            <w:r>
+              <w:t xml:space="preserve"> </w:t>
+            </w:r>
+            <w:r>
               <w:rPr>
                 <w:rStyle w:val="VerbatimChar"/>
               </w:rPr>
-              <w:t xml:space="preserve">allow_public_access = false</w:t>
-            </w:r>
-            <w:r>
-              <w:t xml:space="preserve">, plus a load balancer with IAP in front. That removes the</w:t>
-            </w:r>
-            <w:r>
-              <w:t xml:space="preserve"> </w:t>
-            </w:r>
-            <w:r>
-              <w:t xml:space="preserve">“no account, no training”</w:t>
-            </w:r>
-            <w:r>
-              <w:t xml:space="preserve"> </w:t>
-            </w:r>
-            <w:r>
-              <w:t xml:space="preserve">property the interview face was built on. It is a design change, not a flag</w:t>
+              <w:t xml:space="preserve">envs/vmo2.tfvars</w:t>
             </w:r>
           </w:p>
         </w:tc>
@@ -333,10 +470,9 @@
             </w:pPr>
             <w:r>
               <w:rPr>
-                <w:b/>
-                <w:bCs/>
+                <w:rStyle w:val="VerbatimChar"/>
               </w:rPr>
-              <w:t xml:space="preserve">Does the project have its own VPC, or is it on a Shared VPC?</w:t>
+              <w:t xml:space="preserve">node_modules/</w:t>
             </w:r>
           </w:p>
         </w:tc>
@@ -347,7 +483,7 @@
               <w:pStyle w:val="Compact"/>
             </w:pPr>
             <w:r>
-              <w:t xml:space="preserve">Cloud SQL needs private services access</w:t>
+              <w:t xml:space="preserve">495 MB of rebuildable dependencies</w:t>
             </w:r>
           </w:p>
         </w:tc>
@@ -358,7 +494,7 @@
               <w:pStyle w:val="Compact"/>
             </w:pPr>
             <w:r>
-              <w:t xml:space="preserve">Shared VPC: set</w:t>
+              <w:t xml:space="preserve">§2 —</w:t>
             </w:r>
             <w:r>
               <w:t xml:space="preserve"> </w:t>
@@ -367,94 +503,7 @@
               <w:rPr>
                 <w:rStyle w:val="VerbatimChar"/>
               </w:rPr>
-              <w:t xml:space="preserve">network</w:t>
-            </w:r>
-            <w:r>
-              <w:t xml:space="preserve">,</w:t>
-            </w:r>
-            <w:r>
-              <w:t xml:space="preserve"> </w:t>
-            </w:r>
-            <w:r>
-              <w:rPr>
-                <w:rStyle w:val="VerbatimChar"/>
-              </w:rPr>
-              <w:t xml:space="preserve">subnetwork</w:t>
-            </w:r>
-            <w:r>
-              <w:t xml:space="preserve">,</w:t>
-            </w:r>
-            <w:r>
-              <w:t xml:space="preserve"> </w:t>
-            </w:r>
-            <w:r>
-              <w:rPr>
-                <w:rStyle w:val="VerbatimChar"/>
-              </w:rPr>
-              <w:t xml:space="preserve">network_project_id</w:t>
-            </w:r>
-            <w:r>
-              <w:t xml:space="preserve">,</w:t>
-            </w:r>
-            <w:r>
-              <w:t xml:space="preserve"> </w:t>
-            </w:r>
-            <w:r>
-              <w:rPr>
-                <w:rStyle w:val="VerbatimChar"/>
-              </w:rPr>
-              <w:t xml:space="preserve">manage_private_services_access = false</w:t>
-            </w:r>
-            <w:r>
-              <w:t xml:space="preserve"> </w:t>
-            </w:r>
-            <w:r>
-              <w:t xml:space="preserve">—</w:t>
-            </w:r>
-            <w:r>
-              <w:t xml:space="preserve"> </w:t>
-            </w:r>
-            <w:r>
-              <w:rPr>
-                <w:b/>
-                <w:bCs/>
-              </w:rPr>
-              <w:t xml:space="preserve">and they must grant</w:t>
-            </w:r>
-            <w:r>
-              <w:rPr>
-                <w:b/>
-                <w:bCs/>
-              </w:rPr>
-              <w:t xml:space="preserve"> </w:t>
-            </w:r>
-            <w:r>
-              <w:rPr>
-                <w:rStyle w:val="VerbatimChar"/>
-                <w:b/>
-                <w:bCs/>
-              </w:rPr>
-              <w:t xml:space="preserve">roles/compute.networkUser</w:t>
-            </w:r>
-            <w:r>
-              <w:rPr>
-                <w:b/>
-                <w:bCs/>
-              </w:rPr>
-              <w:t xml:space="preserve"> </w:t>
-            </w:r>
-            <w:r>
-              <w:rPr>
-                <w:b/>
-                <w:bCs/>
-              </w:rPr>
-              <w:t xml:space="preserve">on the subnet.</w:t>
-            </w:r>
-            <w:r>
-              <w:t xml:space="preserve"> </w:t>
-            </w:r>
-            <w:r>
-              <w:t xml:space="preserve">Their action, not yours</w:t>
+              <w:t xml:space="preserve">npm ci</w:t>
             </w:r>
           </w:p>
         </w:tc>
@@ -467,11 +516,7 @@
               <w:pStyle w:val="Compact"/>
             </w:pPr>
             <w:r>
-              <w:rPr>
-                <w:b/>
-                <w:bCs/>
-              </w:rPr>
-              <w:t xml:space="preserve">May the deploying identity enable APIs?</w:t>
+              <w:t xml:space="preserve">Terraform state</w:t>
             </w:r>
           </w:p>
         </w:tc>
@@ -482,7 +527,7 @@
               <w:pStyle w:val="Compact"/>
             </w:pPr>
             <w:r>
-              <w:t xml:space="preserve">Terraform enables eleven</w:t>
+              <w:t xml:space="preserve">Lives in a GCS bucket, holds the database password</w:t>
             </w:r>
           </w:p>
         </w:tc>
@@ -493,13 +538,79 @@
               <w:pStyle w:val="Compact"/>
             </w:pPr>
             <w:r>
-              <w:rPr>
-                <w:rStyle w:val="VerbatimChar"/>
-              </w:rPr>
-              <w:t xml:space="preserve">manage_apis = false</w:t>
-            </w:r>
-            <w:r>
-              <w:t xml:space="preserve">, and they enable them centrally first</w:t>
+              <w:t xml:space="preserve">§4.1 — a new bucket in the VMO2 project</w:t>
+            </w:r>
+          </w:p>
+        </w:tc>
+      </w:tr>
+    </w:tbl>
+    <w:p>
+      <w:pPr>
+        <w:pStyle w:val="BodyText"/>
+      </w:pPr>
+      <w:r>
+        <w:t xml:space="preserve">No credential of any kind is in the archive or anywhere in its history. That was</w:t>
+      </w:r>
+      <w:r>
+        <w:t xml:space="preserve"> </w:t>
+      </w:r>
+      <w:r>
+        <w:t xml:space="preserve">checked by scanning every object in the repository, not by inspecting the working</w:t>
+      </w:r>
+      <w:r>
+        <w:t xml:space="preserve"> </w:t>
+      </w:r>
+      <w:r>
+        <w:t xml:space="preserve">tree — a secret removed in a later commit is still in the history, and only the</w:t>
+      </w:r>
+      <w:r>
+        <w:t xml:space="preserve"> </w:t>
+      </w:r>
+      <w:r>
+        <w:t xml:space="preserve">first method finds it.</w:t>
+      </w:r>
+    </w:p>
+    <w:bookmarkEnd w:id="9"/>
+    <w:bookmarkStart w:id="10" w:name="roughly-how-long"/>
+    <w:p>
+      <w:pPr>
+        <w:pStyle w:val="Heading3"/>
+      </w:pPr>
+      <w:r>
+        <w:t xml:space="preserve">Roughly how long</w:t>
+      </w:r>
+    </w:p>
+    <w:tbl>
+      <w:tblPr>
+        <w:tblStyle w:val="Table"/>
+        <w:tblW w:type="pct" w:w="5000"/>
+        <w:tblLayout w:type="fixed"/>
+        <w:tblLook w:firstRow="0" w:lastRow="0" w:firstColumn="0" w:lastColumn="0" w:noHBand="0" w:noVBand="0" w:val="0000"/>
+      </w:tblPr>
+      <w:tblGrid>
+        <w:gridCol w:w="3960"/>
+        <w:gridCol w:w="3960"/>
+      </w:tblGrid>
+      <w:tr>
+        <w:tc>
+          <w:tcPr/>
+          <w:p>
+            <w:pPr>
+              <w:pStyle w:val="Compact"/>
+            </w:pPr>
+            <w:r>
+              <w:t xml:space="preserve">§0 questions to VMO2</w:t>
+            </w:r>
+          </w:p>
+        </w:tc>
+        <w:tc>
+          <w:tcPr/>
+          <w:p>
+            <w:pPr>
+              <w:pStyle w:val="Compact"/>
+            </w:pPr>
+            <w:r>
+              <w:t xml:space="preserve">Ask on day one. Two answers gate everything else</w:t>
             </w:r>
           </w:p>
         </w:tc>
@@ -512,11 +623,7 @@
               <w:pStyle w:val="Compact"/>
             </w:pPr>
             <w:r>
-              <w:rPr>
-                <w:b/>
-                <w:bCs/>
-              </w:rPr>
-              <w:t xml:space="preserve">Are custom IAM roles permitted?</w:t>
+              <w:t xml:space="preserve">§1–3 archive to GitLab</w:t>
             </w:r>
           </w:p>
         </w:tc>
@@ -527,33 +634,7 @@
               <w:pStyle w:val="Compact"/>
             </w:pPr>
             <w:r>
-              <w:t xml:space="preserve">Vertex runs under a custom least-privilege role</w:t>
-            </w:r>
-          </w:p>
-        </w:tc>
-        <w:tc>
-          <w:tcPr/>
-          <w:p>
-            <w:pPr>
-              <w:pStyle w:val="Compact"/>
-            </w:pPr>
-            <w:r>
-              <w:rPr>
-                <w:rStyle w:val="VerbatimChar"/>
-              </w:rPr>
-              <w:t xml:space="preserve">vertex_least_privilege = false</w:t>
-            </w:r>
-            <w:r>
-              <w:t xml:space="preserve">, falling back to</w:t>
-            </w:r>
-            <w:r>
-              <w:t xml:space="preserve"> </w:t>
-            </w:r>
-            <w:r>
-              <w:rPr>
-                <w:rStyle w:val="VerbatimChar"/>
-              </w:rPr>
-              <w:t xml:space="preserve">roles/aiplatform.user</w:t>
+              <w:t xml:space="preserve">Under an hour</w:t>
             </w:r>
           </w:p>
         </w:tc>
@@ -566,11 +647,7 @@
               <w:pStyle w:val="Compact"/>
             </w:pPr>
             <w:r>
-              <w:rPr>
-                <w:b/>
-                <w:bCs/>
-              </w:rPr>
-              <w:t xml:space="preserve">May we enable Anthropic models in Vertex AI Model Garden?</w:t>
+              <w:t xml:space="preserve">§4–7 GCP prerequisites, WIF, variables</w:t>
             </w:r>
           </w:p>
         </w:tc>
@@ -581,27 +658,7 @@
               <w:pStyle w:val="Compact"/>
             </w:pPr>
             <w:r>
-              <w:t xml:space="preserve">It is how the interview model runs without a third-party API key</w:t>
-            </w:r>
-          </w:p>
-        </w:tc>
-        <w:tc>
-          <w:tcPr/>
-          <w:p>
-            <w:pPr>
-              <w:pStyle w:val="Compact"/>
-            </w:pPr>
-            <w:r>
-              <w:t xml:space="preserve">Stay on the direct Anthropic API, which needs a commercial agreement and egress to</w:t>
-            </w:r>
-            <w:r>
-              <w:t xml:space="preserve"> </w:t>
-            </w:r>
-            <w:r>
-              <w:rPr>
-                <w:rStyle w:val="VerbatimChar"/>
-              </w:rPr>
-              <w:t xml:space="preserve">api.anthropic.com</w:t>
+              <w:t xml:space="preserve">Half a day, most of it authentication</w:t>
             </w:r>
           </w:p>
         </w:tc>
@@ -614,40 +671,7 @@
               <w:pStyle w:val="Compact"/>
             </w:pPr>
             <w:r>
-              <w:rPr>
-                <w:b/>
-                <w:bCs/>
-              </w:rPr>
-              <w:t xml:space="preserve">Is</w:t>
-            </w:r>
-            <w:r>
-              <w:rPr>
-                <w:b/>
-                <w:bCs/>
-              </w:rPr>
-              <w:t xml:space="preserve"> </w:t>
-            </w:r>
-            <w:r>
-              <w:rPr>
-                <w:rStyle w:val="VerbatimChar"/>
-                <w:b/>
-                <w:bCs/>
-              </w:rPr>
-              <w:t xml:space="preserve">europe-west1</w:t>
-            </w:r>
-            <w:r>
-              <w:rPr>
-                <w:b/>
-                <w:bCs/>
-              </w:rPr>
-              <w:t xml:space="preserve"> </w:t>
-            </w:r>
-            <w:r>
-              <w:rPr>
-                <w:b/>
-                <w:bCs/>
-              </w:rPr>
-              <w:t xml:space="preserve">acceptable for interview content?</w:t>
+              <w:t xml:space="preserve">§8–10 first pipeline, first deploy</w:t>
             </w:r>
           </w:p>
         </w:tc>
@@ -658,16 +682,20 @@
               <w:pStyle w:val="Compact"/>
             </w:pPr>
             <w:r>
-              <w:rPr>
-                <w:rStyle w:val="VerbatimChar"/>
-              </w:rPr>
-              <w:t xml:space="preserve">europe-west2</w:t>
-            </w:r>
-            <w:r>
-              <w:t xml:space="preserve"> </w:t>
-            </w:r>
-            <w:r>
-              <w:t xml:space="preserve">serves no Anthropic model, so Claude on Vertex means EU rather than UK</w:t>
+              <w:t xml:space="preserve">An hour, plus ~15 min of Cloud SQL</w:t>
+            </w:r>
+          </w:p>
+        </w:tc>
+      </w:tr>
+      <w:tr>
+        <w:tc>
+          <w:tcPr/>
+          <w:p>
+            <w:pPr>
+              <w:pStyle w:val="Compact"/>
+            </w:pPr>
+            <w:r>
+              <w:t xml:space="preserve">§11–13 secrets, accounts, proving it</w:t>
             </w:r>
           </w:p>
         </w:tc>
@@ -678,7 +706,7 @@
               <w:pStyle w:val="Compact"/>
             </w:pPr>
             <w:r>
-              <w:t xml:space="preserve">Either accept EU, or stay on the direct API — which is neither UK nor inside GCP, so it is not the safer option it sounds like</w:t>
+              <w:t xml:space="preserve">An hour</w:t>
             </w:r>
           </w:p>
         </w:tc>
@@ -689,6 +717,581 @@
         <w:pStyle w:val="BodyText"/>
       </w:pPr>
       <w:r>
+        <w:t xml:space="preserve">The elapsed time is dominated by §0, not by the work.</w:t>
+      </w:r>
+    </w:p>
+    <w:p>
+      <w:r>
+        <w:pict>
+          <v:rect style="width:0;height:1.5pt" o:hralign="center" o:hrstd="t" o:hr="t"/>
+        </w:pict>
+      </w:r>
+    </w:p>
+    <w:bookmarkEnd w:id="10"/>
+    <w:bookmarkEnd w:id="11"/>
+    <w:bookmarkStart w:id="12" w:name="what-to-ask-vmo2-first"/>
+    <w:p>
+      <w:pPr>
+        <w:pStyle w:val="Heading2"/>
+      </w:pPr>
+      <w:r>
+        <w:t xml:space="preserve">0 · What to ask VMO2 first</w:t>
+      </w:r>
+    </w:p>
+    <w:p>
+      <w:pPr>
+        <w:pStyle w:val="FirstParagraph"/>
+      </w:pPr>
+      <w:r>
+        <w:t xml:space="preserve">None of this is work. It is five questions, and the answers change the shape of</w:t>
+      </w:r>
+      <w:r>
+        <w:t xml:space="preserve"> </w:t>
+      </w:r>
+      <w:r>
+        <w:t xml:space="preserve">what follows. Ask them all in one message, on the same day you start.</w:t>
+      </w:r>
+    </w:p>
+    <w:tbl>
+      <w:tblPr>
+        <w:tblStyle w:val="Table"/>
+        <w:tblW w:type="pct" w:w="5000"/>
+        <w:tblLayout w:type="fixed"/>
+        <w:tblLook w:firstRow="1" w:lastRow="0" w:firstColumn="0" w:lastColumn="0" w:noHBand="0" w:noVBand="0" w:val="0020"/>
+      </w:tblPr>
+      <w:tblGrid>
+        <w:gridCol w:w="2640"/>
+        <w:gridCol w:w="2640"/>
+        <w:gridCol w:w="2640"/>
+      </w:tblGrid>
+      <w:tr>
+        <w:trPr>
+          <w:tblHeader w:val="on"/>
+        </w:trPr>
+        <w:tc>
+          <w:tcPr/>
+          <w:p>
+            <w:pPr>
+              <w:pStyle w:val="Compact"/>
+            </w:pPr>
+            <w:r>
+              <w:t xml:space="preserve">Question</w:t>
+            </w:r>
+          </w:p>
+        </w:tc>
+        <w:tc>
+          <w:tcPr/>
+          <w:p>
+            <w:pPr>
+              <w:pStyle w:val="Compact"/>
+            </w:pPr>
+            <w:r>
+              <w:t xml:space="preserve">Why it matters</w:t>
+            </w:r>
+          </w:p>
+        </w:tc>
+        <w:tc>
+          <w:tcPr/>
+          <w:p>
+            <w:pPr>
+              <w:pStyle w:val="Compact"/>
+            </w:pPr>
+            <w:r>
+              <w:t xml:space="preserve">If the answer is not the easy one</w:t>
+            </w:r>
+          </w:p>
+        </w:tc>
+      </w:tr>
+      <w:tr>
+        <w:tc>
+          <w:tcPr/>
+          <w:p>
+            <w:pPr>
+              <w:pStyle w:val="Compact"/>
+            </w:pPr>
+            <w:r>
+              <w:rPr>
+                <w:b/>
+                <w:bCs/>
+              </w:rPr>
+              <w:t xml:space="preserve">Will you permit Workload Identity Federation from GitLab to GCP?</w:t>
+            </w:r>
+          </w:p>
+        </w:tc>
+        <w:tc>
+          <w:tcPr/>
+          <w:p>
+            <w:pPr>
+              <w:pStyle w:val="Compact"/>
+            </w:pPr>
+            <w:r>
+              <w:t xml:space="preserve">It is how the pipeline authenticates without a permanent key</w:t>
+            </w:r>
+          </w:p>
+        </w:tc>
+        <w:tc>
+          <w:tcPr/>
+          <w:p>
+            <w:pPr>
+              <w:pStyle w:val="Compact"/>
+            </w:pPr>
+            <w:r>
+              <w:t xml:space="preserve">The fallback is a service account JSON key in a CI variable. Most security teams refuse it. If they do, WIF is not optional and you wait for it</w:t>
+            </w:r>
+          </w:p>
+        </w:tc>
+      </w:tr>
+      <w:tr>
+        <w:tc>
+          <w:tcPr/>
+          <w:p>
+            <w:pPr>
+              <w:pStyle w:val="Compact"/>
+            </w:pPr>
+            <w:r>
+              <w:rPr>
+                <w:b/>
+                <w:bCs/>
+              </w:rPr>
+              <w:t xml:space="preserve">Will you permit an</w:t>
+            </w:r>
+            <w:r>
+              <w:rPr>
+                <w:b/>
+                <w:bCs/>
+              </w:rPr>
+              <w:t xml:space="preserve"> </w:t>
+            </w:r>
+            <w:r>
+              <w:rPr>
+                <w:rStyle w:val="VerbatimChar"/>
+                <w:b/>
+                <w:bCs/>
+              </w:rPr>
+              <w:t xml:space="preserve">allUsers</w:t>
+            </w:r>
+            <w:r>
+              <w:rPr>
+                <w:b/>
+                <w:bCs/>
+              </w:rPr>
+              <w:t xml:space="preserve"> </w:t>
+            </w:r>
+            <w:r>
+              <w:rPr>
+                <w:b/>
+                <w:bCs/>
+              </w:rPr>
+              <w:t xml:space="preserve">invoker binding on Cloud Run?</w:t>
+            </w:r>
+          </w:p>
+        </w:tc>
+        <w:tc>
+          <w:tcPr/>
+          <w:p>
+            <w:pPr>
+              <w:pStyle w:val="Compact"/>
+            </w:pPr>
+            <w:r>
+              <w:t xml:space="preserve">Informants open a tokenised link with no Google account</w:t>
+            </w:r>
+          </w:p>
+        </w:tc>
+        <w:tc>
+          <w:tcPr/>
+          <w:p>
+            <w:pPr>
+              <w:pStyle w:val="Compact"/>
+            </w:pPr>
+            <w:r>
+              <w:rPr>
+                <w:rStyle w:val="VerbatimChar"/>
+              </w:rPr>
+              <w:t xml:space="preserve">allow_public_access = false</w:t>
+            </w:r>
+            <w:r>
+              <w:t xml:space="preserve">, plus a load balancer with IAP in front. That removes the</w:t>
+            </w:r>
+            <w:r>
+              <w:t xml:space="preserve"> </w:t>
+            </w:r>
+            <w:r>
+              <w:t xml:space="preserve">“no account, no training”</w:t>
+            </w:r>
+            <w:r>
+              <w:t xml:space="preserve"> </w:t>
+            </w:r>
+            <w:r>
+              <w:t xml:space="preserve">property the interview face was built on. It is a design change, not a flag</w:t>
+            </w:r>
+          </w:p>
+        </w:tc>
+      </w:tr>
+      <w:tr>
+        <w:tc>
+          <w:tcPr/>
+          <w:p>
+            <w:pPr>
+              <w:pStyle w:val="Compact"/>
+            </w:pPr>
+            <w:r>
+              <w:rPr>
+                <w:b/>
+                <w:bCs/>
+              </w:rPr>
+              <w:t xml:space="preserve">Does the project have its own VPC, or is it on a Shared VPC?</w:t>
+            </w:r>
+          </w:p>
+        </w:tc>
+        <w:tc>
+          <w:tcPr/>
+          <w:p>
+            <w:pPr>
+              <w:pStyle w:val="Compact"/>
+            </w:pPr>
+            <w:r>
+              <w:t xml:space="preserve">Cloud SQL needs private services access</w:t>
+            </w:r>
+          </w:p>
+        </w:tc>
+        <w:tc>
+          <w:tcPr/>
+          <w:p>
+            <w:pPr>
+              <w:pStyle w:val="Compact"/>
+            </w:pPr>
+            <w:r>
+              <w:t xml:space="preserve">Shared VPC: set</w:t>
+            </w:r>
+            <w:r>
+              <w:t xml:space="preserve"> </w:t>
+            </w:r>
+            <w:r>
+              <w:rPr>
+                <w:rStyle w:val="VerbatimChar"/>
+              </w:rPr>
+              <w:t xml:space="preserve">network</w:t>
+            </w:r>
+            <w:r>
+              <w:t xml:space="preserve">,</w:t>
+            </w:r>
+            <w:r>
+              <w:t xml:space="preserve"> </w:t>
+            </w:r>
+            <w:r>
+              <w:rPr>
+                <w:rStyle w:val="VerbatimChar"/>
+              </w:rPr>
+              <w:t xml:space="preserve">subnetwork</w:t>
+            </w:r>
+            <w:r>
+              <w:t xml:space="preserve">,</w:t>
+            </w:r>
+            <w:r>
+              <w:t xml:space="preserve"> </w:t>
+            </w:r>
+            <w:r>
+              <w:rPr>
+                <w:rStyle w:val="VerbatimChar"/>
+              </w:rPr>
+              <w:t xml:space="preserve">network_project_id</w:t>
+            </w:r>
+            <w:r>
+              <w:t xml:space="preserve">,</w:t>
+            </w:r>
+            <w:r>
+              <w:t xml:space="preserve"> </w:t>
+            </w:r>
+            <w:r>
+              <w:rPr>
+                <w:rStyle w:val="VerbatimChar"/>
+              </w:rPr>
+              <w:t xml:space="preserve">manage_private_services_access = false</w:t>
+            </w:r>
+            <w:r>
+              <w:t xml:space="preserve"> </w:t>
+            </w:r>
+            <w:r>
+              <w:t xml:space="preserve">—</w:t>
+            </w:r>
+            <w:r>
+              <w:t xml:space="preserve"> </w:t>
+            </w:r>
+            <w:r>
+              <w:rPr>
+                <w:b/>
+                <w:bCs/>
+              </w:rPr>
+              <w:t xml:space="preserve">and they must grant</w:t>
+            </w:r>
+            <w:r>
+              <w:rPr>
+                <w:b/>
+                <w:bCs/>
+              </w:rPr>
+              <w:t xml:space="preserve"> </w:t>
+            </w:r>
+            <w:r>
+              <w:rPr>
+                <w:rStyle w:val="VerbatimChar"/>
+                <w:b/>
+                <w:bCs/>
+              </w:rPr>
+              <w:t xml:space="preserve">roles/compute.networkUser</w:t>
+            </w:r>
+            <w:r>
+              <w:rPr>
+                <w:b/>
+                <w:bCs/>
+              </w:rPr>
+              <w:t xml:space="preserve"> </w:t>
+            </w:r>
+            <w:r>
+              <w:rPr>
+                <w:b/>
+                <w:bCs/>
+              </w:rPr>
+              <w:t xml:space="preserve">on the subnet.</w:t>
+            </w:r>
+            <w:r>
+              <w:t xml:space="preserve"> </w:t>
+            </w:r>
+            <w:r>
+              <w:t xml:space="preserve">Their action, not yours</w:t>
+            </w:r>
+          </w:p>
+        </w:tc>
+      </w:tr>
+      <w:tr>
+        <w:tc>
+          <w:tcPr/>
+          <w:p>
+            <w:pPr>
+              <w:pStyle w:val="Compact"/>
+            </w:pPr>
+            <w:r>
+              <w:rPr>
+                <w:b/>
+                <w:bCs/>
+              </w:rPr>
+              <w:t xml:space="preserve">May the deploying identity enable APIs?</w:t>
+            </w:r>
+          </w:p>
+        </w:tc>
+        <w:tc>
+          <w:tcPr/>
+          <w:p>
+            <w:pPr>
+              <w:pStyle w:val="Compact"/>
+            </w:pPr>
+            <w:r>
+              <w:t xml:space="preserve">Terraform enables eleven</w:t>
+            </w:r>
+          </w:p>
+        </w:tc>
+        <w:tc>
+          <w:tcPr/>
+          <w:p>
+            <w:pPr>
+              <w:pStyle w:val="Compact"/>
+            </w:pPr>
+            <w:r>
+              <w:rPr>
+                <w:rStyle w:val="VerbatimChar"/>
+              </w:rPr>
+              <w:t xml:space="preserve">manage_apis = false</w:t>
+            </w:r>
+            <w:r>
+              <w:t xml:space="preserve">, and they enable them centrally first</w:t>
+            </w:r>
+          </w:p>
+        </w:tc>
+      </w:tr>
+      <w:tr>
+        <w:tc>
+          <w:tcPr/>
+          <w:p>
+            <w:pPr>
+              <w:pStyle w:val="Compact"/>
+            </w:pPr>
+            <w:r>
+              <w:rPr>
+                <w:b/>
+                <w:bCs/>
+              </w:rPr>
+              <w:t xml:space="preserve">Are custom IAM roles permitted?</w:t>
+            </w:r>
+          </w:p>
+        </w:tc>
+        <w:tc>
+          <w:tcPr/>
+          <w:p>
+            <w:pPr>
+              <w:pStyle w:val="Compact"/>
+            </w:pPr>
+            <w:r>
+              <w:t xml:space="preserve">Vertex runs under a custom least-privilege role</w:t>
+            </w:r>
+          </w:p>
+        </w:tc>
+        <w:tc>
+          <w:tcPr/>
+          <w:p>
+            <w:pPr>
+              <w:pStyle w:val="Compact"/>
+            </w:pPr>
+            <w:r>
+              <w:rPr>
+                <w:rStyle w:val="VerbatimChar"/>
+              </w:rPr>
+              <w:t xml:space="preserve">vertex_least_privilege = false</w:t>
+            </w:r>
+            <w:r>
+              <w:t xml:space="preserve">, falling back to</w:t>
+            </w:r>
+            <w:r>
+              <w:t xml:space="preserve"> </w:t>
+            </w:r>
+            <w:r>
+              <w:rPr>
+                <w:rStyle w:val="VerbatimChar"/>
+              </w:rPr>
+              <w:t xml:space="preserve">roles/aiplatform.user</w:t>
+            </w:r>
+          </w:p>
+        </w:tc>
+      </w:tr>
+      <w:tr>
+        <w:tc>
+          <w:tcPr/>
+          <w:p>
+            <w:pPr>
+              <w:pStyle w:val="Compact"/>
+            </w:pPr>
+            <w:r>
+              <w:rPr>
+                <w:b/>
+                <w:bCs/>
+              </w:rPr>
+              <w:t xml:space="preserve">May we enable Anthropic models in Vertex AI Model Garden?</w:t>
+            </w:r>
+          </w:p>
+        </w:tc>
+        <w:tc>
+          <w:tcPr/>
+          <w:p>
+            <w:pPr>
+              <w:pStyle w:val="Compact"/>
+            </w:pPr>
+            <w:r>
+              <w:t xml:space="preserve">It is how the interview model runs without a third-party API key</w:t>
+            </w:r>
+          </w:p>
+        </w:tc>
+        <w:tc>
+          <w:tcPr/>
+          <w:p>
+            <w:pPr>
+              <w:pStyle w:val="Compact"/>
+            </w:pPr>
+            <w:r>
+              <w:t xml:space="preserve">Stay on the direct Anthropic API, which needs a commercial agreement and egress to</w:t>
+            </w:r>
+            <w:r>
+              <w:t xml:space="preserve"> </w:t>
+            </w:r>
+            <w:r>
+              <w:rPr>
+                <w:rStyle w:val="VerbatimChar"/>
+              </w:rPr>
+              <w:t xml:space="preserve">api.anthropic.com</w:t>
+            </w:r>
+          </w:p>
+        </w:tc>
+      </w:tr>
+      <w:tr>
+        <w:tc>
+          <w:tcPr/>
+          <w:p>
+            <w:pPr>
+              <w:pStyle w:val="Compact"/>
+            </w:pPr>
+            <w:r>
+              <w:rPr>
+                <w:b/>
+                <w:bCs/>
+              </w:rPr>
+              <w:t xml:space="preserve">Is</w:t>
+            </w:r>
+            <w:r>
+              <w:rPr>
+                <w:b/>
+                <w:bCs/>
+              </w:rPr>
+              <w:t xml:space="preserve"> </w:t>
+            </w:r>
+            <w:r>
+              <w:rPr>
+                <w:rStyle w:val="VerbatimChar"/>
+                <w:b/>
+                <w:bCs/>
+              </w:rPr>
+              <w:t xml:space="preserve">europe-west1</w:t>
+            </w:r>
+            <w:r>
+              <w:rPr>
+                <w:b/>
+                <w:bCs/>
+              </w:rPr>
+              <w:t xml:space="preserve"> </w:t>
+            </w:r>
+            <w:r>
+              <w:rPr>
+                <w:b/>
+                <w:bCs/>
+              </w:rPr>
+              <w:t xml:space="preserve">acceptable for interview content?</w:t>
+            </w:r>
+          </w:p>
+        </w:tc>
+        <w:tc>
+          <w:tcPr/>
+          <w:p>
+            <w:pPr>
+              <w:pStyle w:val="Compact"/>
+            </w:pPr>
+            <w:r>
+              <w:rPr>
+                <w:rStyle w:val="VerbatimChar"/>
+              </w:rPr>
+              <w:t xml:space="preserve">europe-west2</w:t>
+            </w:r>
+            <w:r>
+              <w:t xml:space="preserve"> </w:t>
+            </w:r>
+            <w:r>
+              <w:t xml:space="preserve">serves no Anthropic model, so Claude on Vertex means EU rather than UK</w:t>
+            </w:r>
+          </w:p>
+        </w:tc>
+        <w:tc>
+          <w:tcPr/>
+          <w:p>
+            <w:pPr>
+              <w:pStyle w:val="Compact"/>
+            </w:pPr>
+            <w:r>
+              <w:t xml:space="preserve">Either accept EU, or stay on the direct API — which is neither UK nor inside GCP, so it is not the safer option it sounds like</w:t>
+            </w:r>
+          </w:p>
+        </w:tc>
+      </w:tr>
+    </w:tbl>
+    <w:p>
+      <w:pPr>
+        <w:pStyle w:val="BodyText"/>
+      </w:pPr>
+      <w:r>
         <w:t xml:space="preserve">Also settle two things internally:</w:t>
       </w:r>
     </w:p>
@@ -795,8 +1398,8 @@
         </w:pict>
       </w:r>
     </w:p>
-    <w:bookmarkEnd w:id="9"/>
-    <w:bookmarkStart w:id="14" w:name="make-the-archive"/>
+    <w:bookmarkEnd w:id="12"/>
+    <w:bookmarkStart w:id="17" w:name="make-the-archive"/>
     <w:p>
       <w:pPr>
         <w:pStyle w:val="Heading2"/>
@@ -813,7 +1416,7 @@
         <w:t xml:space="preserve">On your personal machine, in the project folder.</w:t>
       </w:r>
     </w:p>
-    <w:bookmarkStart w:id="10" w:name="what-must-not-travel"/>
+    <w:bookmarkStart w:id="13" w:name="what-must-not-travel"/>
     <w:p>
       <w:pPr>
         <w:pStyle w:val="Heading3"/>
@@ -1012,8 +1615,8 @@
         <w:t xml:space="preserve">That is the argument for the command below over anything that copies a folder.</w:t>
       </w:r>
     </w:p>
-    <w:bookmarkEnd w:id="10"/>
-    <w:bookmarkStart w:id="11" w:name="the-command"/>
+    <w:bookmarkEnd w:id="13"/>
+    <w:bookmarkStart w:id="14" w:name="the-command"/>
     <w:p>
       <w:pPr>
         <w:pStyle w:val="Heading3"/>
@@ -1068,8 +1671,8 @@
         <w:t xml:space="preserve">One file, about 34 MB, containing the full history and nothing else.</w:t>
       </w:r>
     </w:p>
-    <w:bookmarkEnd w:id="11"/>
-    <w:bookmarkStart w:id="12" w:name="why-a-bundle-and-not-a-zip"/>
+    <w:bookmarkEnd w:id="14"/>
+    <w:bookmarkStart w:id="15" w:name="why-a-bundle-and-not-a-zip"/>
     <w:p>
       <w:pPr>
         <w:pStyle w:val="Heading3"/>
@@ -1249,8 +1852,8 @@
         <w:t xml:space="preserve">rather not carry commits across.</w:t>
       </w:r>
     </w:p>
-    <w:bookmarkEnd w:id="12"/>
-    <w:bookmarkStart w:id="13" w:name="verify-it-before-it-leaves-the-machine"/>
+    <w:bookmarkEnd w:id="15"/>
+    <w:bookmarkStart w:id="16" w:name="verify-it-before-it-leaves-the-machine"/>
     <w:p>
       <w:pPr>
         <w:pStyle w:val="Heading3"/>
@@ -1954,9 +2557,9 @@
         </w:pict>
       </w:r>
     </w:p>
-    <w:bookmarkEnd w:id="13"/>
-    <w:bookmarkEnd w:id="14"/>
-    <w:bookmarkStart w:id="15" w:name="on-the-official-machine"/>
+    <w:bookmarkEnd w:id="16"/>
+    <w:bookmarkEnd w:id="17"/>
+    <w:bookmarkStart w:id="18" w:name="on-the-official-machine"/>
     <w:p>
       <w:pPr>
         <w:pStyle w:val="Heading2"/>
@@ -2183,8 +2786,8 @@
         </w:pict>
       </w:r>
     </w:p>
-    <w:bookmarkEnd w:id="15"/>
-    <w:bookmarkStart w:id="16" w:name="create-the-gitlab-project-and-push"/>
+    <w:bookmarkEnd w:id="18"/>
+    <w:bookmarkStart w:id="19" w:name="create-the-gitlab-project-and-push"/>
     <w:p>
       <w:pPr>
         <w:pStyle w:val="Heading2"/>
@@ -2562,8 +3165,8 @@
         </w:pict>
       </w:r>
     </w:p>
-    <w:bookmarkEnd w:id="16"/>
-    <w:bookmarkStart w:id="19" w:name="gcp-prerequisites"/>
+    <w:bookmarkEnd w:id="19"/>
+    <w:bookmarkStart w:id="22" w:name="gcp-prerequisites"/>
     <w:p>
       <w:pPr>
         <w:pStyle w:val="Heading2"/>
@@ -2731,7 +3334,7 @@
         <w:t xml:space="preserve">$PROJECT</w:t>
       </w:r>
     </w:p>
-    <w:bookmarkStart w:id="17" w:name="state-bucket"/>
+    <w:bookmarkStart w:id="20" w:name="state-bucket"/>
     <w:p>
       <w:pPr>
         <w:pStyle w:val="Heading3"/>
@@ -2846,8 +3449,8 @@
         <w:t xml:space="preserve">command.</w:t>
       </w:r>
     </w:p>
-    <w:bookmarkEnd w:id="17"/>
-    <w:bookmarkStart w:id="18" w:name="the-deploy-identity"/>
+    <w:bookmarkEnd w:id="20"/>
+    <w:bookmarkStart w:id="21" w:name="the-deploy-identity"/>
     <w:p>
       <w:pPr>
         <w:pStyle w:val="Heading3"/>
@@ -3326,9 +3929,9 @@
         </w:pict>
       </w:r>
     </w:p>
-    <w:bookmarkEnd w:id="18"/>
-    <w:bookmarkEnd w:id="19"/>
-    <w:bookmarkStart w:id="23" w:name="workload-identity-federation"/>
+    <w:bookmarkEnd w:id="21"/>
+    <w:bookmarkEnd w:id="22"/>
+    <w:bookmarkStart w:id="26" w:name="workload-identity-federation"/>
     <w:p>
       <w:pPr>
         <w:pStyle w:val="Heading2"/>
@@ -3351,7 +3954,7 @@
         <w:t xml:space="preserve">to 5.3.</w:t>
       </w:r>
     </w:p>
-    <w:bookmarkStart w:id="20" w:name="pool-and-provider"/>
+    <w:bookmarkStart w:id="23" w:name="pool-and-provider"/>
     <w:p>
       <w:pPr>
         <w:pStyle w:val="Heading3"/>
@@ -3731,8 +4334,8 @@
         <w:t xml:space="preserve">that GitLab instance can assume this identity. Do not omit it, and make it exact.</w:t>
       </w:r>
     </w:p>
-    <w:bookmarkEnd w:id="20"/>
-    <w:bookmarkStart w:id="21" w:name="X973b2907279bbe0c6dc72ccc7a6646f2544cd55"/>
+    <w:bookmarkEnd w:id="23"/>
+    <w:bookmarkStart w:id="24" w:name="X973b2907279bbe0c6dc72ccc7a6646f2544cd55"/>
     <w:p>
       <w:pPr>
         <w:pStyle w:val="Heading3"/>
@@ -3955,8 +4558,8 @@
         <w:t xml:space="preserve">so only the default branch may deploy.</w:t>
       </w:r>
     </w:p>
-    <w:bookmarkEnd w:id="21"/>
-    <w:bookmarkStart w:id="22" w:name="if-wif-was-refused"/>
+    <w:bookmarkEnd w:id="24"/>
+    <w:bookmarkStart w:id="25" w:name="if-wif-was-refused"/>
     <w:p>
       <w:pPr>
         <w:pStyle w:val="Heading3"/>
@@ -4104,9 +4707,9 @@
         </w:pict>
       </w:r>
     </w:p>
-    <w:bookmarkEnd w:id="22"/>
-    <w:bookmarkEnd w:id="23"/>
-    <w:bookmarkStart w:id="24" w:name="gitlab-cicd-variables"/>
+    <w:bookmarkEnd w:id="25"/>
+    <w:bookmarkEnd w:id="26"/>
+    <w:bookmarkStart w:id="27" w:name="gitlab-cicd-variables"/>
     <w:p>
       <w:pPr>
         <w:pStyle w:val="Heading2"/>
@@ -4517,8 +5120,8 @@
         </w:pict>
       </w:r>
     </w:p>
-    <w:bookmarkEnd w:id="24"/>
-    <w:bookmarkStart w:id="25" w:name="the-environment-file"/>
+    <w:bookmarkEnd w:id="27"/>
+    <w:bookmarkStart w:id="28" w:name="the-environment-file"/>
     <w:p>
       <w:pPr>
         <w:pStyle w:val="Heading2"/>
@@ -4908,8 +5511,8 @@
         </w:pict>
       </w:r>
     </w:p>
-    <w:bookmarkEnd w:id="25"/>
-    <w:bookmarkStart w:id="26" w:name="first-pipeline-run-verify-only"/>
+    <w:bookmarkEnd w:id="28"/>
+    <w:bookmarkStart w:id="29" w:name="first-pipeline-run-verify-only"/>
     <w:p>
       <w:pPr>
         <w:pStyle w:val="Heading2"/>
@@ -5037,8 +5640,8 @@
         </w:pict>
       </w:r>
     </w:p>
-    <w:bookmarkEnd w:id="26"/>
-    <w:bookmarkStart w:id="27" w:name="the-registry-once-by-hand"/>
+    <w:bookmarkEnd w:id="29"/>
+    <w:bookmarkStart w:id="30" w:name="the-registry-once-by-hand"/>
     <w:p>
       <w:pPr>
         <w:pStyle w:val="Heading2"/>
@@ -5529,8 +6132,8 @@
         </w:pict>
       </w:r>
     </w:p>
-    <w:bookmarkEnd w:id="27"/>
-    <w:bookmarkStart w:id="28" w:name="first-deployment"/>
+    <w:bookmarkEnd w:id="30"/>
+    <w:bookmarkStart w:id="31" w:name="first-deployment"/>
     <w:p>
       <w:pPr>
         <w:pStyle w:val="Heading2"/>
@@ -5730,8 +6333,8 @@
         </w:pict>
       </w:r>
     </w:p>
-    <w:bookmarkEnd w:id="28"/>
-    <w:bookmarkStart w:id="30" w:name="the-two-secrets-terraform-never-holds"/>
+    <w:bookmarkEnd w:id="31"/>
+    <w:bookmarkStart w:id="33" w:name="the-two-secrets-terraform-never-holds"/>
     <w:p>
       <w:pPr>
         <w:pStyle w:val="Heading2"/>
@@ -6046,7 +6649,7 @@
         </w:pict>
       </w:r>
     </w:p>
-    <w:bookmarkStart w:id="29" w:name="choosing-where-the-interview-model-runs"/>
+    <w:bookmarkStart w:id="32" w:name="choosing-where-the-interview-model-runs"/>
     <w:p>
       <w:pPr>
         <w:pStyle w:val="Heading3"/>
@@ -6541,9 +7144,9 @@
         <w:t xml:space="preserve">Rolling back is the same three lines in reverse, plus putting the key back.</w:t>
       </w:r>
     </w:p>
-    <w:bookmarkEnd w:id="29"/>
-    <w:bookmarkEnd w:id="30"/>
-    <w:bookmarkStart w:id="31" w:name="console-accounts"/>
+    <w:bookmarkEnd w:id="32"/>
+    <w:bookmarkEnd w:id="33"/>
+    <w:bookmarkStart w:id="34" w:name="console-accounts"/>
     <w:p>
       <w:pPr>
         <w:pStyle w:val="Heading2"/>
@@ -6793,8 +7396,8 @@
         </w:pict>
       </w:r>
     </w:p>
-    <w:bookmarkEnd w:id="31"/>
-    <w:bookmarkStart w:id="32" w:name="prove-it-works"/>
+    <w:bookmarkEnd w:id="34"/>
+    <w:bookmarkStart w:id="35" w:name="prove-it-works"/>
     <w:p>
       <w:pPr>
         <w:pStyle w:val="Heading2"/>
@@ -7562,8 +8165,8 @@
         </w:pict>
       </w:r>
     </w:p>
-    <w:bookmarkEnd w:id="32"/>
-    <w:bookmarkStart w:id="33" w:name="running-the-pilot"/>
+    <w:bookmarkEnd w:id="35"/>
+    <w:bookmarkStart w:id="36" w:name="running-the-pilot"/>
     <w:p>
       <w:pPr>
         <w:pStyle w:val="Heading2"/>
@@ -7703,8 +8306,8 @@
         </w:pict>
       </w:r>
     </w:p>
-    <w:bookmarkEnd w:id="33"/>
-    <w:bookmarkStart w:id="35" w:name="when-something-goes-wrong"/>
+    <w:bookmarkEnd w:id="36"/>
+    <w:bookmarkStart w:id="38" w:name="when-something-goes-wrong"/>
     <w:p>
       <w:pPr>
         <w:pStyle w:val="Heading2"/>
@@ -8341,7 +8944,7 @@
         </w:tc>
       </w:tr>
     </w:tbl>
-    <w:bookmarkStart w:id="34" w:name="rolling-back-a-bad-deployment"/>
+    <w:bookmarkStart w:id="37" w:name="rolling-back-a-bad-deployment"/>
     <w:p>
       <w:pPr>
         <w:pStyle w:val="Heading3"/>
@@ -8465,9 +9068,9 @@
         </w:pict>
       </w:r>
     </w:p>
-    <w:bookmarkEnd w:id="34"/>
-    <w:bookmarkEnd w:id="35"/>
-    <w:bookmarkStart w:id="36" w:name="what-is-not-proven"/>
+    <w:bookmarkEnd w:id="37"/>
+    <w:bookmarkEnd w:id="38"/>
+    <w:bookmarkStart w:id="39" w:name="what-is-not-proven"/>
     <w:p>
       <w:pPr>
         <w:pStyle w:val="Heading2"/>
@@ -8673,8 +9276,8 @@
         </w:pict>
       </w:r>
     </w:p>
-    <w:bookmarkEnd w:id="36"/>
-    <w:bookmarkStart w:id="37" w:name="appendix-a-what-the-pipeline-does"/>
+    <w:bookmarkEnd w:id="39"/>
+    <w:bookmarkStart w:id="40" w:name="appendix-a-what-the-pipeline-does"/>
     <w:p>
       <w:pPr>
         <w:pStyle w:val="Heading2"/>
@@ -9081,8 +9684,8 @@
         <w:t xml:space="preserve">.</w:t>
       </w:r>
     </w:p>
-    <w:bookmarkEnd w:id="37"/>
-    <w:bookmarkStart w:id="38" w:name="X0ffe2a46fc550a97dc584cef00ec71608a25ca2"/>
+    <w:bookmarkEnd w:id="40"/>
+    <w:bookmarkStart w:id="41" w:name="X0ffe2a46fc550a97dc584cef00ec71608a25ca2"/>
     <w:p>
       <w:pPr>
         <w:pStyle w:val="Heading2"/>
@@ -9575,8 +10178,8 @@
         </w:tc>
       </w:tr>
     </w:tbl>
-    <w:bookmarkEnd w:id="38"/>
-    <w:bookmarkEnd w:id="39"/>
+    <w:bookmarkEnd w:id="41"/>
+    <w:bookmarkEnd w:id="42"/>
     <w:sectPr>
       <w:pgSz w:h="15840" w:w="12240"/>
       <w:pgMar w:bottom="907" w:footer="720" w:gutter="0" w:header="720" w:left="1134" w:right="1134" w:top="1020"/>
